--- a/docs/MODULES/Account.docx
+++ b/docs/MODULES/Account.docx
@@ -65,7 +65,13 @@
         <w:t xml:space="preserve"> </w:t>
       </w:r>
       <w:r>
-        <w:t xml:space="preserve">Implemented for open / search / status / deposit / policies.</w:t>
+        <w:t xml:space="preserve">Implemented for open / search / get-by-id / status / deposit / policies / transaction list API.</w:t>
+      </w:r>
+      <w:r>
+        <w:t xml:space="preserve"> </w:t>
+      </w:r>
+      <w:r>
+        <w:t xml:space="preserve">Deposit now writes a</w:t>
       </w:r>
       <w:r>
         <w:t xml:space="preserve"> </w:t>
@@ -75,13 +81,31 @@
           <w:b/>
           <w:bCs/>
         </w:rPr>
-        <w:t xml:space="preserve">No</w:t>
+        <w:t xml:space="preserve">CREDIT</w:t>
       </w:r>
       <w:r>
         <w:t xml:space="preserve"> </w:t>
       </w:r>
       <w:r>
-        <w:t xml:space="preserve">transaction ledger, withdraw, or transfer.</w:t>
+        <w:t xml:space="preserve">row via</w:t>
+      </w:r>
+      <w:r>
+        <w:t xml:space="preserve"> </w:t>
+      </w:r>
+      <w:r>
+        <w:rPr>
+          <w:rStyle w:val="VerbatimChar"/>
+        </w:rPr>
+        <w:t xml:space="preserve">TransactionService.record</w:t>
+      </w:r>
+      <w:r>
+        <w:t xml:space="preserve">.</w:t>
+      </w:r>
+      <w:r>
+        <w:t xml:space="preserve"> </w:t>
+      </w:r>
+      <w:r>
+        <w:t xml:space="preserve">No withdraw/transfer; transaction list API exists; no ledger UI yet.</w:t>
       </w:r>
     </w:p>
     <w:bookmarkEnd w:id="9"/>
@@ -948,6 +972,184 @@
                 <w:rFonts w:ascii="Calibri" w:hAnsi="Calibri"/>
                 <w:sz w:val="18"/>
               </w:rPr>
+              <w:t xml:space="preserve">GET</w:t>
+            </w:r>
+          </w:p>
+        </w:tc>
+        <w:tc>
+          <w:tcPr>
+            <w:tcMar>
+              <w:top w:w="40" w:type="dxa"/>
+              <w:bottom w:w="40" w:type="dxa"/>
+              <w:left w:w="60" w:type="dxa"/>
+              <w:right w:w="60" w:type="dxa"/>
+            </w:tcMar>
+          </w:tcPr>
+          <w:p>
+            <w:pPr>
+              <w:pStyle w:val="Compact"/>
+              <w:spacing w:before="0" w:after="40" w:line="264" w:lineRule="auto"/>
+              <w:jc w:val="left"/>
+            </w:pPr>
+            <w:r>
+              <w:rPr>
+                <w:rStyle w:val="VerbatimChar"/>
+                <w:rFonts w:ascii="Calibri" w:hAnsi="Calibri"/>
+                <w:sz w:val="18"/>
+              </w:rPr>
+              <w:t xml:space="preserve">/accounts/{accountId}</w:t>
+            </w:r>
+          </w:p>
+        </w:tc>
+        <w:tc>
+          <w:tcPr>
+            <w:tcMar>
+              <w:top w:w="40" w:type="dxa"/>
+              <w:bottom w:w="40" w:type="dxa"/>
+              <w:left w:w="60" w:type="dxa"/>
+              <w:right w:w="60" w:type="dxa"/>
+            </w:tcMar>
+          </w:tcPr>
+          <w:p>
+            <w:pPr>
+              <w:pStyle w:val="Compact"/>
+              <w:spacing w:before="0" w:after="40" w:line="264" w:lineRule="auto"/>
+              <w:jc w:val="left"/>
+            </w:pPr>
+            <w:r>
+              <w:rPr>
+                <w:rFonts w:ascii="Calibri" w:hAnsi="Calibri"/>
+                <w:sz w:val="18"/>
+              </w:rPr>
+              <w:t xml:space="preserve">ADMIN, EMPLOYEE,</w:t>
+            </w:r>
+            <w:r>
+              <w:rPr>
+                <w:rFonts w:ascii="Calibri" w:hAnsi="Calibri"/>
+                <w:sz w:val="18"/>
+              </w:rPr>
+              <w:t xml:space="preserve"> </w:t>
+            </w:r>
+            <w:r>
+              <w:rPr>
+                <w:rFonts w:ascii="Calibri" w:hAnsi="Calibri"/>
+                <w:sz w:val="18"/>
+              </w:rPr>
+              <w:t xml:space="preserve">MANAGER</w:t>
+            </w:r>
+          </w:p>
+        </w:tc>
+      </w:tr>
+      <w:tr>
+        <w:tc>
+          <w:tcPr>
+            <w:tcMar>
+              <w:top w:w="40" w:type="dxa"/>
+              <w:bottom w:w="40" w:type="dxa"/>
+              <w:left w:w="60" w:type="dxa"/>
+              <w:right w:w="60" w:type="dxa"/>
+            </w:tcMar>
+          </w:tcPr>
+          <w:p>
+            <w:pPr>
+              <w:pStyle w:val="Compact"/>
+              <w:spacing w:before="0" w:after="40" w:line="264" w:lineRule="auto"/>
+              <w:jc w:val="left"/>
+            </w:pPr>
+            <w:r>
+              <w:rPr>
+                <w:rFonts w:ascii="Calibri" w:hAnsi="Calibri"/>
+                <w:sz w:val="18"/>
+              </w:rPr>
+              <w:t xml:space="preserve">GET</w:t>
+            </w:r>
+          </w:p>
+        </w:tc>
+        <w:tc>
+          <w:tcPr>
+            <w:tcMar>
+              <w:top w:w="40" w:type="dxa"/>
+              <w:bottom w:w="40" w:type="dxa"/>
+              <w:left w:w="60" w:type="dxa"/>
+              <w:right w:w="60" w:type="dxa"/>
+            </w:tcMar>
+          </w:tcPr>
+          <w:p>
+            <w:pPr>
+              <w:pStyle w:val="Compact"/>
+              <w:spacing w:before="0" w:after="40" w:line="264" w:lineRule="auto"/>
+              <w:jc w:val="left"/>
+            </w:pPr>
+            <w:r>
+              <w:rPr>
+                <w:rStyle w:val="VerbatimChar"/>
+                <w:rFonts w:ascii="Calibri" w:hAnsi="Calibri"/>
+                <w:sz w:val="18"/>
+              </w:rPr>
+              <w:t xml:space="preserve">/accounts/{accountId}/transactions</w:t>
+            </w:r>
+          </w:p>
+        </w:tc>
+        <w:tc>
+          <w:tcPr>
+            <w:tcMar>
+              <w:top w:w="40" w:type="dxa"/>
+              <w:bottom w:w="40" w:type="dxa"/>
+              <w:left w:w="60" w:type="dxa"/>
+              <w:right w:w="60" w:type="dxa"/>
+            </w:tcMar>
+          </w:tcPr>
+          <w:p>
+            <w:pPr>
+              <w:pStyle w:val="Compact"/>
+              <w:spacing w:before="0" w:after="40" w:line="264" w:lineRule="auto"/>
+              <w:jc w:val="left"/>
+            </w:pPr>
+            <w:r>
+              <w:rPr>
+                <w:rFonts w:ascii="Calibri" w:hAnsi="Calibri"/>
+                <w:sz w:val="18"/>
+              </w:rPr>
+              <w:t xml:space="preserve">ADMIN, EMPLOYEE,</w:t>
+            </w:r>
+            <w:r>
+              <w:rPr>
+                <w:rFonts w:ascii="Calibri" w:hAnsi="Calibri"/>
+                <w:sz w:val="18"/>
+              </w:rPr>
+              <w:t xml:space="preserve"> </w:t>
+            </w:r>
+            <w:r>
+              <w:rPr>
+                <w:rFonts w:ascii="Calibri" w:hAnsi="Calibri"/>
+                <w:sz w:val="18"/>
+              </w:rPr>
+              <w:t xml:space="preserve">MANAGER</w:t>
+            </w:r>
+          </w:p>
+        </w:tc>
+      </w:tr>
+      <w:tr>
+        <w:tc>
+          <w:tcPr>
+            <w:tcMar>
+              <w:top w:w="40" w:type="dxa"/>
+              <w:bottom w:w="40" w:type="dxa"/>
+              <w:left w:w="60" w:type="dxa"/>
+              <w:right w:w="60" w:type="dxa"/>
+            </w:tcMar>
+          </w:tcPr>
+          <w:p>
+            <w:pPr>
+              <w:pStyle w:val="Compact"/>
+              <w:spacing w:before="0" w:after="40" w:line="264" w:lineRule="auto"/>
+              <w:jc w:val="left"/>
+            </w:pPr>
+            <w:r>
+              <w:rPr>
+                <w:rFonts w:ascii="Calibri" w:hAnsi="Calibri"/>
+                <w:sz w:val="18"/>
+              </w:rPr>
               <w:t xml:space="preserve">PUT</w:t>
             </w:r>
           </w:p>
@@ -1346,6 +1548,18 @@
         <w:rPr>
           <w:rStyle w:val="VerbatimChar"/>
         </w:rPr>
+        <w:t xml:space="preserve">getAccountById</w:t>
+      </w:r>
+      <w:r>
+        <w:t xml:space="preserve">,</w:t>
+      </w:r>
+      <w:r>
+        <w:t xml:space="preserve"> </w:t>
+      </w:r>
+      <w:r>
+        <w:rPr>
+          <w:rStyle w:val="VerbatimChar"/>
+        </w:rPr>
         <w:t xml:space="preserve">getAccountsByCustomerId</w:t>
       </w:r>
       <w:r>
@@ -1383,6 +1597,18 @@
           <w:rStyle w:val="VerbatimChar"/>
         </w:rPr>
         <w:t xml:space="preserve">searchAccounts</w:t>
+      </w:r>
+      <w:r>
+        <w:t xml:space="preserve">; transactions via</w:t>
+      </w:r>
+      <w:r>
+        <w:t xml:space="preserve"> </w:t>
+      </w:r>
+      <w:r>
+        <w:rPr>
+          <w:rStyle w:val="VerbatimChar"/>
+        </w:rPr>
+        <w:t xml:space="preserve">TransactionService.getByAccountId</w:t>
       </w:r>
     </w:p>
     <w:p>
@@ -2073,7 +2299,34 @@
         <w:t xml:space="preserve">AuditableEntity</w:t>
       </w:r>
       <w:r>
-        <w:t xml:space="preserve">. No immutable audit trail of deposits.</w:t>
+        <w:t xml:space="preserve">. Post-open deposits also write an immutable</w:t>
+      </w:r>
+      <w:r>
+        <w:t xml:space="preserve"> </w:t>
+      </w:r>
+      <w:r>
+        <w:rPr>
+          <w:rStyle w:val="VerbatimChar"/>
+        </w:rPr>
+        <w:t xml:space="preserve">bank_transaction</w:t>
+      </w:r>
+      <w:r>
+        <w:t xml:space="preserve"> </w:t>
+      </w:r>
+      <w:r>
+        <w:t xml:space="preserve">CREDIT via</w:t>
+      </w:r>
+      <w:r>
+        <w:t xml:space="preserve"> </w:t>
+      </w:r>
+      <w:r>
+        <w:rPr>
+          <w:rStyle w:val="VerbatimChar"/>
+        </w:rPr>
+        <w:t xml:space="preserve">TransactionService.record</w:t>
+      </w:r>
+      <w:r>
+        <w:t xml:space="preserve">.</w:t>
       </w:r>
     </w:p>
     <w:bookmarkEnd w:id="29"/>
@@ -2206,7 +2459,7 @@
         <w:jc w:val="left"/>
       </w:pPr>
       <w:r>
-        <w:t xml:space="preserve">Persist ledger rows on every credit/debit</w:t>
+        <w:t xml:space="preserve">Persist ledger on openAccount + withdraw/transfer (deposit CREDIT done)</w:t>
       </w:r>
     </w:p>
     <w:p>
@@ -2892,6 +3145,86 @@
         <w:t xml:space="preserve">Requirement: Change deposit to write a ledger entry</w:t>
       </w:r>
     </w:p>
+    <w:p>
+      <w:pPr>
+        <w:pStyle w:val="FirstParagraph"/>
+        <w:spacing w:after="160" w:line="276" w:lineRule="auto"/>
+        <w:jc w:val="left"/>
+      </w:pPr>
+      <w:r>
+        <w:rPr>
+          <w:b/>
+          <w:bCs/>
+        </w:rPr>
+        <w:t xml:space="preserve">Done (deposit path):</w:t>
+      </w:r>
+      <w:r>
+        <w:t xml:space="preserve"> </w:t>
+      </w:r>
+      <w:r>
+        <w:rPr>
+          <w:rStyle w:val="VerbatimChar"/>
+        </w:rPr>
+        <w:t xml:space="preserve">AccountServiceImpl.deposit()</w:t>
+      </w:r>
+      <w:r>
+        <w:t xml:space="preserve"> </w:t>
+      </w:r>
+      <w:r>
+        <w:t xml:space="preserve">calls</w:t>
+      </w:r>
+      <w:r>
+        <w:t xml:space="preserve"> </w:t>
+      </w:r>
+      <w:r>
+        <w:rPr>
+          <w:rStyle w:val="VerbatimChar"/>
+        </w:rPr>
+        <w:t xml:space="preserve">TransactionService.record(..., CREDIT, ...)</w:t>
+      </w:r>
+      <w:r>
+        <w:t xml:space="preserve"> </w:t>
+      </w:r>
+      <w:r>
+        <w:t xml:space="preserve">after balance</w:t>
+      </w:r>
+      <w:r>
+        <w:t xml:space="preserve"> </w:t>
+      </w:r>
+      <w:r>
+        <w:t xml:space="preserve">update. Still TODO: opening CREDIT on</w:t>
+      </w:r>
+      <w:r>
+        <w:t xml:space="preserve"> </w:t>
+      </w:r>
+      <w:r>
+        <w:rPr>
+          <w:rStyle w:val="VerbatimChar"/>
+        </w:rPr>
+        <w:t xml:space="preserve">openAccount</w:t>
+      </w:r>
+      <w:r>
+        <w:t xml:space="preserve">; withdraw/</w:t>
+      </w:r>
+      <w:r>
+        <w:t xml:space="preserve"> </w:t>
+      </w:r>
+      <w:r>
+        <w:t xml:space="preserve">transfer; ledger UI; dashboard</w:t>
+      </w:r>
+      <w:r>
+        <w:t xml:space="preserve"> </w:t>
+      </w:r>
+      <w:r>
+        <w:rPr>
+          <w:rStyle w:val="VerbatimChar"/>
+        </w:rPr>
+        <w:t xml:space="preserve">todayTransactionCount</w:t>
+      </w:r>
+      <w:r>
+        <w:t xml:space="preserve">.</w:t>
+      </w:r>
+    </w:p>
     <w:tbl>
       <w:tblPr>
         <w:tblStyle w:val="Table"/>
@@ -3012,10 +3345,18 @@
             </w:pPr>
             <w:r>
               <w:rPr>
+                <w:rStyle w:val="VerbatimChar"/>
                 <w:rFonts w:ascii="Calibri" w:hAnsi="Calibri"/>
                 <w:sz w:val="18"/>
               </w:rPr>
-              <w:t xml:space="preserve">New Transaction module +</w:t>
+              <w:t xml:space="preserve">AccountServiceImpl.java</w:t>
+            </w:r>
+            <w:r>
+              <w:rPr>
+                <w:rFonts w:ascii="Calibri" w:hAnsi="Calibri"/>
+                <w:sz w:val="18"/>
+              </w:rPr>
+              <w:t xml:space="preserve">,</w:t>
             </w:r>
             <w:r>
               <w:rPr>
@@ -3030,36 +3371,7 @@
                 <w:rFonts w:ascii="Calibri" w:hAnsi="Calibri"/>
                 <w:sz w:val="18"/>
               </w:rPr>
-              <w:t xml:space="preserve">AccountServiceImpl.deposit</w:t>
-            </w:r>
-            <w:r>
-              <w:rPr>
-                <w:rFonts w:ascii="Calibri" w:hAnsi="Calibri"/>
-                <w:sz w:val="18"/>
-              </w:rPr>
-              <w:t xml:space="preserve"> </w:t>
-            </w:r>
-            <w:r>
-              <w:rPr>
-                <w:rFonts w:ascii="Calibri" w:hAnsi="Calibri"/>
-                <w:sz w:val="18"/>
-              </w:rPr>
-              <w:t xml:space="preserve">/</w:t>
-            </w:r>
-            <w:r>
-              <w:rPr>
-                <w:rFonts w:ascii="Calibri" w:hAnsi="Calibri"/>
-                <w:sz w:val="18"/>
-              </w:rPr>
-              <w:t xml:space="preserve"> </w:t>
-            </w:r>
-            <w:r>
-              <w:rPr>
-                <w:rStyle w:val="VerbatimChar"/>
-                <w:rFonts w:ascii="Calibri" w:hAnsi="Calibri"/>
-                <w:sz w:val="18"/>
-              </w:rPr>
-              <w:t xml:space="preserve">openAccount</w:t>
+              <w:t xml:space="preserve">com/bankone/transaction/**</w:t>
             </w:r>
           </w:p>
         </w:tc>
@@ -3124,7 +3436,7 @@
                 <w:rFonts w:ascii="Calibri" w:hAnsi="Calibri"/>
                 <w:sz w:val="18"/>
               </w:rPr>
-              <w:t xml:space="preserve">must call transaction</w:t>
+              <w:t xml:space="preserve">→</w:t>
             </w:r>
             <w:r>
               <w:rPr>
@@ -3135,24 +3447,11 @@
             </w:r>
             <w:r>
               <w:rPr>
+                <w:rStyle w:val="VerbatimChar"/>
                 <w:rFonts w:ascii="Calibri" w:hAnsi="Calibri"/>
                 <w:sz w:val="18"/>
               </w:rPr>
-              <w:t xml:space="preserve">create after balance update (or</w:t>
-            </w:r>
-            <w:r>
-              <w:rPr>
-                <w:rFonts w:ascii="Calibri" w:hAnsi="Calibri"/>
-                <w:sz w:val="18"/>
-              </w:rPr>
-              <w:t xml:space="preserve"> </w:t>
-            </w:r>
-            <w:r>
-              <w:rPr>
-                <w:rFonts w:ascii="Calibri" w:hAnsi="Calibri"/>
-                <w:sz w:val="18"/>
-              </w:rPr>
-              <w:t xml:space="preserve">same TX)</w:t>
+              <w:t xml:space="preserve">transactionService.record(...)</w:t>
             </w:r>
           </w:p>
         </w:tc>
@@ -3202,29 +3501,7 @@
                 <w:rFonts w:ascii="Calibri" w:hAnsi="Calibri"/>
                 <w:sz w:val="18"/>
               </w:rPr>
-              <w:t xml:space="preserve">Dashboard</w:t>
-            </w:r>
-            <w:r>
-              <w:rPr>
-                <w:rFonts w:ascii="Calibri" w:hAnsi="Calibri"/>
-                <w:sz w:val="18"/>
-              </w:rPr>
-              <w:t xml:space="preserve"> </w:t>
-            </w:r>
-            <w:r>
-              <w:rPr>
-                <w:rStyle w:val="VerbatimChar"/>
-                <w:rFonts w:ascii="Calibri" w:hAnsi="Calibri"/>
-                <w:sz w:val="18"/>
-              </w:rPr>
-              <w:t xml:space="preserve">todayTransactionCount</w:t>
-            </w:r>
-            <w:r>
-              <w:rPr>
-                <w:rFonts w:ascii="Calibri" w:hAnsi="Calibri"/>
-                <w:sz w:val="18"/>
-              </w:rPr>
-              <w:t xml:space="preserve">;</w:t>
+              <w:t xml:space="preserve">Ledger table populated on deposit;</w:t>
             </w:r>
             <w:r>
               <w:rPr>
@@ -3238,7 +3515,7 @@
                 <w:rFonts w:ascii="Calibri" w:hAnsi="Calibri"/>
                 <w:sz w:val="18"/>
               </w:rPr>
-              <w:t xml:space="preserve">Reports; Audit</w:t>
+              <w:t xml:space="preserve">dashboard count still stub</w:t>
             </w:r>
           </w:p>
         </w:tc>
@@ -3960,6 +4237,42 @@
           <w:rStyle w:val="VerbatimChar"/>
         </w:rPr>
         <w:t xml:space="preserve">AccountRepository.findById()</w:t>
+      </w:r>
+      <w:r>
+        <w:br/>
+      </w:r>
+      <w:r>
+        <w:rPr>
+          <w:rStyle w:val="VerbatimChar"/>
+        </w:rPr>
+        <w:t xml:space="preserve">        ↓</w:t>
+      </w:r>
+      <w:r>
+        <w:br/>
+      </w:r>
+      <w:r>
+        <w:rPr>
+          <w:rStyle w:val="VerbatimChar"/>
+        </w:rPr>
+        <w:t xml:space="preserve">TransactionService.record(..., CREDIT, ...)</w:t>
+      </w:r>
+      <w:r>
+        <w:br/>
+      </w:r>
+      <w:r>
+        <w:rPr>
+          <w:rStyle w:val="VerbatimChar"/>
+        </w:rPr>
+        <w:t xml:space="preserve">        ↓</w:t>
+      </w:r>
+      <w:r>
+        <w:br/>
+      </w:r>
+      <w:r>
+        <w:rPr>
+          <w:rStyle w:val="VerbatimChar"/>
+        </w:rPr>
+        <w:t xml:space="preserve">TransactionRepository.save()</w:t>
       </w:r>
       <w:r>
         <w:br/>

--- a/docs/MODULES/Account.docx
+++ b/docs/MODULES/Account.docx
@@ -71,7 +71,35 @@
         <w:t xml:space="preserve"> </w:t>
       </w:r>
       <w:r>
-        <w:t xml:space="preserve">Deposit now writes a</w:t>
+        <w:t xml:space="preserve">Deposit and</w:t>
+      </w:r>
+      <w:r>
+        <w:t xml:space="preserve"> </w:t>
+      </w:r>
+      <w:r>
+        <w:rPr>
+          <w:b/>
+          <w:bCs/>
+        </w:rPr>
+        <w:t xml:space="preserve">opening deposit</w:t>
+      </w:r>
+      <w:r>
+        <w:t xml:space="preserve"> </w:t>
+      </w:r>
+      <w:r>
+        <w:t xml:space="preserve">(</w:t>
+      </w:r>
+      <w:r>
+        <w:rPr>
+          <w:rStyle w:val="VerbatimChar"/>
+        </w:rPr>
+        <w:t xml:space="preserve">openAccount</w:t>
+      </w:r>
+      <w:r>
+        <w:t xml:space="preserve"> </w:t>
+      </w:r>
+      <w:r>
+        <w:t xml:space="preserve">when amount &gt; 0) write a</w:t>
       </w:r>
       <w:r>
         <w:t xml:space="preserve"> </w:t>
@@ -99,7 +127,19 @@
         <w:t xml:space="preserve">TransactionService.record</w:t>
       </w:r>
       <w:r>
-        <w:t xml:space="preserve">.</w:t>
+        <w:t xml:space="preserve"> </w:t>
+      </w:r>
+      <w:r>
+        <w:t xml:space="preserve">(opening narration:</w:t>
+      </w:r>
+      <w:r>
+        <w:t xml:space="preserve"> </w:t>
+      </w:r>
+      <w:r>
+        <w:t xml:space="preserve">“Opening deposit”</w:t>
+      </w:r>
+      <w:r>
+        <w:t xml:space="preserve">).</w:t>
       </w:r>
       <w:r>
         <w:t xml:space="preserve"> </w:t>
@@ -2299,7 +2339,7 @@
         <w:t xml:space="preserve">AuditableEntity</w:t>
       </w:r>
       <w:r>
-        <w:t xml:space="preserve">. Post-open deposits also write an immutable</w:t>
+        <w:t xml:space="preserve">. Opening deposits (&gt; 0) and post-open deposits write an immutable</w:t>
       </w:r>
       <w:r>
         <w:t xml:space="preserve"> </w:t>
@@ -2459,7 +2499,7 @@
         <w:jc w:val="left"/>
       </w:pPr>
       <w:r>
-        <w:t xml:space="preserve">Persist ledger on openAccount + withdraw/transfer (deposit CREDIT done)</w:t>
+        <w:t xml:space="preserve">Persist ledger on withdraw/transfer (openAccount opening CREDIT + deposit CREDIT done)</w:t>
       </w:r>
     </w:p>
     <w:p>
@@ -3156,7 +3196,7 @@
           <w:b/>
           <w:bCs/>
         </w:rPr>
-        <w:t xml:space="preserve">Done (deposit path):</w:t>
+        <w:t xml:space="preserve">Done (deposit + openAccount):</w:t>
       </w:r>
       <w:r>
         <w:t xml:space="preserve"> </w:t>
@@ -3171,7 +3211,7 @@
         <w:t xml:space="preserve"> </w:t>
       </w:r>
       <w:r>
-        <w:t xml:space="preserve">calls</w:t>
+        <w:t xml:space="preserve">and</w:t>
       </w:r>
       <w:r>
         <w:t xml:space="preserve"> </w:t>
@@ -3180,19 +3220,13 @@
         <w:rPr>
           <w:rStyle w:val="VerbatimChar"/>
         </w:rPr>
-        <w:t xml:space="preserve">TransactionService.record(..., CREDIT, ...)</w:t>
+        <w:t xml:space="preserve">openAccount()</w:t>
       </w:r>
       <w:r>
         <w:t xml:space="preserve"> </w:t>
       </w:r>
       <w:r>
-        <w:t xml:space="preserve">after balance</w:t>
-      </w:r>
-      <w:r>
-        <w:t xml:space="preserve"> </w:t>
-      </w:r>
-      <w:r>
-        <w:t xml:space="preserve">update. Still TODO: opening CREDIT on</w:t>
+        <w:t xml:space="preserve">(when</w:t>
       </w:r>
       <w:r>
         <w:t xml:space="preserve"> </w:t>
@@ -3201,16 +3235,28 @@
         <w:rPr>
           <w:rStyle w:val="VerbatimChar"/>
         </w:rPr>
-        <w:t xml:space="preserve">openAccount</w:t>
-      </w:r>
-      <w:r>
-        <w:t xml:space="preserve">; withdraw/</w:t>
+        <w:t xml:space="preserve">openingDeposit</w:t>
       </w:r>
       <w:r>
         <w:t xml:space="preserve"> </w:t>
       </w:r>
       <w:r>
-        <w:t xml:space="preserve">transfer; ledger UI; dashboard</w:t>
+        <w:t xml:space="preserve">&gt; 0) call</w:t>
+      </w:r>
+      <w:r>
+        <w:t xml:space="preserve"> </w:t>
+      </w:r>
+      <w:r>
+        <w:rPr>
+          <w:rStyle w:val="VerbatimChar"/>
+        </w:rPr>
+        <w:t xml:space="preserve">TransactionService.record</w:t>
+      </w:r>
+      <w:r>
+        <w:t xml:space="preserve"> </w:t>
+      </w:r>
+      <w:r>
+        <w:t xml:space="preserve">after balance update. Still TODO: withdraw/transfer; ledger UI; dashboard</w:t>
       </w:r>
       <w:r>
         <w:t xml:space="preserve"> </w:t>

--- a/docs/MODULES/Account.docx
+++ b/docs/MODULES/Account.docx
@@ -10,7 +10,7 @@
         <w:t xml:space="preserve">Account</w:t>
       </w:r>
     </w:p>
-    <w:bookmarkStart w:id="32" w:name="account"/>
+    <w:bookmarkStart w:id="33" w:name="account"/>
     <w:p>
       <w:pPr>
         <w:pStyle w:val="Heading1"/>
@@ -19,7 +19,7 @@
         <w:t xml:space="preserve">Account</w:t>
       </w:r>
     </w:p>
-    <w:bookmarkStart w:id="9" w:name="feature-overview"/>
+    <w:bookmarkStart w:id="10" w:name="feature-overview"/>
     <w:p>
       <w:pPr>
         <w:pStyle w:val="Heading2"/>
@@ -65,7 +65,23 @@
         <w:t xml:space="preserve"> </w:t>
       </w:r>
       <w:r>
-        <w:t xml:space="preserve">Implemented for open / search / get-by-id / status / deposit / policies / transaction list API.</w:t>
+        <w:t xml:space="preserve">Implemented for open / search / get-by-id / status / deposit / withdraw /</w:t>
+      </w:r>
+      <w:r>
+        <w:t xml:space="preserve"> </w:t>
+      </w:r>
+      <w:r>
+        <w:rPr>
+          <w:b/>
+          <w:bCs/>
+        </w:rPr>
+        <w:t xml:space="preserve">transfer</w:t>
+      </w:r>
+      <w:r>
+        <w:t xml:space="preserve"> </w:t>
+      </w:r>
+      <w:r>
+        <w:t xml:space="preserve">/ policies / transaction list API.</w:t>
       </w:r>
       <w:r>
         <w:t xml:space="preserve"> </w:t>
@@ -115,7 +131,55 @@
         <w:t xml:space="preserve"> </w:t>
       </w:r>
       <w:r>
-        <w:t xml:space="preserve">row via</w:t>
+        <w:t xml:space="preserve">row;</w:t>
+      </w:r>
+      <w:r>
+        <w:t xml:space="preserve"> </w:t>
+      </w:r>
+      <w:r>
+        <w:rPr>
+          <w:b/>
+          <w:bCs/>
+        </w:rPr>
+        <w:t xml:space="preserve">withdraw</w:t>
+      </w:r>
+      <w:r>
+        <w:t xml:space="preserve"> </w:t>
+      </w:r>
+      <w:r>
+        <w:t xml:space="preserve">writes a</w:t>
+      </w:r>
+      <w:r>
+        <w:t xml:space="preserve"> </w:t>
+      </w:r>
+      <w:r>
+        <w:rPr>
+          <w:b/>
+          <w:bCs/>
+        </w:rPr>
+        <w:t xml:space="preserve">DEBIT</w:t>
+      </w:r>
+      <w:r>
+        <w:t xml:space="preserve"> </w:t>
+      </w:r>
+      <w:r>
+        <w:t xml:space="preserve">row;</w:t>
+      </w:r>
+      <w:r>
+        <w:t xml:space="preserve"> </w:t>
+      </w:r>
+      <w:r>
+        <w:rPr>
+          <w:b/>
+          <w:bCs/>
+        </w:rPr>
+        <w:t xml:space="preserve">transfer</w:t>
+      </w:r>
+      <w:r>
+        <w:t xml:space="preserve"> </w:t>
+      </w:r>
+      <w:r>
+        <w:t xml:space="preserve">writes DEBIT+CREDIT via</w:t>
       </w:r>
       <w:r>
         <w:t xml:space="preserve"> </w:t>
@@ -127,29 +191,109 @@
         <w:t xml:space="preserve">TransactionService.record</w:t>
       </w:r>
       <w:r>
+        <w:t xml:space="preserve">.</w:t>
+      </w:r>
+      <w:r>
         <w:t xml:space="preserve"> </w:t>
       </w:r>
       <w:r>
-        <w:t xml:space="preserve">(opening narration:</w:t>
+        <w:t xml:space="preserve">Withdraw uses</w:t>
       </w:r>
       <w:r>
         <w:t xml:space="preserve"> </w:t>
       </w:r>
       <w:r>
-        <w:t xml:space="preserve">“Opening deposit”</w:t>
-      </w:r>
+        <w:rPr>
+          <w:rStyle w:val="VerbatimChar"/>
+        </w:rPr>
+        <w:t xml:space="preserve">findByIdForUpdate</w:t>
+      </w:r>
+      <w:r>
+        <w:t xml:space="preserve"> </w:t>
+      </w:r>
+      <w:r>
+        <w:t xml:space="preserve">(pessimistic lock) and rejects insufficient funds.</w:t>
+      </w:r>
+      <w:r>
+        <w:t xml:space="preserve"> </w:t>
+      </w:r>
+      <w:r>
+        <w:rPr>
+          <w:b/>
+          <w:bCs/>
+        </w:rPr>
+        <w:t xml:space="preserve">Transfer</w:t>
+      </w:r>
+      <w:r>
+        <w:t xml:space="preserve"> </w:t>
+      </w:r>
+      <w:r>
+        <w:t xml:space="preserve">locks both accounts in id order, rejects same-account / currency mismatch / insufficient funds; writes DEBIT + CREDIT ledger rows.</w:t>
+      </w:r>
+      <w:r>
+        <w:t xml:space="preserve"> </w:t>
+      </w:r>
+      <w:r>
+        <w:rPr>
+          <w:b/>
+          <w:bCs/>
+        </w:rPr>
+        <w:t xml:space="preserve">Notifications:</w:t>
+      </w:r>
+      <w:r>
+        <w:t xml:space="preserve"> </w:t>
+      </w:r>
+      <w:r>
+        <w:t xml:space="preserve">after open/deposit/withdraw/transfer,</w:t>
+      </w:r>
+      <w:r>
+        <w:t xml:space="preserve"> </w:t>
+      </w:r>
+      <w:r>
+        <w:rPr>
+          <w:rStyle w:val="VerbatimChar"/>
+        </w:rPr>
+        <w:t xml:space="preserve">NotificationEventPublisher</w:t>
+      </w:r>
+      <w:r>
+        <w:t xml:space="preserve"> </w:t>
+      </w:r>
+      <w:r>
+        <w:t xml:space="preserve">sends Kafka events; email goes to the</w:t>
+      </w:r>
+      <w:r>
+        <w:t xml:space="preserve"> </w:t>
+      </w:r>
+      <w:r>
+        <w:rPr>
+          <w:b/>
+          <w:bCs/>
+        </w:rPr>
+        <w:t xml:space="preserve">customer email</w:t>
+      </w:r>
+      <w:r>
+        <w:t xml:space="preserve"> </w:t>
+      </w:r>
+      <w:r>
+        <w:t xml:space="preserve">(see</w:t>
+      </w:r>
+      <w:r>
+        <w:t xml:space="preserve"> </w:t>
+      </w:r>
+      <w:hyperlink r:id="rId9">
+        <w:r>
+          <w:rPr>
+            <w:rStyle w:val="Hyperlink"/>
+          </w:rPr>
+          <w:t xml:space="preserve">Notification.md</w:t>
+        </w:r>
+      </w:hyperlink>
       <w:r>
         <w:t xml:space="preserve">).</w:t>
       </w:r>
-      <w:r>
-        <w:t xml:space="preserve"> </w:t>
-      </w:r>
-      <w:r>
-        <w:t xml:space="preserve">No withdraw/transfer; transaction list API exists; no ledger UI yet.</w:t>
-      </w:r>
     </w:p>
-    <w:bookmarkEnd w:id="9"/>
-    <w:bookmarkStart w:id="10" w:name="business-purpose"/>
+    <w:bookmarkEnd w:id="10"/>
+    <w:bookmarkStart w:id="11" w:name="business-purpose"/>
     <w:p>
       <w:pPr>
         <w:pStyle w:val="Heading2"/>
@@ -174,8 +318,8 @@
         <w:t xml:space="preserve">RD, LOAN) with branch-coded account numbers.</w:t>
       </w:r>
     </w:p>
-    <w:bookmarkEnd w:id="10"/>
-    <w:bookmarkStart w:id="11" w:name="user-workflow"/>
+    <w:bookmarkEnd w:id="11"/>
+    <w:bookmarkStart w:id="12" w:name="user-workflow"/>
     <w:p>
       <w:pPr>
         <w:pStyle w:val="Heading2"/>
@@ -204,7 +348,7 @@
         <w:t xml:space="preserve"> </w:t>
       </w:r>
       <w:r>
-        <w:t xml:space="preserve">— search list, Deposit action</w:t>
+        <w:t xml:space="preserve">— search list, Deposit / Withdraw / Transfer actions</w:t>
       </w:r>
     </w:p>
     <w:p>
@@ -255,8 +399,8 @@
         <w:t xml:space="preserve">Policies seeded at startup; create policy via API</w:t>
       </w:r>
     </w:p>
-    <w:bookmarkEnd w:id="11"/>
-    <w:bookmarkStart w:id="15" w:name="execution-flow"/>
+    <w:bookmarkEnd w:id="12"/>
+    <w:bookmarkStart w:id="16" w:name="execution-flow"/>
     <w:p>
       <w:pPr>
         <w:pStyle w:val="Heading2"/>
@@ -277,7 +421,7 @@
       <w:r>
         <w:t xml:space="preserve"> </w:t>
       </w:r>
-      <w:hyperlink r:id="rId12">
+      <w:hyperlink r:id="rId13">
         <w:r>
           <w:rPr>
             <w:rStyle w:val="Hyperlink"/>
@@ -291,7 +435,7 @@
       <w:r>
         <w:t xml:space="preserve"> </w:t>
       </w:r>
-      <w:hyperlink r:id="rId13">
+      <w:hyperlink r:id="rId14">
         <w:r>
           <w:rPr>
             <w:rStyle w:val="Hyperlink"/>
@@ -305,7 +449,7 @@
       <w:r>
         <w:t xml:space="preserve"> </w:t>
       </w:r>
-      <w:hyperlink r:id="rId14">
+      <w:hyperlink r:id="rId15">
         <w:r>
           <w:rPr>
             <w:rStyle w:val="Hyperlink"/>
@@ -329,8 +473,8 @@
         <w:t xml:space="preserve">.</w:t>
       </w:r>
     </w:p>
-    <w:bookmarkEnd w:id="15"/>
-    <w:bookmarkStart w:id="16" w:name="database-tables"/>
+    <w:bookmarkEnd w:id="16"/>
+    <w:bookmarkStart w:id="17" w:name="database-tables"/>
     <w:p>
       <w:pPr>
         <w:pStyle w:val="Heading2"/>
@@ -622,8 +766,8 @@
         </w:tc>
       </w:tr>
     </w:tbl>
-    <w:bookmarkEnd w:id="16"/>
-    <w:bookmarkStart w:id="17" w:name="rest-apis"/>
+    <w:bookmarkEnd w:id="17"/>
+    <w:bookmarkStart w:id="18" w:name="rest-apis"/>
     <w:p>
       <w:pPr>
         <w:pStyle w:val="Heading2"/>
@@ -1478,8 +1622,8 @@
         <w:t xml:space="preserve">*Restrict to ADMIN — deferred hardening.</w:t>
       </w:r>
     </w:p>
-    <w:bookmarkEnd w:id="17"/>
-    <w:bookmarkStart w:id="18" w:name="controllers"/>
+    <w:bookmarkEnd w:id="18"/>
+    <w:bookmarkStart w:id="19" w:name="controllers"/>
     <w:p>
       <w:pPr>
         <w:pStyle w:val="Heading2"/>
@@ -1522,8 +1666,8 @@
         <w:t xml:space="preserve">AccountPolicyController</w:t>
       </w:r>
     </w:p>
-    <w:bookmarkEnd w:id="18"/>
-    <w:bookmarkStart w:id="19" w:name="services"/>
+    <w:bookmarkEnd w:id="19"/>
+    <w:bookmarkStart w:id="20" w:name="services"/>
     <w:p>
       <w:pPr>
         <w:pStyle w:val="Heading2"/>
@@ -1733,8 +1877,8 @@
         <w:t xml:space="preserve">— seed INR policies</w:t>
       </w:r>
     </w:p>
-    <w:bookmarkEnd w:id="19"/>
-    <w:bookmarkStart w:id="20" w:name="repositories"/>
+    <w:bookmarkEnd w:id="20"/>
+    <w:bookmarkStart w:id="21" w:name="repositories"/>
     <w:p>
       <w:pPr>
         <w:pStyle w:val="Heading2"/>
@@ -1798,8 +1942,8 @@
         <w:t xml:space="preserve">AccountPolicyRepository</w:t>
       </w:r>
     </w:p>
-    <w:bookmarkEnd w:id="20"/>
-    <w:bookmarkStart w:id="21" w:name="dtos"/>
+    <w:bookmarkEnd w:id="21"/>
+    <w:bookmarkStart w:id="22" w:name="dtos"/>
     <w:p>
       <w:pPr>
         <w:pStyle w:val="Heading2"/>
@@ -1881,8 +2025,8 @@
         <w:t xml:space="preserve">AccountPolicyResponse</w:t>
       </w:r>
     </w:p>
-    <w:bookmarkEnd w:id="21"/>
-    <w:bookmarkStart w:id="22" w:name="entities-enums"/>
+    <w:bookmarkEnd w:id="22"/>
+    <w:bookmarkStart w:id="23" w:name="entities-enums"/>
     <w:p>
       <w:pPr>
         <w:pStyle w:val="Heading2"/>
@@ -1961,8 +2105,8 @@
         <w:t xml:space="preserve">CurrencyCode</w:t>
       </w:r>
     </w:p>
-    <w:bookmarkEnd w:id="22"/>
-    <w:bookmarkStart w:id="23" w:name="utility-classes"/>
+    <w:bookmarkEnd w:id="23"/>
+    <w:bookmarkStart w:id="24" w:name="utility-classes"/>
     <w:p>
       <w:pPr>
         <w:pStyle w:val="Heading2"/>
@@ -2005,8 +2149,8 @@
         <w:t xml:space="preserve">AccountSpecification.matching(...)</w:t>
       </w:r>
     </w:p>
-    <w:bookmarkEnd w:id="23"/>
-    <w:bookmarkStart w:id="24" w:name="configuration-classes"/>
+    <w:bookmarkEnd w:id="24"/>
+    <w:bookmarkStart w:id="25" w:name="configuration-classes"/>
     <w:p>
       <w:pPr>
         <w:pStyle w:val="Heading2"/>
@@ -2111,8 +2255,8 @@
         <w:t xml:space="preserve">features/opening-deposit-dialog/</w:t>
       </w:r>
     </w:p>
-    <w:bookmarkEnd w:id="24"/>
-    <w:bookmarkStart w:id="25" w:name="validation-rules"/>
+    <w:bookmarkEnd w:id="25"/>
+    <w:bookmarkStart w:id="26" w:name="validation-rules"/>
     <w:p>
       <w:pPr>
         <w:pStyle w:val="Heading2"/>
@@ -2196,8 +2340,8 @@
         <w:t xml:space="preserve">CreateAccountPolicyRequest</w:t>
       </w:r>
     </w:p>
-    <w:bookmarkEnd w:id="25"/>
-    <w:bookmarkStart w:id="26" w:name="security-rules"/>
+    <w:bookmarkEnd w:id="26"/>
+    <w:bookmarkStart w:id="27" w:name="security-rules"/>
     <w:p>
       <w:pPr>
         <w:pStyle w:val="Heading2"/>
@@ -2222,8 +2366,8 @@
         <w:t xml:space="preserve">endpoints currently any authenticated user.</w:t>
       </w:r>
     </w:p>
-    <w:bookmarkEnd w:id="26"/>
-    <w:bookmarkStart w:id="27" w:name="exception-handling"/>
+    <w:bookmarkEnd w:id="27"/>
+    <w:bookmarkStart w:id="28" w:name="exception-handling"/>
     <w:p>
       <w:pPr>
         <w:pStyle w:val="Heading2"/>
@@ -2260,8 +2404,8 @@
         <w:t xml:space="preserve">.</w:t>
       </w:r>
     </w:p>
-    <w:bookmarkEnd w:id="27"/>
-    <w:bookmarkStart w:id="28" w:name="logging"/>
+    <w:bookmarkEnd w:id="28"/>
+    <w:bookmarkStart w:id="29" w:name="logging"/>
     <w:p>
       <w:pPr>
         <w:pStyle w:val="Heading2"/>
@@ -2280,8 +2424,8 @@
         <w:t xml:space="preserve">SQL debug in dev; no structured account event log.</w:t>
       </w:r>
     </w:p>
-    <w:bookmarkEnd w:id="28"/>
-    <w:bookmarkStart w:id="29" w:name="audit-events"/>
+    <w:bookmarkEnd w:id="29"/>
+    <w:bookmarkStart w:id="30" w:name="audit-events"/>
     <w:p>
       <w:pPr>
         <w:pStyle w:val="Heading2"/>
@@ -2369,8 +2513,8 @@
         <w:t xml:space="preserve">.</w:t>
       </w:r>
     </w:p>
-    <w:bookmarkEnd w:id="29"/>
-    <w:bookmarkStart w:id="30" w:name="testing-strategy"/>
+    <w:bookmarkEnd w:id="30"/>
+    <w:bookmarkStart w:id="31" w:name="testing-strategy"/>
     <w:p>
       <w:pPr>
         <w:pStyle w:val="Heading2"/>
@@ -2478,8 +2622,8 @@
         <w:t xml:space="preserve">UI: Add Current opens dialog when required</w:t>
       </w:r>
     </w:p>
-    <w:bookmarkEnd w:id="30"/>
-    <w:bookmarkStart w:id="31" w:name="future-extension-guide"/>
+    <w:bookmarkEnd w:id="31"/>
+    <w:bookmarkStart w:id="32" w:name="future-extension-guide"/>
     <w:p>
       <w:pPr>
         <w:pStyle w:val="Heading2"/>
@@ -2499,7 +2643,7 @@
         <w:jc w:val="left"/>
       </w:pPr>
       <w:r>
-        <w:t xml:space="preserve">Persist ledger on withdraw/transfer (openAccount opening CREDIT + deposit CREDIT done)</w:t>
+        <w:t xml:space="preserve">Status transition state machine (no CLOSED→ACTIVE; close with zero balance)</w:t>
       </w:r>
     </w:p>
     <w:p>
@@ -2513,7 +2657,7 @@
         <w:jc w:val="left"/>
       </w:pPr>
       <w:r>
-        <w:t xml:space="preserve">Withdraw / transfer with limits</w:t>
+        <w:t xml:space="preserve">Seed LOAN policy or block LOAN until product module exists</w:t>
       </w:r>
     </w:p>
     <w:p>
@@ -2527,7 +2671,7 @@
         <w:jc w:val="left"/>
       </w:pPr>
       <w:r>
-        <w:t xml:space="preserve">Account detail page</w:t>
+        <w:t xml:space="preserve">Maker–checker for large deposits</w:t>
       </w:r>
     </w:p>
     <w:p>
@@ -2541,7 +2685,23 @@
         <w:jc w:val="left"/>
       </w:pPr>
       <w:r>
-        <w:t xml:space="preserve">Status transition state machine</w:t>
+        <w:t xml:space="preserve">Notify</w:t>
+      </w:r>
+      <w:r>
+        <w:t xml:space="preserve"> </w:t>
+      </w:r>
+      <w:r>
+        <w:rPr>
+          <w:b/>
+          <w:bCs/>
+        </w:rPr>
+        <w:t xml:space="preserve">both</w:t>
+      </w:r>
+      <w:r>
+        <w:t xml:space="preserve"> </w:t>
+      </w:r>
+      <w:r>
+        <w:t xml:space="preserve">parties on transfer; Kafka outbox</w:t>
       </w:r>
     </w:p>
     <w:p>
@@ -2555,21 +2715,7 @@
         <w:jc w:val="left"/>
       </w:pPr>
       <w:r>
-        <w:t xml:space="preserve">Seed LOAN policy or block LOAN until product module exists</w:t>
-      </w:r>
-    </w:p>
-    <w:p>
-      <w:pPr>
-        <w:pStyle w:val="Compact"/>
-        <w:numPr>
-          <w:ilvl w:val="0"/>
-          <w:numId w:val="1009"/>
-        </w:numPr>
-        <w:spacing w:after="160" w:line="276" w:lineRule="auto"/>
-        <w:jc w:val="left"/>
-      </w:pPr>
-      <w:r>
-        <w:t xml:space="preserve">Maker–checker for large deposits</w:t>
+        <w:t xml:space="preserve">Daily interest / statement PDF</w:t>
       </w:r>
     </w:p>
     <w:p>
@@ -2583,9 +2729,9 @@
         </w:pict>
       </w:r>
     </w:p>
-    <w:bookmarkEnd w:id="31"/>
     <w:bookmarkEnd w:id="32"/>
-    <w:bookmarkStart w:id="39" w:name="future-modification-guide"/>
+    <w:bookmarkEnd w:id="33"/>
+    <w:bookmarkStart w:id="40" w:name="future-modification-guide"/>
     <w:p>
       <w:pPr>
         <w:pStyle w:val="Heading1"/>
@@ -2594,7 +2740,7 @@
         <w:t xml:space="preserve">Future Modification Guide</w:t>
       </w:r>
     </w:p>
-    <w:bookmarkStart w:id="33" w:name="Xf23cdc9b1440682ab572880293330766e34c8f8"/>
+    <w:bookmarkStart w:id="34" w:name="Xf23cdc9b1440682ab572880293330766e34c8f8"/>
     <w:p>
       <w:pPr>
         <w:pStyle w:val="Heading3"/>
@@ -3175,8 +3321,8 @@
         </w:tc>
       </w:tr>
     </w:tbl>
-    <w:bookmarkEnd w:id="33"/>
-    <w:bookmarkStart w:id="34" w:name="Xfbac804105b662c717f7feba9459e5eaf28b5f6"/>
+    <w:bookmarkEnd w:id="34"/>
+    <w:bookmarkStart w:id="35" w:name="Xfbac804105b662c717f7feba9459e5eaf28b5f6"/>
     <w:p>
       <w:pPr>
         <w:pStyle w:val="Heading3"/>
@@ -3196,67 +3342,19 @@
           <w:b/>
           <w:bCs/>
         </w:rPr>
-        <w:t xml:space="preserve">Done (deposit + openAccount):</w:t>
+        <w:t xml:space="preserve">Done:</w:t>
       </w:r>
       <w:r>
         <w:t xml:space="preserve"> </w:t>
       </w:r>
       <w:r>
-        <w:rPr>
-          <w:rStyle w:val="VerbatimChar"/>
-        </w:rPr>
-        <w:t xml:space="preserve">AccountServiceImpl.deposit()</w:t>
+        <w:t xml:space="preserve">deposit, openAccount (opening CREDIT), withdraw (DEBIT), transfer</w:t>
       </w:r>
       <w:r>
         <w:t xml:space="preserve"> </w:t>
       </w:r>
       <w:r>
-        <w:t xml:space="preserve">and</w:t>
-      </w:r>
-      <w:r>
-        <w:t xml:space="preserve"> </w:t>
-      </w:r>
-      <w:r>
-        <w:rPr>
-          <w:rStyle w:val="VerbatimChar"/>
-        </w:rPr>
-        <w:t xml:space="preserve">openAccount()</w:t>
-      </w:r>
-      <w:r>
-        <w:t xml:space="preserve"> </w:t>
-      </w:r>
-      <w:r>
-        <w:t xml:space="preserve">(when</w:t>
-      </w:r>
-      <w:r>
-        <w:t xml:space="preserve"> </w:t>
-      </w:r>
-      <w:r>
-        <w:rPr>
-          <w:rStyle w:val="VerbatimChar"/>
-        </w:rPr>
-        <w:t xml:space="preserve">openingDeposit</w:t>
-      </w:r>
-      <w:r>
-        <w:t xml:space="preserve"> </w:t>
-      </w:r>
-      <w:r>
-        <w:t xml:space="preserve">&gt; 0) call</w:t>
-      </w:r>
-      <w:r>
-        <w:t xml:space="preserve"> </w:t>
-      </w:r>
-      <w:r>
-        <w:rPr>
-          <w:rStyle w:val="VerbatimChar"/>
-        </w:rPr>
-        <w:t xml:space="preserve">TransactionService.record</w:t>
-      </w:r>
-      <w:r>
-        <w:t xml:space="preserve"> </w:t>
-      </w:r>
-      <w:r>
-        <w:t xml:space="preserve">after balance update. Still TODO: withdraw/transfer; ledger UI; dashboard</w:t>
+        <w:t xml:space="preserve">(DEBIT+CREDIT), account-detail ledger UI. Still TODO: dashboard</w:t>
       </w:r>
       <w:r>
         <w:t xml:space="preserve"> </w:t>
@@ -3567,8 +3665,8 @@
         </w:tc>
       </w:tr>
     </w:tbl>
-    <w:bookmarkEnd w:id="34"/>
-    <w:bookmarkStart w:id="35" w:name="requirement-change-account-number-format"/>
+    <w:bookmarkEnd w:id="35"/>
+    <w:bookmarkStart w:id="36" w:name="requirement-change-account-number-format"/>
     <w:p>
       <w:pPr>
         <w:pStyle w:val="Heading3"/>
@@ -3830,8 +3928,8 @@
         </w:tc>
       </w:tr>
     </w:tbl>
-    <w:bookmarkEnd w:id="35"/>
-    <w:bookmarkStart w:id="36" w:name="Xf96c044538eda50df126737877c16c9f1430888"/>
+    <w:bookmarkEnd w:id="36"/>
+    <w:bookmarkStart w:id="37" w:name="Xf96c044538eda50df126737877c16c9f1430888"/>
     <w:p>
       <w:pPr>
         <w:pStyle w:val="Heading3"/>
@@ -4099,8 +4197,8 @@
         </w:tc>
       </w:tr>
     </w:tbl>
-    <w:bookmarkEnd w:id="36"/>
-    <w:bookmarkStart w:id="37" w:name="call-hierarchy-open-account"/>
+    <w:bookmarkEnd w:id="37"/>
+    <w:bookmarkStart w:id="38" w:name="call-hierarchy-open-account"/>
     <w:p>
       <w:pPr>
         <w:pStyle w:val="Heading3"/>
@@ -4228,8 +4326,8 @@
         <w:t xml:space="preserve">AccountRepository.save()</w:t>
       </w:r>
     </w:p>
-    <w:bookmarkEnd w:id="37"/>
-    <w:bookmarkStart w:id="38" w:name="call-hierarchy-deposit"/>
+    <w:bookmarkEnd w:id="38"/>
+    <w:bookmarkStart w:id="39" w:name="call-hierarchy-deposit"/>
     <w:p>
       <w:pPr>
         <w:pStyle w:val="Heading3"/>
@@ -4318,7 +4416,7 @@
         <w:rPr>
           <w:rStyle w:val="VerbatimChar"/>
         </w:rPr>
-        <w:t xml:space="preserve">TransactionRepository.save()</w:t>
+        <w:t xml:space="preserve">NotificationEventPublisher.publish(DEPOSIT_COMPLETE, recipientEmail)</w:t>
       </w:r>
       <w:r>
         <w:br/>
@@ -4336,11 +4434,11 @@
         <w:rPr>
           <w:rStyle w:val="VerbatimChar"/>
         </w:rPr>
-        <w:t xml:space="preserve">AccountRepository.save()</w:t>
+        <w:t xml:space="preserve">Kafka → NotificationEventConsumer → email (SMTP/SendGrid)</w:t>
       </w:r>
     </w:p>
-    <w:bookmarkEnd w:id="38"/>
     <w:bookmarkEnd w:id="39"/>
+    <w:bookmarkEnd w:id="40"/>
     <w:sectPr>
       <w:pgSz w:h="16838" w:w="11906"/>
       <w:pgMar w:bottom="1134" w:footer="720" w:gutter="0" w:header="720" w:left="1247" w:right="1247" w:top="1134"/>

--- a/docs/MODULES/Account.docx
+++ b/docs/MODULES/Account.docx
@@ -31,8 +31,6 @@
     <w:p>
       <w:pPr>
         <w:pStyle w:val="FirstParagraph"/>
-        <w:spacing w:after="160" w:line="276" w:lineRule="auto"/>
-        <w:jc w:val="left"/>
       </w:pPr>
       <w:r>
         <w:t xml:space="preserve">Open accounts under a customer, enforce account policies (opening</w:t>
@@ -305,8 +303,6 @@
     <w:p>
       <w:pPr>
         <w:pStyle w:val="FirstParagraph"/>
-        <w:spacing w:after="160" w:line="276" w:lineRule="auto"/>
-        <w:jc w:val="left"/>
       </w:pPr>
       <w:r>
         <w:t xml:space="preserve">Hold customer balances and product types (SAVINGS, CURRENT, SALARY, FD,</w:t>
@@ -335,8 +331,6 @@
           <w:ilvl w:val="0"/>
           <w:numId w:val="1001"/>
         </w:numPr>
-        <w:spacing w:after="160" w:line="276" w:lineRule="auto"/>
-        <w:jc w:val="left"/>
       </w:pPr>
       <w:r>
         <w:rPr>
@@ -358,8 +352,6 @@
           <w:ilvl w:val="0"/>
           <w:numId w:val="1001"/>
         </w:numPr>
-        <w:spacing w:after="160" w:line="276" w:lineRule="auto"/>
-        <w:jc w:val="left"/>
       </w:pPr>
       <w:r>
         <w:t xml:space="preserve">Customer detail — Add Current (loads policy → opening deposit</w:t>
@@ -378,8 +370,6 @@
           <w:ilvl w:val="0"/>
           <w:numId w:val="1001"/>
         </w:numPr>
-        <w:spacing w:after="160" w:line="276" w:lineRule="auto"/>
-        <w:jc w:val="left"/>
       </w:pPr>
       <w:r>
         <w:t xml:space="preserve">Customer create — optional first account</w:t>
@@ -392,8 +382,6 @@
           <w:ilvl w:val="0"/>
           <w:numId w:val="1001"/>
         </w:numPr>
-        <w:spacing w:after="160" w:line="276" w:lineRule="auto"/>
-        <w:jc w:val="left"/>
       </w:pPr>
       <w:r>
         <w:t xml:space="preserve">Policies seeded at startup; create policy via API</w:t>
@@ -412,8 +400,6 @@
     <w:p>
       <w:pPr>
         <w:pStyle w:val="FirstParagraph"/>
-        <w:spacing w:after="160" w:line="276" w:lineRule="auto"/>
-        <w:jc w:val="left"/>
       </w:pPr>
       <w:r>
         <w:t xml:space="preserve">See</w:t>
@@ -486,17 +472,9 @@
     <w:tbl>
       <w:tblPr>
         <w:tblStyle w:val="Table"/>
-        <w:tblW w:type="pct" w:w="5000"/>
-        <w:tblLayout w:type="autofit"/>
+        <w:tblW w:type="pct" w:w="4306"/>
+        <w:tblLayout w:type="fixed"/>
         <w:tblLook w:firstRow="1" w:lastRow="0" w:firstColumn="0" w:lastColumn="0" w:noHBand="0" w:noVBand="0" w:val="0020"/>
-        <w:tblBorders>
-          <w:top w:val="single" w:sz="4" w:space="0" w:color="CBD5E0"/>
-          <w:left w:val="single" w:sz="4" w:space="0" w:color="CBD5E0"/>
-          <w:bottom w:val="single" w:sz="4" w:space="0" w:color="CBD5E0"/>
-          <w:right w:val="single" w:sz="4" w:space="0" w:color="CBD5E0"/>
-          <w:insideH w:val="single" w:sz="4" w:space="0" w:color="CBD5E0"/>
-          <w:insideV w:val="single" w:sz="4" w:space="0" w:color="CBD5E0"/>
-        </w:tblBorders>
       </w:tblPr>
       <w:tblGrid>
         <w:gridCol w:w="3410"/>
@@ -507,55 +485,25 @@
           <w:tblHeader w:val="on"/>
         </w:trPr>
         <w:tc>
-          <w:tcPr>
-            <w:tcMar>
-              <w:top w:w="40" w:type="dxa"/>
-              <w:bottom w:w="40" w:type="dxa"/>
-              <w:left w:w="60" w:type="dxa"/>
-              <w:right w:w="60" w:type="dxa"/>
-            </w:tcMar>
-            <w:shd w:fill="1A365D" w:val="clear"/>
-          </w:tcPr>
+          <w:tcPr/>
           <w:p>
             <w:pPr>
               <w:pStyle w:val="Compact"/>
-              <w:spacing w:before="0" w:after="40" w:line="264" w:lineRule="auto"/>
               <w:jc w:val="left"/>
             </w:pPr>
             <w:r>
-              <w:rPr>
-                <w:rFonts w:ascii="Calibri" w:hAnsi="Calibri"/>
-                <w:b/>
-                <w:color w:val="FFFFFF"/>
-                <w:sz w:val="18"/>
-              </w:rPr>
               <w:t xml:space="preserve">Table</w:t>
             </w:r>
           </w:p>
         </w:tc>
         <w:tc>
-          <w:tcPr>
-            <w:tcMar>
-              <w:top w:w="40" w:type="dxa"/>
-              <w:bottom w:w="40" w:type="dxa"/>
-              <w:left w:w="60" w:type="dxa"/>
-              <w:right w:w="60" w:type="dxa"/>
-            </w:tcMar>
-            <w:shd w:fill="1A365D" w:val="clear"/>
-          </w:tcPr>
+          <w:tcPr/>
           <w:p>
             <w:pPr>
               <w:pStyle w:val="Compact"/>
-              <w:spacing w:before="0" w:after="40" w:line="264" w:lineRule="auto"/>
               <w:jc w:val="left"/>
             </w:pPr>
             <w:r>
-              <w:rPr>
-                <w:rFonts w:ascii="Calibri" w:hAnsi="Calibri"/>
-                <w:b/>
-                <w:color w:val="FFFFFF"/>
-                <w:sz w:val="18"/>
-              </w:rPr>
               <w:t xml:space="preserve">Purpose</w:t>
             </w:r>
           </w:p>
@@ -563,50 +511,28 @@
       </w:tr>
       <w:tr>
         <w:tc>
-          <w:tcPr>
-            <w:tcMar>
-              <w:top w:w="40" w:type="dxa"/>
-              <w:bottom w:w="40" w:type="dxa"/>
-              <w:left w:w="60" w:type="dxa"/>
-              <w:right w:w="60" w:type="dxa"/>
-            </w:tcMar>
-          </w:tcPr>
+          <w:tcPr/>
           <w:p>
             <w:pPr>
               <w:pStyle w:val="Compact"/>
-              <w:spacing w:before="0" w:after="40" w:line="264" w:lineRule="auto"/>
               <w:jc w:val="left"/>
             </w:pPr>
             <w:r>
               <w:rPr>
                 <w:rStyle w:val="VerbatimChar"/>
-                <w:rFonts w:ascii="Calibri" w:hAnsi="Calibri"/>
-                <w:sz w:val="18"/>
               </w:rPr>
               <w:t xml:space="preserve">account</w:t>
             </w:r>
           </w:p>
         </w:tc>
         <w:tc>
-          <w:tcPr>
-            <w:tcMar>
-              <w:top w:w="40" w:type="dxa"/>
-              <w:bottom w:w="40" w:type="dxa"/>
-              <w:left w:w="60" w:type="dxa"/>
-              <w:right w:w="60" w:type="dxa"/>
-            </w:tcMar>
-          </w:tcPr>
+          <w:tcPr/>
           <w:p>
             <w:pPr>
               <w:pStyle w:val="Compact"/>
-              <w:spacing w:before="0" w:after="40" w:line="264" w:lineRule="auto"/>
               <w:jc w:val="left"/>
             </w:pPr>
             <w:r>
-              <w:rPr>
-                <w:rFonts w:ascii="Calibri" w:hAnsi="Calibri"/>
-                <w:sz w:val="18"/>
-              </w:rPr>
               <w:t xml:space="preserve">Balances, status, number parts</w:t>
             </w:r>
           </w:p>
@@ -614,50 +540,28 @@
       </w:tr>
       <w:tr>
         <w:tc>
-          <w:tcPr>
-            <w:tcMar>
-              <w:top w:w="40" w:type="dxa"/>
-              <w:bottom w:w="40" w:type="dxa"/>
-              <w:left w:w="60" w:type="dxa"/>
-              <w:right w:w="60" w:type="dxa"/>
-            </w:tcMar>
-          </w:tcPr>
+          <w:tcPr/>
           <w:p>
             <w:pPr>
               <w:pStyle w:val="Compact"/>
-              <w:spacing w:before="0" w:after="40" w:line="264" w:lineRule="auto"/>
               <w:jc w:val="left"/>
             </w:pPr>
             <w:r>
               <w:rPr>
                 <w:rStyle w:val="VerbatimChar"/>
-                <w:rFonts w:ascii="Calibri" w:hAnsi="Calibri"/>
-                <w:sz w:val="18"/>
               </w:rPr>
               <w:t xml:space="preserve">account_policy</w:t>
             </w:r>
           </w:p>
         </w:tc>
         <w:tc>
-          <w:tcPr>
-            <w:tcMar>
-              <w:top w:w="40" w:type="dxa"/>
-              <w:bottom w:w="40" w:type="dxa"/>
-              <w:left w:w="60" w:type="dxa"/>
-              <w:right w:w="60" w:type="dxa"/>
-            </w:tcMar>
-          </w:tcPr>
+          <w:tcPr/>
           <w:p>
             <w:pPr>
               <w:pStyle w:val="Compact"/>
-              <w:spacing w:before="0" w:after="40" w:line="264" w:lineRule="auto"/>
               <w:jc w:val="left"/>
             </w:pPr>
             <w:r>
-              <w:rPr>
-                <w:rFonts w:ascii="Calibri" w:hAnsi="Calibri"/>
-                <w:sz w:val="18"/>
-              </w:rPr>
               <w:t xml:space="preserve">Per type+currency rules</w:t>
             </w:r>
           </w:p>
@@ -665,50 +569,28 @@
       </w:tr>
       <w:tr>
         <w:tc>
-          <w:tcPr>
-            <w:tcMar>
-              <w:top w:w="40" w:type="dxa"/>
-              <w:bottom w:w="40" w:type="dxa"/>
-              <w:left w:w="60" w:type="dxa"/>
-              <w:right w:w="60" w:type="dxa"/>
-            </w:tcMar>
-          </w:tcPr>
+          <w:tcPr/>
           <w:p>
             <w:pPr>
               <w:pStyle w:val="Compact"/>
-              <w:spacing w:before="0" w:after="40" w:line="264" w:lineRule="auto"/>
               <w:jc w:val="left"/>
             </w:pPr>
             <w:r>
               <w:rPr>
                 <w:rStyle w:val="VerbatimChar"/>
-                <w:rFonts w:ascii="Calibri" w:hAnsi="Calibri"/>
-                <w:sz w:val="18"/>
               </w:rPr>
               <w:t xml:space="preserve">account_ordinal_seq</w:t>
             </w:r>
           </w:p>
         </w:tc>
         <w:tc>
-          <w:tcPr>
-            <w:tcMar>
-              <w:top w:w="40" w:type="dxa"/>
-              <w:bottom w:w="40" w:type="dxa"/>
-              <w:left w:w="60" w:type="dxa"/>
-              <w:right w:w="60" w:type="dxa"/>
-            </w:tcMar>
-          </w:tcPr>
+          <w:tcPr/>
           <w:p>
             <w:pPr>
               <w:pStyle w:val="Compact"/>
-              <w:spacing w:before="0" w:after="40" w:line="264" w:lineRule="auto"/>
               <w:jc w:val="left"/>
             </w:pPr>
             <w:r>
-              <w:rPr>
-                <w:rFonts w:ascii="Calibri" w:hAnsi="Calibri"/>
-                <w:sz w:val="18"/>
-              </w:rPr>
               <w:t xml:space="preserve">Ordinal for number generation</w:t>
             </w:r>
           </w:p>
@@ -716,50 +598,28 @@
       </w:tr>
       <w:tr>
         <w:tc>
-          <w:tcPr>
-            <w:tcMar>
-              <w:top w:w="40" w:type="dxa"/>
-              <w:bottom w:w="40" w:type="dxa"/>
-              <w:left w:w="60" w:type="dxa"/>
-              <w:right w:w="60" w:type="dxa"/>
-            </w:tcMar>
-          </w:tcPr>
+          <w:tcPr/>
           <w:p>
             <w:pPr>
               <w:pStyle w:val="Compact"/>
-              <w:spacing w:before="0" w:after="40" w:line="264" w:lineRule="auto"/>
               <w:jc w:val="left"/>
             </w:pPr>
             <w:r>
               <w:rPr>
                 <w:rStyle w:val="VerbatimChar"/>
-                <w:rFonts w:ascii="Calibri" w:hAnsi="Calibri"/>
-                <w:sz w:val="18"/>
               </w:rPr>
               <w:t xml:space="preserve">customers</w:t>
             </w:r>
           </w:p>
         </w:tc>
         <w:tc>
-          <w:tcPr>
-            <w:tcMar>
-              <w:top w:w="40" w:type="dxa"/>
-              <w:bottom w:w="40" w:type="dxa"/>
-              <w:left w:w="60" w:type="dxa"/>
-              <w:right w:w="60" w:type="dxa"/>
-            </w:tcMar>
-          </w:tcPr>
+          <w:tcPr/>
           <w:p>
             <w:pPr>
               <w:pStyle w:val="Compact"/>
-              <w:spacing w:before="0" w:after="40" w:line="264" w:lineRule="auto"/>
               <w:jc w:val="left"/>
             </w:pPr>
             <w:r>
-              <w:rPr>
-                <w:rFonts w:ascii="Calibri" w:hAnsi="Calibri"/>
-                <w:sz w:val="18"/>
-              </w:rPr>
               <w:t xml:space="preserve">Owner FK</w:t>
             </w:r>
           </w:p>
@@ -779,17 +639,9 @@
     <w:tbl>
       <w:tblPr>
         <w:tblStyle w:val="Table"/>
-        <w:tblW w:type="pct" w:w="5000"/>
-        <w:tblLayout w:type="autofit"/>
+        <w:tblW w:type="pct" w:w="4890"/>
+        <w:tblLayout w:type="fixed"/>
         <w:tblLook w:firstRow="1" w:lastRow="0" w:firstColumn="0" w:lastColumn="0" w:noHBand="0" w:noVBand="0" w:val="0020"/>
-        <w:tblBorders>
-          <w:top w:val="single" w:sz="4" w:space="0" w:color="CBD5E0"/>
-          <w:left w:val="single" w:sz="4" w:space="0" w:color="CBD5E0"/>
-          <w:bottom w:val="single" w:sz="4" w:space="0" w:color="CBD5E0"/>
-          <w:right w:val="single" w:sz="4" w:space="0" w:color="CBD5E0"/>
-          <w:insideH w:val="single" w:sz="4" w:space="0" w:color="CBD5E0"/>
-          <w:insideV w:val="single" w:sz="4" w:space="0" w:color="CBD5E0"/>
-        </w:tblBorders>
       </w:tblPr>
       <w:tblGrid>
         <w:gridCol w:w="1827"/>
@@ -801,82 +653,37 @@
           <w:tblHeader w:val="on"/>
         </w:trPr>
         <w:tc>
-          <w:tcPr>
-            <w:tcMar>
-              <w:top w:w="40" w:type="dxa"/>
-              <w:bottom w:w="40" w:type="dxa"/>
-              <w:left w:w="60" w:type="dxa"/>
-              <w:right w:w="60" w:type="dxa"/>
-            </w:tcMar>
-            <w:shd w:fill="1A365D" w:val="clear"/>
-          </w:tcPr>
+          <w:tcPr/>
           <w:p>
             <w:pPr>
               <w:pStyle w:val="Compact"/>
-              <w:spacing w:before="0" w:after="40" w:line="264" w:lineRule="auto"/>
               <w:jc w:val="left"/>
             </w:pPr>
             <w:r>
-              <w:rPr>
-                <w:rFonts w:ascii="Calibri" w:hAnsi="Calibri"/>
-                <w:b/>
-                <w:color w:val="FFFFFF"/>
-                <w:sz w:val="18"/>
-              </w:rPr>
               <w:t xml:space="preserve">Method</w:t>
             </w:r>
           </w:p>
         </w:tc>
         <w:tc>
-          <w:tcPr>
-            <w:tcMar>
-              <w:top w:w="40" w:type="dxa"/>
-              <w:bottom w:w="40" w:type="dxa"/>
-              <w:left w:w="60" w:type="dxa"/>
-              <w:right w:w="60" w:type="dxa"/>
-            </w:tcMar>
-            <w:shd w:fill="1A365D" w:val="clear"/>
-          </w:tcPr>
+          <w:tcPr/>
           <w:p>
             <w:pPr>
               <w:pStyle w:val="Compact"/>
-              <w:spacing w:before="0" w:after="40" w:line="264" w:lineRule="auto"/>
               <w:jc w:val="left"/>
             </w:pPr>
             <w:r>
-              <w:rPr>
-                <w:rFonts w:ascii="Calibri" w:hAnsi="Calibri"/>
-                <w:b/>
-                <w:color w:val="FFFFFF"/>
-                <w:sz w:val="18"/>
-              </w:rPr>
               <w:t xml:space="preserve">Path</w:t>
             </w:r>
           </w:p>
         </w:tc>
         <w:tc>
-          <w:tcPr>
-            <w:tcMar>
-              <w:top w:w="40" w:type="dxa"/>
-              <w:bottom w:w="40" w:type="dxa"/>
-              <w:left w:w="60" w:type="dxa"/>
-              <w:right w:w="60" w:type="dxa"/>
-            </w:tcMar>
-            <w:shd w:fill="1A365D" w:val="clear"/>
-          </w:tcPr>
+          <w:tcPr/>
           <w:p>
             <w:pPr>
               <w:pStyle w:val="Compact"/>
-              <w:spacing w:before="0" w:after="40" w:line="264" w:lineRule="auto"/>
               <w:jc w:val="left"/>
             </w:pPr>
             <w:r>
-              <w:rPr>
-                <w:rFonts w:ascii="Calibri" w:hAnsi="Calibri"/>
-                <w:b/>
-                <w:color w:val="FFFFFF"/>
-                <w:sz w:val="18"/>
-              </w:rPr>
               <w:t xml:space="preserve">Roles</w:t>
             </w:r>
           </w:p>
@@ -884,74 +691,40 @@
       </w:tr>
       <w:tr>
         <w:tc>
-          <w:tcPr>
-            <w:tcMar>
-              <w:top w:w="40" w:type="dxa"/>
-              <w:bottom w:w="40" w:type="dxa"/>
-              <w:left w:w="60" w:type="dxa"/>
-              <w:right w:w="60" w:type="dxa"/>
-            </w:tcMar>
-          </w:tcPr>
+          <w:tcPr/>
           <w:p>
             <w:pPr>
               <w:pStyle w:val="Compact"/>
-              <w:spacing w:before="0" w:after="40" w:line="264" w:lineRule="auto"/>
               <w:jc w:val="left"/>
             </w:pPr>
             <w:r>
-              <w:rPr>
-                <w:rFonts w:ascii="Calibri" w:hAnsi="Calibri"/>
-                <w:sz w:val="18"/>
-              </w:rPr>
               <w:t xml:space="preserve">POST</w:t>
             </w:r>
           </w:p>
         </w:tc>
         <w:tc>
-          <w:tcPr>
-            <w:tcMar>
-              <w:top w:w="40" w:type="dxa"/>
-              <w:bottom w:w="40" w:type="dxa"/>
-              <w:left w:w="60" w:type="dxa"/>
-              <w:right w:w="60" w:type="dxa"/>
-            </w:tcMar>
-          </w:tcPr>
+          <w:tcPr/>
           <w:p>
             <w:pPr>
               <w:pStyle w:val="Compact"/>
-              <w:spacing w:before="0" w:after="40" w:line="264" w:lineRule="auto"/>
               <w:jc w:val="left"/>
             </w:pPr>
             <w:r>
               <w:rPr>
                 <w:rStyle w:val="VerbatimChar"/>
-                <w:rFonts w:ascii="Calibri" w:hAnsi="Calibri"/>
-                <w:sz w:val="18"/>
               </w:rPr>
               <w:t xml:space="preserve">/accounts</w:t>
             </w:r>
           </w:p>
         </w:tc>
         <w:tc>
-          <w:tcPr>
-            <w:tcMar>
-              <w:top w:w="40" w:type="dxa"/>
-              <w:bottom w:w="40" w:type="dxa"/>
-              <w:left w:w="60" w:type="dxa"/>
-              <w:right w:w="60" w:type="dxa"/>
-            </w:tcMar>
-          </w:tcPr>
+          <w:tcPr/>
           <w:p>
             <w:pPr>
               <w:pStyle w:val="Compact"/>
-              <w:spacing w:before="0" w:after="40" w:line="264" w:lineRule="auto"/>
               <w:jc w:val="left"/>
             </w:pPr>
             <w:r>
-              <w:rPr>
-                <w:rFonts w:ascii="Calibri" w:hAnsi="Calibri"/>
-                <w:sz w:val="18"/>
-              </w:rPr>
               <w:t xml:space="preserve">ADMIN, EMPLOYEE</w:t>
             </w:r>
           </w:p>
@@ -959,88 +732,46 @@
       </w:tr>
       <w:tr>
         <w:tc>
-          <w:tcPr>
-            <w:tcMar>
-              <w:top w:w="40" w:type="dxa"/>
-              <w:bottom w:w="40" w:type="dxa"/>
-              <w:left w:w="60" w:type="dxa"/>
-              <w:right w:w="60" w:type="dxa"/>
-            </w:tcMar>
-          </w:tcPr>
+          <w:tcPr/>
           <w:p>
             <w:pPr>
               <w:pStyle w:val="Compact"/>
-              <w:spacing w:before="0" w:after="40" w:line="264" w:lineRule="auto"/>
               <w:jc w:val="left"/>
             </w:pPr>
             <w:r>
-              <w:rPr>
-                <w:rFonts w:ascii="Calibri" w:hAnsi="Calibri"/>
-                <w:sz w:val="18"/>
-              </w:rPr>
               <w:t xml:space="preserve">GET</w:t>
             </w:r>
           </w:p>
         </w:tc>
         <w:tc>
-          <w:tcPr>
-            <w:tcMar>
-              <w:top w:w="40" w:type="dxa"/>
-              <w:bottom w:w="40" w:type="dxa"/>
-              <w:left w:w="60" w:type="dxa"/>
-              <w:right w:w="60" w:type="dxa"/>
-            </w:tcMar>
-          </w:tcPr>
+          <w:tcPr/>
           <w:p>
             <w:pPr>
               <w:pStyle w:val="Compact"/>
-              <w:spacing w:before="0" w:after="40" w:line="264" w:lineRule="auto"/>
               <w:jc w:val="left"/>
             </w:pPr>
             <w:r>
               <w:rPr>
                 <w:rStyle w:val="VerbatimChar"/>
-                <w:rFonts w:ascii="Calibri" w:hAnsi="Calibri"/>
-                <w:sz w:val="18"/>
               </w:rPr>
               <w:t xml:space="preserve">/accounts</w:t>
             </w:r>
           </w:p>
         </w:tc>
         <w:tc>
-          <w:tcPr>
-            <w:tcMar>
-              <w:top w:w="40" w:type="dxa"/>
-              <w:bottom w:w="40" w:type="dxa"/>
-              <w:left w:w="60" w:type="dxa"/>
-              <w:right w:w="60" w:type="dxa"/>
-            </w:tcMar>
-          </w:tcPr>
+          <w:tcPr/>
           <w:p>
             <w:pPr>
               <w:pStyle w:val="Compact"/>
-              <w:spacing w:before="0" w:after="40" w:line="264" w:lineRule="auto"/>
               <w:jc w:val="left"/>
             </w:pPr>
             <w:r>
-              <w:rPr>
-                <w:rFonts w:ascii="Calibri" w:hAnsi="Calibri"/>
-                <w:sz w:val="18"/>
-              </w:rPr>
               <w:t xml:space="preserve">ADMIN, EMPLOYEE,</w:t>
             </w:r>
             <w:r>
-              <w:rPr>
-                <w:rFonts w:ascii="Calibri" w:hAnsi="Calibri"/>
-                <w:sz w:val="18"/>
-              </w:rPr>
               <w:t xml:space="preserve"> </w:t>
             </w:r>
             <w:r>
-              <w:rPr>
-                <w:rFonts w:ascii="Calibri" w:hAnsi="Calibri"/>
-                <w:sz w:val="18"/>
-              </w:rPr>
               <w:t xml:space="preserve">MANAGER</w:t>
             </w:r>
           </w:p>
@@ -1048,88 +779,46 @@
       </w:tr>
       <w:tr>
         <w:tc>
-          <w:tcPr>
-            <w:tcMar>
-              <w:top w:w="40" w:type="dxa"/>
-              <w:bottom w:w="40" w:type="dxa"/>
-              <w:left w:w="60" w:type="dxa"/>
-              <w:right w:w="60" w:type="dxa"/>
-            </w:tcMar>
-          </w:tcPr>
+          <w:tcPr/>
           <w:p>
             <w:pPr>
               <w:pStyle w:val="Compact"/>
-              <w:spacing w:before="0" w:after="40" w:line="264" w:lineRule="auto"/>
               <w:jc w:val="left"/>
             </w:pPr>
             <w:r>
-              <w:rPr>
-                <w:rFonts w:ascii="Calibri" w:hAnsi="Calibri"/>
-                <w:sz w:val="18"/>
-              </w:rPr>
               <w:t xml:space="preserve">GET</w:t>
             </w:r>
           </w:p>
         </w:tc>
         <w:tc>
-          <w:tcPr>
-            <w:tcMar>
-              <w:top w:w="40" w:type="dxa"/>
-              <w:bottom w:w="40" w:type="dxa"/>
-              <w:left w:w="60" w:type="dxa"/>
-              <w:right w:w="60" w:type="dxa"/>
-            </w:tcMar>
-          </w:tcPr>
+          <w:tcPr/>
           <w:p>
             <w:pPr>
               <w:pStyle w:val="Compact"/>
-              <w:spacing w:before="0" w:after="40" w:line="264" w:lineRule="auto"/>
               <w:jc w:val="left"/>
             </w:pPr>
             <w:r>
               <w:rPr>
                 <w:rStyle w:val="VerbatimChar"/>
-                <w:rFonts w:ascii="Calibri" w:hAnsi="Calibri"/>
-                <w:sz w:val="18"/>
               </w:rPr>
               <w:t xml:space="preserve">/accounts/customer/{customerId}</w:t>
             </w:r>
           </w:p>
         </w:tc>
         <w:tc>
-          <w:tcPr>
-            <w:tcMar>
-              <w:top w:w="40" w:type="dxa"/>
-              <w:bottom w:w="40" w:type="dxa"/>
-              <w:left w:w="60" w:type="dxa"/>
-              <w:right w:w="60" w:type="dxa"/>
-            </w:tcMar>
-          </w:tcPr>
+          <w:tcPr/>
           <w:p>
             <w:pPr>
               <w:pStyle w:val="Compact"/>
-              <w:spacing w:before="0" w:after="40" w:line="264" w:lineRule="auto"/>
               <w:jc w:val="left"/>
             </w:pPr>
             <w:r>
-              <w:rPr>
-                <w:rFonts w:ascii="Calibri" w:hAnsi="Calibri"/>
-                <w:sz w:val="18"/>
-              </w:rPr>
               <w:t xml:space="preserve">ADMIN, EMPLOYEE,</w:t>
             </w:r>
             <w:r>
-              <w:rPr>
-                <w:rFonts w:ascii="Calibri" w:hAnsi="Calibri"/>
-                <w:sz w:val="18"/>
-              </w:rPr>
               <w:t xml:space="preserve"> </w:t>
             </w:r>
             <w:r>
-              <w:rPr>
-                <w:rFonts w:ascii="Calibri" w:hAnsi="Calibri"/>
-                <w:sz w:val="18"/>
-              </w:rPr>
               <w:t xml:space="preserve">MANAGER</w:t>
             </w:r>
           </w:p>
@@ -1137,88 +826,46 @@
       </w:tr>
       <w:tr>
         <w:tc>
-          <w:tcPr>
-            <w:tcMar>
-              <w:top w:w="40" w:type="dxa"/>
-              <w:bottom w:w="40" w:type="dxa"/>
-              <w:left w:w="60" w:type="dxa"/>
-              <w:right w:w="60" w:type="dxa"/>
-            </w:tcMar>
-          </w:tcPr>
+          <w:tcPr/>
           <w:p>
             <w:pPr>
               <w:pStyle w:val="Compact"/>
-              <w:spacing w:before="0" w:after="40" w:line="264" w:lineRule="auto"/>
               <w:jc w:val="left"/>
             </w:pPr>
             <w:r>
-              <w:rPr>
-                <w:rFonts w:ascii="Calibri" w:hAnsi="Calibri"/>
-                <w:sz w:val="18"/>
-              </w:rPr>
               <w:t xml:space="preserve">GET</w:t>
             </w:r>
           </w:p>
         </w:tc>
         <w:tc>
-          <w:tcPr>
-            <w:tcMar>
-              <w:top w:w="40" w:type="dxa"/>
-              <w:bottom w:w="40" w:type="dxa"/>
-              <w:left w:w="60" w:type="dxa"/>
-              <w:right w:w="60" w:type="dxa"/>
-            </w:tcMar>
-          </w:tcPr>
+          <w:tcPr/>
           <w:p>
             <w:pPr>
               <w:pStyle w:val="Compact"/>
-              <w:spacing w:before="0" w:after="40" w:line="264" w:lineRule="auto"/>
               <w:jc w:val="left"/>
             </w:pPr>
             <w:r>
               <w:rPr>
                 <w:rStyle w:val="VerbatimChar"/>
-                <w:rFonts w:ascii="Calibri" w:hAnsi="Calibri"/>
-                <w:sz w:val="18"/>
               </w:rPr>
               <w:t xml:space="preserve">/accounts/{accountId}</w:t>
             </w:r>
           </w:p>
         </w:tc>
         <w:tc>
-          <w:tcPr>
-            <w:tcMar>
-              <w:top w:w="40" w:type="dxa"/>
-              <w:bottom w:w="40" w:type="dxa"/>
-              <w:left w:w="60" w:type="dxa"/>
-              <w:right w:w="60" w:type="dxa"/>
-            </w:tcMar>
-          </w:tcPr>
+          <w:tcPr/>
           <w:p>
             <w:pPr>
               <w:pStyle w:val="Compact"/>
-              <w:spacing w:before="0" w:after="40" w:line="264" w:lineRule="auto"/>
               <w:jc w:val="left"/>
             </w:pPr>
             <w:r>
-              <w:rPr>
-                <w:rFonts w:ascii="Calibri" w:hAnsi="Calibri"/>
-                <w:sz w:val="18"/>
-              </w:rPr>
               <w:t xml:space="preserve">ADMIN, EMPLOYEE,</w:t>
             </w:r>
             <w:r>
-              <w:rPr>
-                <w:rFonts w:ascii="Calibri" w:hAnsi="Calibri"/>
-                <w:sz w:val="18"/>
-              </w:rPr>
               <w:t xml:space="preserve"> </w:t>
             </w:r>
             <w:r>
-              <w:rPr>
-                <w:rFonts w:ascii="Calibri" w:hAnsi="Calibri"/>
-                <w:sz w:val="18"/>
-              </w:rPr>
               <w:t xml:space="preserve">MANAGER</w:t>
             </w:r>
           </w:p>
@@ -1226,88 +873,46 @@
       </w:tr>
       <w:tr>
         <w:tc>
-          <w:tcPr>
-            <w:tcMar>
-              <w:top w:w="40" w:type="dxa"/>
-              <w:bottom w:w="40" w:type="dxa"/>
-              <w:left w:w="60" w:type="dxa"/>
-              <w:right w:w="60" w:type="dxa"/>
-            </w:tcMar>
-          </w:tcPr>
+          <w:tcPr/>
           <w:p>
             <w:pPr>
               <w:pStyle w:val="Compact"/>
-              <w:spacing w:before="0" w:after="40" w:line="264" w:lineRule="auto"/>
               <w:jc w:val="left"/>
             </w:pPr>
             <w:r>
-              <w:rPr>
-                <w:rFonts w:ascii="Calibri" w:hAnsi="Calibri"/>
-                <w:sz w:val="18"/>
-              </w:rPr>
               <w:t xml:space="preserve">GET</w:t>
             </w:r>
           </w:p>
         </w:tc>
         <w:tc>
-          <w:tcPr>
-            <w:tcMar>
-              <w:top w:w="40" w:type="dxa"/>
-              <w:bottom w:w="40" w:type="dxa"/>
-              <w:left w:w="60" w:type="dxa"/>
-              <w:right w:w="60" w:type="dxa"/>
-            </w:tcMar>
-          </w:tcPr>
+          <w:tcPr/>
           <w:p>
             <w:pPr>
               <w:pStyle w:val="Compact"/>
-              <w:spacing w:before="0" w:after="40" w:line="264" w:lineRule="auto"/>
               <w:jc w:val="left"/>
             </w:pPr>
             <w:r>
               <w:rPr>
                 <w:rStyle w:val="VerbatimChar"/>
-                <w:rFonts w:ascii="Calibri" w:hAnsi="Calibri"/>
-                <w:sz w:val="18"/>
               </w:rPr>
               <w:t xml:space="preserve">/accounts/{accountId}/transactions</w:t>
             </w:r>
           </w:p>
         </w:tc>
         <w:tc>
-          <w:tcPr>
-            <w:tcMar>
-              <w:top w:w="40" w:type="dxa"/>
-              <w:bottom w:w="40" w:type="dxa"/>
-              <w:left w:w="60" w:type="dxa"/>
-              <w:right w:w="60" w:type="dxa"/>
-            </w:tcMar>
-          </w:tcPr>
+          <w:tcPr/>
           <w:p>
             <w:pPr>
               <w:pStyle w:val="Compact"/>
-              <w:spacing w:before="0" w:after="40" w:line="264" w:lineRule="auto"/>
               <w:jc w:val="left"/>
             </w:pPr>
             <w:r>
-              <w:rPr>
-                <w:rFonts w:ascii="Calibri" w:hAnsi="Calibri"/>
-                <w:sz w:val="18"/>
-              </w:rPr>
               <w:t xml:space="preserve">ADMIN, EMPLOYEE,</w:t>
             </w:r>
             <w:r>
-              <w:rPr>
-                <w:rFonts w:ascii="Calibri" w:hAnsi="Calibri"/>
-                <w:sz w:val="18"/>
-              </w:rPr>
               <w:t xml:space="preserve"> </w:t>
             </w:r>
             <w:r>
-              <w:rPr>
-                <w:rFonts w:ascii="Calibri" w:hAnsi="Calibri"/>
-                <w:sz w:val="18"/>
-              </w:rPr>
               <w:t xml:space="preserve">MANAGER</w:t>
             </w:r>
           </w:p>
@@ -1315,74 +920,40 @@
       </w:tr>
       <w:tr>
         <w:tc>
-          <w:tcPr>
-            <w:tcMar>
-              <w:top w:w="40" w:type="dxa"/>
-              <w:bottom w:w="40" w:type="dxa"/>
-              <w:left w:w="60" w:type="dxa"/>
-              <w:right w:w="60" w:type="dxa"/>
-            </w:tcMar>
-          </w:tcPr>
+          <w:tcPr/>
           <w:p>
             <w:pPr>
               <w:pStyle w:val="Compact"/>
-              <w:spacing w:before="0" w:after="40" w:line="264" w:lineRule="auto"/>
               <w:jc w:val="left"/>
             </w:pPr>
             <w:r>
-              <w:rPr>
-                <w:rFonts w:ascii="Calibri" w:hAnsi="Calibri"/>
-                <w:sz w:val="18"/>
-              </w:rPr>
               <w:t xml:space="preserve">PUT</w:t>
             </w:r>
           </w:p>
         </w:tc>
         <w:tc>
-          <w:tcPr>
-            <w:tcMar>
-              <w:top w:w="40" w:type="dxa"/>
-              <w:bottom w:w="40" w:type="dxa"/>
-              <w:left w:w="60" w:type="dxa"/>
-              <w:right w:w="60" w:type="dxa"/>
-            </w:tcMar>
-          </w:tcPr>
+          <w:tcPr/>
           <w:p>
             <w:pPr>
               <w:pStyle w:val="Compact"/>
-              <w:spacing w:before="0" w:after="40" w:line="264" w:lineRule="auto"/>
               <w:jc w:val="left"/>
             </w:pPr>
             <w:r>
               <w:rPr>
                 <w:rStyle w:val="VerbatimChar"/>
-                <w:rFonts w:ascii="Calibri" w:hAnsi="Calibri"/>
-                <w:sz w:val="18"/>
               </w:rPr>
               <w:t xml:space="preserve">/accounts/{accountId}/status</w:t>
             </w:r>
           </w:p>
         </w:tc>
         <w:tc>
-          <w:tcPr>
-            <w:tcMar>
-              <w:top w:w="40" w:type="dxa"/>
-              <w:bottom w:w="40" w:type="dxa"/>
-              <w:left w:w="60" w:type="dxa"/>
-              <w:right w:w="60" w:type="dxa"/>
-            </w:tcMar>
-          </w:tcPr>
+          <w:tcPr/>
           <w:p>
             <w:pPr>
               <w:pStyle w:val="Compact"/>
-              <w:spacing w:before="0" w:after="40" w:line="264" w:lineRule="auto"/>
               <w:jc w:val="left"/>
             </w:pPr>
             <w:r>
-              <w:rPr>
-                <w:rFonts w:ascii="Calibri" w:hAnsi="Calibri"/>
-                <w:sz w:val="18"/>
-              </w:rPr>
               <w:t xml:space="preserve">ADMIN, EMPLOYEE</w:t>
             </w:r>
           </w:p>
@@ -1390,74 +961,40 @@
       </w:tr>
       <w:tr>
         <w:tc>
-          <w:tcPr>
-            <w:tcMar>
-              <w:top w:w="40" w:type="dxa"/>
-              <w:bottom w:w="40" w:type="dxa"/>
-              <w:left w:w="60" w:type="dxa"/>
-              <w:right w:w="60" w:type="dxa"/>
-            </w:tcMar>
-          </w:tcPr>
+          <w:tcPr/>
           <w:p>
             <w:pPr>
               <w:pStyle w:val="Compact"/>
-              <w:spacing w:before="0" w:after="40" w:line="264" w:lineRule="auto"/>
               <w:jc w:val="left"/>
             </w:pPr>
             <w:r>
-              <w:rPr>
-                <w:rFonts w:ascii="Calibri" w:hAnsi="Calibri"/>
-                <w:sz w:val="18"/>
-              </w:rPr>
               <w:t xml:space="preserve">POST</w:t>
             </w:r>
           </w:p>
         </w:tc>
         <w:tc>
-          <w:tcPr>
-            <w:tcMar>
-              <w:top w:w="40" w:type="dxa"/>
-              <w:bottom w:w="40" w:type="dxa"/>
-              <w:left w:w="60" w:type="dxa"/>
-              <w:right w:w="60" w:type="dxa"/>
-            </w:tcMar>
-          </w:tcPr>
+          <w:tcPr/>
           <w:p>
             <w:pPr>
               <w:pStyle w:val="Compact"/>
-              <w:spacing w:before="0" w:after="40" w:line="264" w:lineRule="auto"/>
               <w:jc w:val="left"/>
             </w:pPr>
             <w:r>
               <w:rPr>
                 <w:rStyle w:val="VerbatimChar"/>
-                <w:rFonts w:ascii="Calibri" w:hAnsi="Calibri"/>
-                <w:sz w:val="18"/>
               </w:rPr>
               <w:t xml:space="preserve">/accounts/{accountId}/deposit</w:t>
             </w:r>
           </w:p>
         </w:tc>
         <w:tc>
-          <w:tcPr>
-            <w:tcMar>
-              <w:top w:w="40" w:type="dxa"/>
-              <w:bottom w:w="40" w:type="dxa"/>
-              <w:left w:w="60" w:type="dxa"/>
-              <w:right w:w="60" w:type="dxa"/>
-            </w:tcMar>
-          </w:tcPr>
+          <w:tcPr/>
           <w:p>
             <w:pPr>
               <w:pStyle w:val="Compact"/>
-              <w:spacing w:before="0" w:after="40" w:line="264" w:lineRule="auto"/>
               <w:jc w:val="left"/>
             </w:pPr>
             <w:r>
-              <w:rPr>
-                <w:rFonts w:ascii="Calibri" w:hAnsi="Calibri"/>
-                <w:sz w:val="18"/>
-              </w:rPr>
               <w:t xml:space="preserve">ADMIN, EMPLOYEE</w:t>
             </w:r>
           </w:p>
@@ -1465,74 +1002,40 @@
       </w:tr>
       <w:tr>
         <w:tc>
-          <w:tcPr>
-            <w:tcMar>
-              <w:top w:w="40" w:type="dxa"/>
-              <w:bottom w:w="40" w:type="dxa"/>
-              <w:left w:w="60" w:type="dxa"/>
-              <w:right w:w="60" w:type="dxa"/>
-            </w:tcMar>
-          </w:tcPr>
+          <w:tcPr/>
           <w:p>
             <w:pPr>
               <w:pStyle w:val="Compact"/>
-              <w:spacing w:before="0" w:after="40" w:line="264" w:lineRule="auto"/>
               <w:jc w:val="left"/>
             </w:pPr>
             <w:r>
-              <w:rPr>
-                <w:rFonts w:ascii="Calibri" w:hAnsi="Calibri"/>
-                <w:sz w:val="18"/>
-              </w:rPr>
               <w:t xml:space="preserve">POST</w:t>
             </w:r>
           </w:p>
         </w:tc>
         <w:tc>
-          <w:tcPr>
-            <w:tcMar>
-              <w:top w:w="40" w:type="dxa"/>
-              <w:bottom w:w="40" w:type="dxa"/>
-              <w:left w:w="60" w:type="dxa"/>
-              <w:right w:w="60" w:type="dxa"/>
-            </w:tcMar>
-          </w:tcPr>
+          <w:tcPr/>
           <w:p>
             <w:pPr>
               <w:pStyle w:val="Compact"/>
-              <w:spacing w:before="0" w:after="40" w:line="264" w:lineRule="auto"/>
               <w:jc w:val="left"/>
             </w:pPr>
             <w:r>
               <w:rPr>
                 <w:rStyle w:val="VerbatimChar"/>
-                <w:rFonts w:ascii="Calibri" w:hAnsi="Calibri"/>
-                <w:sz w:val="18"/>
               </w:rPr>
               <w:t xml:space="preserve">/account-policies</w:t>
             </w:r>
           </w:p>
         </w:tc>
         <w:tc>
-          <w:tcPr>
-            <w:tcMar>
-              <w:top w:w="40" w:type="dxa"/>
-              <w:bottom w:w="40" w:type="dxa"/>
-              <w:left w:w="60" w:type="dxa"/>
-              <w:right w:w="60" w:type="dxa"/>
-            </w:tcMar>
-          </w:tcPr>
+          <w:tcPr/>
           <w:p>
             <w:pPr>
               <w:pStyle w:val="Compact"/>
-              <w:spacing w:before="0" w:after="40" w:line="264" w:lineRule="auto"/>
               <w:jc w:val="left"/>
             </w:pPr>
             <w:r>
-              <w:rPr>
-                <w:rFonts w:ascii="Calibri" w:hAnsi="Calibri"/>
-                <w:sz w:val="18"/>
-              </w:rPr>
               <w:t xml:space="preserve">Authenticated*</w:t>
             </w:r>
           </w:p>
@@ -1540,74 +1043,40 @@
       </w:tr>
       <w:tr>
         <w:tc>
-          <w:tcPr>
-            <w:tcMar>
-              <w:top w:w="40" w:type="dxa"/>
-              <w:bottom w:w="40" w:type="dxa"/>
-              <w:left w:w="60" w:type="dxa"/>
-              <w:right w:w="60" w:type="dxa"/>
-            </w:tcMar>
-          </w:tcPr>
+          <w:tcPr/>
           <w:p>
             <w:pPr>
               <w:pStyle w:val="Compact"/>
-              <w:spacing w:before="0" w:after="40" w:line="264" w:lineRule="auto"/>
               <w:jc w:val="left"/>
             </w:pPr>
             <w:r>
-              <w:rPr>
-                <w:rFonts w:ascii="Calibri" w:hAnsi="Calibri"/>
-                <w:sz w:val="18"/>
-              </w:rPr>
               <w:t xml:space="preserve">GET</w:t>
             </w:r>
           </w:p>
         </w:tc>
         <w:tc>
-          <w:tcPr>
-            <w:tcMar>
-              <w:top w:w="40" w:type="dxa"/>
-              <w:bottom w:w="40" w:type="dxa"/>
-              <w:left w:w="60" w:type="dxa"/>
-              <w:right w:w="60" w:type="dxa"/>
-            </w:tcMar>
-          </w:tcPr>
+          <w:tcPr/>
           <w:p>
             <w:pPr>
               <w:pStyle w:val="Compact"/>
-              <w:spacing w:before="0" w:after="40" w:line="264" w:lineRule="auto"/>
               <w:jc w:val="left"/>
             </w:pPr>
             <w:r>
               <w:rPr>
                 <w:rStyle w:val="VerbatimChar"/>
-                <w:rFonts w:ascii="Calibri" w:hAnsi="Calibri"/>
-                <w:sz w:val="18"/>
               </w:rPr>
               <w:t xml:space="preserve">/account-policies?accountType&amp;currencyCode</w:t>
             </w:r>
           </w:p>
         </w:tc>
         <w:tc>
-          <w:tcPr>
-            <w:tcMar>
-              <w:top w:w="40" w:type="dxa"/>
-              <w:bottom w:w="40" w:type="dxa"/>
-              <w:left w:w="60" w:type="dxa"/>
-              <w:right w:w="60" w:type="dxa"/>
-            </w:tcMar>
-          </w:tcPr>
+          <w:tcPr/>
           <w:p>
             <w:pPr>
               <w:pStyle w:val="Compact"/>
-              <w:spacing w:before="0" w:after="40" w:line="264" w:lineRule="auto"/>
               <w:jc w:val="left"/>
             </w:pPr>
             <w:r>
-              <w:rPr>
-                <w:rFonts w:ascii="Calibri" w:hAnsi="Calibri"/>
-                <w:sz w:val="18"/>
-              </w:rPr>
               <w:t xml:space="preserve">Authenticated*</w:t>
             </w:r>
           </w:p>
@@ -1639,8 +1108,6 @@
           <w:ilvl w:val="0"/>
           <w:numId w:val="1002"/>
         </w:numPr>
-        <w:spacing w:after="160" w:line="276" w:lineRule="auto"/>
-        <w:jc w:val="left"/>
       </w:pPr>
       <w:r>
         <w:rPr>
@@ -1656,8 +1123,6 @@
           <w:ilvl w:val="0"/>
           <w:numId w:val="1002"/>
         </w:numPr>
-        <w:spacing w:after="160" w:line="276" w:lineRule="auto"/>
-        <w:jc w:val="left"/>
       </w:pPr>
       <w:r>
         <w:rPr>
@@ -1683,8 +1148,6 @@
           <w:ilvl w:val="0"/>
           <w:numId w:val="1003"/>
         </w:numPr>
-        <w:spacing w:after="160" w:line="276" w:lineRule="auto"/>
-        <w:jc w:val="left"/>
       </w:pPr>
       <w:r>
         <w:rPr>
@@ -1802,8 +1265,6 @@
           <w:ilvl w:val="0"/>
           <w:numId w:val="1003"/>
         </w:numPr>
-        <w:spacing w:after="160" w:line="276" w:lineRule="auto"/>
-        <w:jc w:val="left"/>
       </w:pPr>
       <w:r>
         <w:rPr>
@@ -1861,8 +1322,6 @@
           <w:ilvl w:val="0"/>
           <w:numId w:val="1003"/>
         </w:numPr>
-        <w:spacing w:after="160" w:line="276" w:lineRule="auto"/>
-        <w:jc w:val="left"/>
       </w:pPr>
       <w:r>
         <w:rPr>
@@ -1894,8 +1353,6 @@
           <w:ilvl w:val="0"/>
           <w:numId w:val="1004"/>
         </w:numPr>
-        <w:spacing w:after="160" w:line="276" w:lineRule="auto"/>
-        <w:jc w:val="left"/>
       </w:pPr>
       <w:r>
         <w:rPr>
@@ -1932,8 +1389,6 @@
           <w:ilvl w:val="0"/>
           <w:numId w:val="1004"/>
         </w:numPr>
-        <w:spacing w:after="160" w:line="276" w:lineRule="auto"/>
-        <w:jc w:val="left"/>
       </w:pPr>
       <w:r>
         <w:rPr>
@@ -1955,8 +1410,6 @@
     <w:p>
       <w:pPr>
         <w:pStyle w:val="FirstParagraph"/>
-        <w:spacing w:after="160" w:line="276" w:lineRule="auto"/>
-        <w:jc w:val="left"/>
       </w:pPr>
       <w:r>
         <w:rPr>
@@ -2042,8 +1495,6 @@
           <w:ilvl w:val="0"/>
           <w:numId w:val="1005"/>
         </w:numPr>
-        <w:spacing w:after="160" w:line="276" w:lineRule="auto"/>
-        <w:jc w:val="left"/>
       </w:pPr>
       <w:r>
         <w:rPr>
@@ -2071,8 +1522,6 @@
           <w:ilvl w:val="0"/>
           <w:numId w:val="1005"/>
         </w:numPr>
-        <w:spacing w:after="160" w:line="276" w:lineRule="auto"/>
-        <w:jc w:val="left"/>
       </w:pPr>
       <w:r>
         <w:rPr>
@@ -2122,8 +1571,6 @@
           <w:ilvl w:val="0"/>
           <w:numId w:val="1006"/>
         </w:numPr>
-        <w:spacing w:after="160" w:line="276" w:lineRule="auto"/>
-        <w:jc w:val="left"/>
       </w:pPr>
       <w:r>
         <w:rPr>
@@ -2139,8 +1586,6 @@
           <w:ilvl w:val="0"/>
           <w:numId w:val="1006"/>
         </w:numPr>
-        <w:spacing w:after="160" w:line="276" w:lineRule="auto"/>
-        <w:jc w:val="left"/>
       </w:pPr>
       <w:r>
         <w:rPr>
@@ -2162,8 +1607,6 @@
     <w:p>
       <w:pPr>
         <w:pStyle w:val="FirstParagraph"/>
-        <w:spacing w:after="160" w:line="276" w:lineRule="auto"/>
-        <w:jc w:val="left"/>
       </w:pPr>
       <w:r>
         <w:rPr>
@@ -2272,8 +1715,6 @@
           <w:ilvl w:val="0"/>
           <w:numId w:val="1007"/>
         </w:numPr>
-        <w:spacing w:after="160" w:line="276" w:lineRule="auto"/>
-        <w:jc w:val="left"/>
       </w:pPr>
       <w:r>
         <w:t xml:space="preserve">Open: customer exists; active policy in effective window; if</w:t>
@@ -2310,8 +1751,6 @@
           <w:ilvl w:val="0"/>
           <w:numId w:val="1007"/>
         </w:numPr>
-        <w:spacing w:after="160" w:line="276" w:lineRule="auto"/>
-        <w:jc w:val="left"/>
       </w:pPr>
       <w:r>
         <w:t xml:space="preserve">Deposit: account ACTIVE; amount positive</w:t>
@@ -2324,8 +1763,6 @@
           <w:ilvl w:val="0"/>
           <w:numId w:val="1007"/>
         </w:numPr>
-        <w:spacing w:after="160" w:line="276" w:lineRule="auto"/>
-        <w:jc w:val="left"/>
       </w:pPr>
       <w:r>
         <w:t xml:space="preserve">Policy create: Bean Validation on</w:t>
@@ -2353,8 +1790,6 @@
     <w:p>
       <w:pPr>
         <w:pStyle w:val="FirstParagraph"/>
-        <w:spacing w:after="160" w:line="276" w:lineRule="auto"/>
-        <w:jc w:val="left"/>
       </w:pPr>
       <w:r>
         <w:t xml:space="preserve">Account mutations ADMIN/EMPLOYEE; reads include MANAGER. Policy</w:t>
@@ -2379,8 +1814,6 @@
     <w:p>
       <w:pPr>
         <w:pStyle w:val="FirstParagraph"/>
-        <w:spacing w:after="160" w:line="276" w:lineRule="auto"/>
-        <w:jc w:val="left"/>
       </w:pPr>
       <w:r>
         <w:t xml:space="preserve">Business exceptions for missing account/customer/policy and validation</w:t>
@@ -2417,8 +1850,6 @@
     <w:p>
       <w:pPr>
         <w:pStyle w:val="FirstParagraph"/>
-        <w:spacing w:after="160" w:line="276" w:lineRule="auto"/>
-        <w:jc w:val="left"/>
       </w:pPr>
       <w:r>
         <w:t xml:space="preserve">SQL debug in dev; no structured account event log.</w:t>
@@ -2437,8 +1868,6 @@
     <w:p>
       <w:pPr>
         <w:pStyle w:val="FirstParagraph"/>
-        <w:spacing w:after="160" w:line="276" w:lineRule="auto"/>
-        <w:jc w:val="left"/>
       </w:pPr>
       <w:r>
         <w:t xml:space="preserve">Account has</w:t>
@@ -2530,8 +1959,6 @@
           <w:ilvl w:val="0"/>
           <w:numId w:val="1008"/>
         </w:numPr>
-        <w:spacing w:after="160" w:line="276" w:lineRule="auto"/>
-        <w:jc w:val="left"/>
       </w:pPr>
       <w:r>
         <w:t xml:space="preserve">Open CURRENT with deposit &lt; 5000 → reject</w:t>
@@ -2544,8 +1971,6 @@
           <w:ilvl w:val="0"/>
           <w:numId w:val="1008"/>
         </w:numPr>
-        <w:spacing w:after="160" w:line="276" w:lineRule="auto"/>
-        <w:jc w:val="left"/>
       </w:pPr>
       <w:r>
         <w:t xml:space="preserve">Open CURRENT with ≥ policy min → balances equal deposit</w:t>
@@ -2558,8 +1983,6 @@
           <w:ilvl w:val="0"/>
           <w:numId w:val="1008"/>
         </w:numPr>
-        <w:spacing w:after="160" w:line="276" w:lineRule="auto"/>
-        <w:jc w:val="left"/>
       </w:pPr>
       <w:r>
         <w:t xml:space="preserve">Deposit on ACTIVE → balances and</w:t>
@@ -2587,8 +2010,6 @@
           <w:ilvl w:val="0"/>
           <w:numId w:val="1008"/>
         </w:numPr>
-        <w:spacing w:after="160" w:line="276" w:lineRule="auto"/>
-        <w:jc w:val="left"/>
       </w:pPr>
       <w:r>
         <w:t xml:space="preserve">Deposit on non-ACTIVE → reject</w:t>
@@ -2601,8 +2022,6 @@
           <w:ilvl w:val="0"/>
           <w:numId w:val="1008"/>
         </w:numPr>
-        <w:spacing w:after="160" w:line="276" w:lineRule="auto"/>
-        <w:jc w:val="left"/>
       </w:pPr>
       <w:r>
         <w:t xml:space="preserve">GET policy CURRENT/INR returns seed row</w:t>
@@ -2615,8 +2034,6 @@
           <w:ilvl w:val="0"/>
           <w:numId w:val="1008"/>
         </w:numPr>
-        <w:spacing w:after="160" w:line="276" w:lineRule="auto"/>
-        <w:jc w:val="left"/>
       </w:pPr>
       <w:r>
         <w:t xml:space="preserve">UI: Add Current opens dialog when required</w:t>
@@ -2639,8 +2056,6 @@
           <w:ilvl w:val="0"/>
           <w:numId w:val="1009"/>
         </w:numPr>
-        <w:spacing w:after="160" w:line="276" w:lineRule="auto"/>
-        <w:jc w:val="left"/>
       </w:pPr>
       <w:r>
         <w:t xml:space="preserve">Status transition state machine (no CLOSED→ACTIVE; close with zero balance)</w:t>
@@ -2653,8 +2068,6 @@
           <w:ilvl w:val="0"/>
           <w:numId w:val="1009"/>
         </w:numPr>
-        <w:spacing w:after="160" w:line="276" w:lineRule="auto"/>
-        <w:jc w:val="left"/>
       </w:pPr>
       <w:r>
         <w:t xml:space="preserve">Seed LOAN policy or block LOAN until product module exists</w:t>
@@ -2667,8 +2080,6 @@
           <w:ilvl w:val="0"/>
           <w:numId w:val="1009"/>
         </w:numPr>
-        <w:spacing w:after="160" w:line="276" w:lineRule="auto"/>
-        <w:jc w:val="left"/>
       </w:pPr>
       <w:r>
         <w:t xml:space="preserve">Maker–checker for large deposits</w:t>
@@ -2681,8 +2092,6 @@
           <w:ilvl w:val="0"/>
           <w:numId w:val="1009"/>
         </w:numPr>
-        <w:spacing w:after="160" w:line="276" w:lineRule="auto"/>
-        <w:jc w:val="left"/>
       </w:pPr>
       <w:r>
         <w:t xml:space="preserve">Notify</w:t>
@@ -2711,18 +2120,12 @@
           <w:ilvl w:val="0"/>
           <w:numId w:val="1009"/>
         </w:numPr>
-        <w:spacing w:after="160" w:line="276" w:lineRule="auto"/>
-        <w:jc w:val="left"/>
       </w:pPr>
       <w:r>
         <w:t xml:space="preserve">Daily interest / statement PDF</w:t>
       </w:r>
     </w:p>
     <w:p>
-      <w:pPr>
-        <w:spacing w:after="160" w:line="276" w:lineRule="auto"/>
-        <w:jc w:val="left"/>
-      </w:pPr>
       <w:r>
         <w:pict>
           <v:rect style="width:0;height:1.5pt" o:hralign="center" o:hrstd="t" o:hr="t"/>
@@ -2752,17 +2155,9 @@
     <w:tbl>
       <w:tblPr>
         <w:tblStyle w:val="Table"/>
-        <w:tblW w:type="pct" w:w="5000"/>
-        <w:tblLayout w:type="autofit"/>
+        <w:tblW w:type="pct" w:w="4722"/>
+        <w:tblLayout w:type="fixed"/>
         <w:tblLook w:firstRow="1" w:lastRow="0" w:firstColumn="0" w:lastColumn="0" w:noHBand="0" w:noVBand="0" w:val="0020"/>
-        <w:tblBorders>
-          <w:top w:val="single" w:sz="4" w:space="0" w:color="CBD5E0"/>
-          <w:left w:val="single" w:sz="4" w:space="0" w:color="CBD5E0"/>
-          <w:bottom w:val="single" w:sz="4" w:space="0" w:color="CBD5E0"/>
-          <w:right w:val="single" w:sz="4" w:space="0" w:color="CBD5E0"/>
-          <w:insideH w:val="single" w:sz="4" w:space="0" w:color="CBD5E0"/>
-          <w:insideV w:val="single" w:sz="4" w:space="0" w:color="CBD5E0"/>
-        </w:tblBorders>
       </w:tblPr>
       <w:tblGrid>
         <w:gridCol w:w="2860"/>
@@ -2773,55 +2168,25 @@
           <w:tblHeader w:val="on"/>
         </w:trPr>
         <w:tc>
-          <w:tcPr>
-            <w:tcMar>
-              <w:top w:w="40" w:type="dxa"/>
-              <w:bottom w:w="40" w:type="dxa"/>
-              <w:left w:w="60" w:type="dxa"/>
-              <w:right w:w="60" w:type="dxa"/>
-            </w:tcMar>
-            <w:shd w:fill="1A365D" w:val="clear"/>
-          </w:tcPr>
+          <w:tcPr/>
           <w:p>
             <w:pPr>
               <w:pStyle w:val="Compact"/>
-              <w:spacing w:before="0" w:after="40" w:line="264" w:lineRule="auto"/>
               <w:jc w:val="left"/>
             </w:pPr>
             <w:r>
-              <w:rPr>
-                <w:rFonts w:ascii="Calibri" w:hAnsi="Calibri"/>
-                <w:b/>
-                <w:color w:val="FFFFFF"/>
-                <w:sz w:val="18"/>
-              </w:rPr>
               <w:t xml:space="preserve">Item</w:t>
             </w:r>
           </w:p>
         </w:tc>
         <w:tc>
-          <w:tcPr>
-            <w:tcMar>
-              <w:top w:w="40" w:type="dxa"/>
-              <w:bottom w:w="40" w:type="dxa"/>
-              <w:left w:w="60" w:type="dxa"/>
-              <w:right w:w="60" w:type="dxa"/>
-            </w:tcMar>
-            <w:shd w:fill="1A365D" w:val="clear"/>
-          </w:tcPr>
+          <w:tcPr/>
           <w:p>
             <w:pPr>
               <w:pStyle w:val="Compact"/>
-              <w:spacing w:before="0" w:after="40" w:line="264" w:lineRule="auto"/>
               <w:jc w:val="left"/>
             </w:pPr>
             <w:r>
-              <w:rPr>
-                <w:rFonts w:ascii="Calibri" w:hAnsi="Calibri"/>
-                <w:b/>
-                <w:color w:val="FFFFFF"/>
-                <w:sz w:val="18"/>
-              </w:rPr>
               <w:t xml:space="preserve">Detail</w:t>
             </w:r>
           </w:p>
@@ -2829,137 +2194,71 @@
       </w:tr>
       <w:tr>
         <w:tc>
-          <w:tcPr>
-            <w:tcMar>
-              <w:top w:w="40" w:type="dxa"/>
-              <w:bottom w:w="40" w:type="dxa"/>
-              <w:left w:w="60" w:type="dxa"/>
-              <w:right w:w="60" w:type="dxa"/>
-            </w:tcMar>
-          </w:tcPr>
+          <w:tcPr/>
           <w:p>
             <w:pPr>
               <w:pStyle w:val="Compact"/>
-              <w:spacing w:before="0" w:after="40" w:line="264" w:lineRule="auto"/>
               <w:jc w:val="left"/>
             </w:pPr>
             <w:r>
-              <w:rPr>
-                <w:rFonts w:ascii="Calibri" w:hAnsi="Calibri"/>
-                <w:sz w:val="18"/>
-              </w:rPr>
               <w:t xml:space="preserve">Prefer</w:t>
             </w:r>
           </w:p>
         </w:tc>
         <w:tc>
-          <w:tcPr>
-            <w:tcMar>
-              <w:top w:w="40" w:type="dxa"/>
-              <w:bottom w:w="40" w:type="dxa"/>
-              <w:left w:w="60" w:type="dxa"/>
-              <w:right w:w="60" w:type="dxa"/>
-            </w:tcMar>
-          </w:tcPr>
+          <w:tcPr/>
           <w:p>
             <w:pPr>
               <w:pStyle w:val="Compact"/>
-              <w:spacing w:before="0" w:after="40" w:line="264" w:lineRule="auto"/>
               <w:jc w:val="left"/>
             </w:pPr>
             <w:r>
-              <w:rPr>
-                <w:rFonts w:ascii="Calibri" w:hAnsi="Calibri"/>
-                <w:sz w:val="18"/>
-              </w:rPr>
               <w:t xml:space="preserve">Update/insert</w:t>
             </w:r>
             <w:r>
-              <w:rPr>
-                <w:rFonts w:ascii="Calibri" w:hAnsi="Calibri"/>
-                <w:sz w:val="18"/>
-              </w:rPr>
               <w:t xml:space="preserve"> </w:t>
             </w:r>
             <w:r>
               <w:rPr>
                 <w:rStyle w:val="VerbatimChar"/>
-                <w:rFonts w:ascii="Calibri" w:hAnsi="Calibri"/>
-                <w:sz w:val="18"/>
               </w:rPr>
               <w:t xml:space="preserve">account_policy</w:t>
             </w:r>
             <w:r>
-              <w:rPr>
-                <w:rFonts w:ascii="Calibri" w:hAnsi="Calibri"/>
-                <w:sz w:val="18"/>
-              </w:rPr>
               <w:t xml:space="preserve"> </w:t>
             </w:r>
             <w:r>
-              <w:rPr>
-                <w:rFonts w:ascii="Calibri" w:hAnsi="Calibri"/>
-                <w:sz w:val="18"/>
-              </w:rPr>
               <w:t xml:space="preserve">row (API</w:t>
             </w:r>
             <w:r>
-              <w:rPr>
-                <w:rFonts w:ascii="Calibri" w:hAnsi="Calibri"/>
-                <w:sz w:val="18"/>
-              </w:rPr>
               <w:t xml:space="preserve"> </w:t>
             </w:r>
             <w:r>
               <w:rPr>
                 <w:rStyle w:val="VerbatimChar"/>
-                <w:rFonts w:ascii="Calibri" w:hAnsi="Calibri"/>
-                <w:sz w:val="18"/>
               </w:rPr>
               <w:t xml:space="preserve">POST /account-policies</w:t>
             </w:r>
             <w:r>
-              <w:rPr>
-                <w:rFonts w:ascii="Calibri" w:hAnsi="Calibri"/>
-                <w:sz w:val="18"/>
-              </w:rPr>
+              <w:t xml:space="preserve"> </w:t>
+            </w:r>
+            <w:r>
+              <w:t xml:space="preserve">or DB) —</w:t>
+            </w:r>
+            <w:r>
               <w:t xml:space="preserve"> </w:t>
             </w:r>
             <w:r>
               <w:rPr>
-                <w:rFonts w:ascii="Calibri" w:hAnsi="Calibri"/>
-                <w:sz w:val="18"/>
-              </w:rPr>
-              <w:t xml:space="preserve">or DB) —</w:t>
-            </w:r>
-            <w:r>
-              <w:rPr>
-                <w:rFonts w:ascii="Calibri" w:hAnsi="Calibri"/>
-                <w:sz w:val="18"/>
-              </w:rPr>
-              <w:t xml:space="preserve"> </w:t>
-            </w:r>
-            <w:r>
-              <w:rPr>
-                <w:rFonts w:ascii="Calibri" w:hAnsi="Calibri"/>
                 <w:b/>
                 <w:bCs/>
-                <w:sz w:val="18"/>
               </w:rPr>
               <w:t xml:space="preserve">not</w:t>
             </w:r>
             <w:r>
-              <w:rPr>
-                <w:rFonts w:ascii="Calibri" w:hAnsi="Calibri"/>
-                <w:sz w:val="18"/>
-              </w:rPr>
               <w:t xml:space="preserve"> </w:t>
             </w:r>
             <w:r>
-              <w:rPr>
-                <w:rFonts w:ascii="Calibri" w:hAnsi="Calibri"/>
-                <w:sz w:val="18"/>
-              </w:rPr>
               <w:t xml:space="preserve">hardcode UI</w:t>
             </w:r>
           </w:p>
@@ -2967,92 +2266,48 @@
       </w:tr>
       <w:tr>
         <w:tc>
-          <w:tcPr>
-            <w:tcMar>
-              <w:top w:w="40" w:type="dxa"/>
-              <w:bottom w:w="40" w:type="dxa"/>
-              <w:left w:w="60" w:type="dxa"/>
-              <w:right w:w="60" w:type="dxa"/>
-            </w:tcMar>
-          </w:tcPr>
+          <w:tcPr/>
           <w:p>
             <w:pPr>
               <w:pStyle w:val="Compact"/>
-              <w:spacing w:before="0" w:after="40" w:line="264" w:lineRule="auto"/>
               <w:jc w:val="left"/>
             </w:pPr>
             <w:r>
-              <w:rPr>
-                <w:rFonts w:ascii="Calibri" w:hAnsi="Calibri"/>
-                <w:sz w:val="18"/>
-              </w:rPr>
               <w:t xml:space="preserve">Files</w:t>
             </w:r>
           </w:p>
         </w:tc>
         <w:tc>
-          <w:tcPr>
-            <w:tcMar>
-              <w:top w:w="40" w:type="dxa"/>
-              <w:bottom w:w="40" w:type="dxa"/>
-              <w:left w:w="60" w:type="dxa"/>
-              <w:right w:w="60" w:type="dxa"/>
-            </w:tcMar>
-          </w:tcPr>
+          <w:tcPr/>
           <w:p>
             <w:pPr>
               <w:pStyle w:val="Compact"/>
-              <w:spacing w:before="0" w:after="40" w:line="264" w:lineRule="auto"/>
               <w:jc w:val="left"/>
             </w:pPr>
             <w:r>
               <w:rPr>
                 <w:rStyle w:val="VerbatimChar"/>
-                <w:rFonts w:ascii="Calibri" w:hAnsi="Calibri"/>
-                <w:sz w:val="18"/>
               </w:rPr>
               <w:t xml:space="preserve">AccountPolicyInitializer.java</w:t>
             </w:r>
             <w:r>
-              <w:rPr>
-                <w:rFonts w:ascii="Calibri" w:hAnsi="Calibri"/>
-                <w:sz w:val="18"/>
-              </w:rPr>
               <w:t xml:space="preserve"> </w:t>
             </w:r>
             <w:r>
-              <w:rPr>
-                <w:rFonts w:ascii="Calibri" w:hAnsi="Calibri"/>
-                <w:sz w:val="18"/>
-              </w:rPr>
               <w:t xml:space="preserve">(seed),</w:t>
             </w:r>
             <w:r>
-              <w:rPr>
-                <w:rFonts w:ascii="Calibri" w:hAnsi="Calibri"/>
-                <w:sz w:val="18"/>
-              </w:rPr>
               <w:t xml:space="preserve"> </w:t>
             </w:r>
             <w:r>
-              <w:rPr>
-                <w:rFonts w:ascii="Calibri" w:hAnsi="Calibri"/>
-                <w:sz w:val="18"/>
-              </w:rPr>
               <w:t xml:space="preserve">or runtime policy via</w:t>
             </w:r>
             <w:r>
-              <w:rPr>
-                <w:rFonts w:ascii="Calibri" w:hAnsi="Calibri"/>
-                <w:sz w:val="18"/>
-              </w:rPr>
               <w:t xml:space="preserve"> </w:t>
             </w:r>
             <w:r>
               <w:rPr>
                 <w:rStyle w:val="VerbatimChar"/>
-                <w:rFonts w:ascii="Calibri" w:hAnsi="Calibri"/>
-                <w:sz w:val="18"/>
               </w:rPr>
               <w:t xml:space="preserve">AccountPolicyServiceImpl.createPolicy</w:t>
             </w:r>
@@ -3061,71 +2316,39 @@
       </w:tr>
       <w:tr>
         <w:tc>
-          <w:tcPr>
-            <w:tcMar>
-              <w:top w:w="40" w:type="dxa"/>
-              <w:bottom w:w="40" w:type="dxa"/>
-              <w:left w:w="60" w:type="dxa"/>
-              <w:right w:w="60" w:type="dxa"/>
-            </w:tcMar>
-          </w:tcPr>
+          <w:tcPr/>
           <w:p>
             <w:pPr>
               <w:pStyle w:val="Compact"/>
-              <w:spacing w:before="0" w:after="40" w:line="264" w:lineRule="auto"/>
               <w:jc w:val="left"/>
             </w:pPr>
             <w:r>
-              <w:rPr>
-                <w:rFonts w:ascii="Calibri" w:hAnsi="Calibri"/>
-                <w:sz w:val="18"/>
-              </w:rPr>
               <w:t xml:space="preserve">Classes</w:t>
             </w:r>
           </w:p>
         </w:tc>
         <w:tc>
-          <w:tcPr>
-            <w:tcMar>
-              <w:top w:w="40" w:type="dxa"/>
-              <w:bottom w:w="40" w:type="dxa"/>
-              <w:left w:w="60" w:type="dxa"/>
-              <w:right w:w="60" w:type="dxa"/>
-            </w:tcMar>
-          </w:tcPr>
+          <w:tcPr/>
           <w:p>
             <w:pPr>
               <w:pStyle w:val="Compact"/>
-              <w:spacing w:before="0" w:after="40" w:line="264" w:lineRule="auto"/>
               <w:jc w:val="left"/>
             </w:pPr>
             <w:r>
               <w:rPr>
                 <w:rStyle w:val="VerbatimChar"/>
-                <w:rFonts w:ascii="Calibri" w:hAnsi="Calibri"/>
-                <w:sz w:val="18"/>
               </w:rPr>
               <w:t xml:space="preserve">AccountPolicy</w:t>
             </w:r>
             <w:r>
-              <w:rPr>
-                <w:rFonts w:ascii="Calibri" w:hAnsi="Calibri"/>
-                <w:sz w:val="18"/>
-              </w:rPr>
               <w:t xml:space="preserve">,</w:t>
             </w:r>
             <w:r>
-              <w:rPr>
-                <w:rFonts w:ascii="Calibri" w:hAnsi="Calibri"/>
-                <w:sz w:val="18"/>
-              </w:rPr>
               <w:t xml:space="preserve"> </w:t>
             </w:r>
             <w:r>
               <w:rPr>
                 <w:rStyle w:val="VerbatimChar"/>
-                <w:rFonts w:ascii="Calibri" w:hAnsi="Calibri"/>
-                <w:sz w:val="18"/>
               </w:rPr>
               <w:t xml:space="preserve">AccountPolicyServiceImpl</w:t>
             </w:r>
@@ -3134,107 +2357,57 @@
       </w:tr>
       <w:tr>
         <w:tc>
-          <w:tcPr>
-            <w:tcMar>
-              <w:top w:w="40" w:type="dxa"/>
-              <w:bottom w:w="40" w:type="dxa"/>
-              <w:left w:w="60" w:type="dxa"/>
-              <w:right w:w="60" w:type="dxa"/>
-            </w:tcMar>
-          </w:tcPr>
+          <w:tcPr/>
           <w:p>
             <w:pPr>
               <w:pStyle w:val="Compact"/>
-              <w:spacing w:before="0" w:after="40" w:line="264" w:lineRule="auto"/>
               <w:jc w:val="left"/>
             </w:pPr>
             <w:r>
-              <w:rPr>
-                <w:rFonts w:ascii="Calibri" w:hAnsi="Calibri"/>
-                <w:sz w:val="18"/>
-              </w:rPr>
               <w:t xml:space="preserve">Methods</w:t>
             </w:r>
           </w:p>
         </w:tc>
         <w:tc>
-          <w:tcPr>
-            <w:tcMar>
-              <w:top w:w="40" w:type="dxa"/>
-              <w:bottom w:w="40" w:type="dxa"/>
-              <w:left w:w="60" w:type="dxa"/>
-              <w:right w:w="60" w:type="dxa"/>
-            </w:tcMar>
-          </w:tcPr>
+          <w:tcPr/>
           <w:p>
             <w:pPr>
               <w:pStyle w:val="Compact"/>
-              <w:spacing w:before="0" w:after="40" w:line="264" w:lineRule="auto"/>
               <w:jc w:val="left"/>
             </w:pPr>
             <w:r>
               <w:rPr>
                 <w:rStyle w:val="VerbatimChar"/>
-                <w:rFonts w:ascii="Calibri" w:hAnsi="Calibri"/>
-                <w:sz w:val="18"/>
               </w:rPr>
               <w:t xml:space="preserve">createPolicy()</w:t>
             </w:r>
             <w:r>
-              <w:rPr>
-                <w:rFonts w:ascii="Calibri" w:hAnsi="Calibri"/>
-                <w:sz w:val="18"/>
-              </w:rPr>
               <w:t xml:space="preserve">,</w:t>
             </w:r>
             <w:r>
-              <w:rPr>
-                <w:rFonts w:ascii="Calibri" w:hAnsi="Calibri"/>
-                <w:sz w:val="18"/>
-              </w:rPr>
               <w:t xml:space="preserve"> </w:t>
             </w:r>
             <w:r>
               <w:rPr>
                 <w:rStyle w:val="VerbatimChar"/>
-                <w:rFonts w:ascii="Calibri" w:hAnsi="Calibri"/>
-                <w:sz w:val="18"/>
               </w:rPr>
               <w:t xml:space="preserve">getActivePolicy()</w:t>
             </w:r>
             <w:r>
-              <w:rPr>
-                <w:rFonts w:ascii="Calibri" w:hAnsi="Calibri"/>
-                <w:sz w:val="18"/>
-              </w:rPr>
               <w:t xml:space="preserve">;</w:t>
             </w:r>
             <w:r>
-              <w:rPr>
-                <w:rFonts w:ascii="Calibri" w:hAnsi="Calibri"/>
-                <w:sz w:val="18"/>
-              </w:rPr>
               <w:t xml:space="preserve"> </w:t>
             </w:r>
             <w:r>
-              <w:rPr>
-                <w:rFonts w:ascii="Calibri" w:hAnsi="Calibri"/>
-                <w:sz w:val="18"/>
-              </w:rPr>
               <w:t xml:space="preserve">enforced in</w:t>
             </w:r>
             <w:r>
-              <w:rPr>
-                <w:rFonts w:ascii="Calibri" w:hAnsi="Calibri"/>
-                <w:sz w:val="18"/>
-              </w:rPr>
               <w:t xml:space="preserve"> </w:t>
             </w:r>
             <w:r>
               <w:rPr>
                 <w:rStyle w:val="VerbatimChar"/>
-                <w:rFonts w:ascii="Calibri" w:hAnsi="Calibri"/>
-                <w:sz w:val="18"/>
               </w:rPr>
               <w:t xml:space="preserve">AccountServiceImpl.openAccount()</w:t>
             </w:r>
@@ -3243,78 +2416,40 @@
       </w:tr>
       <w:tr>
         <w:tc>
-          <w:tcPr>
-            <w:tcMar>
-              <w:top w:w="40" w:type="dxa"/>
-              <w:bottom w:w="40" w:type="dxa"/>
-              <w:left w:w="60" w:type="dxa"/>
-              <w:right w:w="60" w:type="dxa"/>
-            </w:tcMar>
-          </w:tcPr>
+          <w:tcPr/>
           <w:p>
             <w:pPr>
               <w:pStyle w:val="Compact"/>
-              <w:spacing w:before="0" w:after="40" w:line="264" w:lineRule="auto"/>
               <w:jc w:val="left"/>
             </w:pPr>
             <w:r>
-              <w:rPr>
-                <w:rFonts w:ascii="Calibri" w:hAnsi="Calibri"/>
-                <w:sz w:val="18"/>
-              </w:rPr>
               <w:t xml:space="preserve">Impact</w:t>
             </w:r>
           </w:p>
         </w:tc>
         <w:tc>
-          <w:tcPr>
-            <w:tcMar>
-              <w:top w:w="40" w:type="dxa"/>
-              <w:bottom w:w="40" w:type="dxa"/>
-              <w:left w:w="60" w:type="dxa"/>
-              <w:right w:w="60" w:type="dxa"/>
-            </w:tcMar>
-          </w:tcPr>
+          <w:tcPr/>
           <w:p>
             <w:pPr>
               <w:pStyle w:val="Compact"/>
-              <w:spacing w:before="0" w:after="40" w:line="264" w:lineRule="auto"/>
               <w:jc w:val="left"/>
             </w:pPr>
             <w:r>
               <w:rPr>
                 <w:rStyle w:val="VerbatimChar"/>
-                <w:rFonts w:ascii="Calibri" w:hAnsi="Calibri"/>
-                <w:sz w:val="18"/>
               </w:rPr>
               <w:t xml:space="preserve">OpeningDepositDialog</w:t>
             </w:r>
             <w:r>
-              <w:rPr>
-                <w:rFonts w:ascii="Calibri" w:hAnsi="Calibri"/>
-                <w:sz w:val="18"/>
-              </w:rPr>
               <w:t xml:space="preserve"> </w:t>
             </w:r>
             <w:r>
-              <w:rPr>
-                <w:rFonts w:ascii="Calibri" w:hAnsi="Calibri"/>
-                <w:sz w:val="18"/>
-              </w:rPr>
               <w:t xml:space="preserve">min; customer</w:t>
             </w:r>
             <w:r>
-              <w:rPr>
-                <w:rFonts w:ascii="Calibri" w:hAnsi="Calibri"/>
-                <w:sz w:val="18"/>
-              </w:rPr>
               <w:t xml:space="preserve"> </w:t>
             </w:r>
             <w:r>
-              <w:rPr>
-                <w:rFonts w:ascii="Calibri" w:hAnsi="Calibri"/>
-                <w:sz w:val="18"/>
-              </w:rPr>
               <w:t xml:space="preserve">onboarding amounts</w:t>
             </w:r>
           </w:p>
@@ -3334,8 +2469,6 @@
     <w:p>
       <w:pPr>
         <w:pStyle w:val="FirstParagraph"/>
-        <w:spacing w:after="160" w:line="276" w:lineRule="auto"/>
-        <w:jc w:val="left"/>
       </w:pPr>
       <w:r>
         <w:rPr>
@@ -3372,17 +2505,9 @@
     <w:tbl>
       <w:tblPr>
         <w:tblStyle w:val="Table"/>
-        <w:tblW w:type="pct" w:w="5000"/>
-        <w:tblLayout w:type="autofit"/>
+        <w:tblW w:type="pct" w:w="4236"/>
+        <w:tblLayout w:type="fixed"/>
         <w:tblLook w:firstRow="1" w:lastRow="0" w:firstColumn="0" w:lastColumn="0" w:noHBand="0" w:noVBand="0" w:val="0020"/>
-        <w:tblBorders>
-          <w:top w:val="single" w:sz="4" w:space="0" w:color="CBD5E0"/>
-          <w:left w:val="single" w:sz="4" w:space="0" w:color="CBD5E0"/>
-          <w:bottom w:val="single" w:sz="4" w:space="0" w:color="CBD5E0"/>
-          <w:right w:val="single" w:sz="4" w:space="0" w:color="CBD5E0"/>
-          <w:insideH w:val="single" w:sz="4" w:space="0" w:color="CBD5E0"/>
-          <w:insideV w:val="single" w:sz="4" w:space="0" w:color="CBD5E0"/>
-        </w:tblBorders>
       </w:tblPr>
       <w:tblGrid>
         <w:gridCol w:w="2860"/>
@@ -3393,55 +2518,25 @@
           <w:tblHeader w:val="on"/>
         </w:trPr>
         <w:tc>
-          <w:tcPr>
-            <w:tcMar>
-              <w:top w:w="40" w:type="dxa"/>
-              <w:bottom w:w="40" w:type="dxa"/>
-              <w:left w:w="60" w:type="dxa"/>
-              <w:right w:w="60" w:type="dxa"/>
-            </w:tcMar>
-            <w:shd w:fill="1A365D" w:val="clear"/>
-          </w:tcPr>
+          <w:tcPr/>
           <w:p>
             <w:pPr>
               <w:pStyle w:val="Compact"/>
-              <w:spacing w:before="0" w:after="40" w:line="264" w:lineRule="auto"/>
               <w:jc w:val="left"/>
             </w:pPr>
             <w:r>
-              <w:rPr>
-                <w:rFonts w:ascii="Calibri" w:hAnsi="Calibri"/>
-                <w:b/>
-                <w:color w:val="FFFFFF"/>
-                <w:sz w:val="18"/>
-              </w:rPr>
               <w:t xml:space="preserve">Item</w:t>
             </w:r>
           </w:p>
         </w:tc>
         <w:tc>
-          <w:tcPr>
-            <w:tcMar>
-              <w:top w:w="40" w:type="dxa"/>
-              <w:bottom w:w="40" w:type="dxa"/>
-              <w:left w:w="60" w:type="dxa"/>
-              <w:right w:w="60" w:type="dxa"/>
-            </w:tcMar>
-            <w:shd w:fill="1A365D" w:val="clear"/>
-          </w:tcPr>
+          <w:tcPr/>
           <w:p>
             <w:pPr>
               <w:pStyle w:val="Compact"/>
-              <w:spacing w:before="0" w:after="40" w:line="264" w:lineRule="auto"/>
               <w:jc w:val="left"/>
             </w:pPr>
             <w:r>
-              <w:rPr>
-                <w:rFonts w:ascii="Calibri" w:hAnsi="Calibri"/>
-                <w:b/>
-                <w:color w:val="FFFFFF"/>
-                <w:sz w:val="18"/>
-              </w:rPr>
               <w:t xml:space="preserve">Detail</w:t>
             </w:r>
           </w:p>
@@ -3449,71 +2544,39 @@
       </w:tr>
       <w:tr>
         <w:tc>
-          <w:tcPr>
-            <w:tcMar>
-              <w:top w:w="40" w:type="dxa"/>
-              <w:bottom w:w="40" w:type="dxa"/>
-              <w:left w:w="60" w:type="dxa"/>
-              <w:right w:w="60" w:type="dxa"/>
-            </w:tcMar>
-          </w:tcPr>
+          <w:tcPr/>
           <w:p>
             <w:pPr>
               <w:pStyle w:val="Compact"/>
-              <w:spacing w:before="0" w:after="40" w:line="264" w:lineRule="auto"/>
               <w:jc w:val="left"/>
             </w:pPr>
             <w:r>
-              <w:rPr>
-                <w:rFonts w:ascii="Calibri" w:hAnsi="Calibri"/>
-                <w:sz w:val="18"/>
-              </w:rPr>
               <w:t xml:space="preserve">Files</w:t>
             </w:r>
           </w:p>
         </w:tc>
         <w:tc>
-          <w:tcPr>
-            <w:tcMar>
-              <w:top w:w="40" w:type="dxa"/>
-              <w:bottom w:w="40" w:type="dxa"/>
-              <w:left w:w="60" w:type="dxa"/>
-              <w:right w:w="60" w:type="dxa"/>
-            </w:tcMar>
-          </w:tcPr>
+          <w:tcPr/>
           <w:p>
             <w:pPr>
               <w:pStyle w:val="Compact"/>
-              <w:spacing w:before="0" w:after="40" w:line="264" w:lineRule="auto"/>
               <w:jc w:val="left"/>
             </w:pPr>
             <w:r>
               <w:rPr>
                 <w:rStyle w:val="VerbatimChar"/>
-                <w:rFonts w:ascii="Calibri" w:hAnsi="Calibri"/>
-                <w:sz w:val="18"/>
               </w:rPr>
               <w:t xml:space="preserve">AccountServiceImpl.java</w:t>
             </w:r>
             <w:r>
-              <w:rPr>
-                <w:rFonts w:ascii="Calibri" w:hAnsi="Calibri"/>
-                <w:sz w:val="18"/>
-              </w:rPr>
               <w:t xml:space="preserve">,</w:t>
             </w:r>
             <w:r>
-              <w:rPr>
-                <w:rFonts w:ascii="Calibri" w:hAnsi="Calibri"/>
-                <w:sz w:val="18"/>
-              </w:rPr>
               <w:t xml:space="preserve"> </w:t>
             </w:r>
             <w:r>
               <w:rPr>
                 <w:rStyle w:val="VerbatimChar"/>
-                <w:rFonts w:ascii="Calibri" w:hAnsi="Calibri"/>
-                <w:sz w:val="18"/>
               </w:rPr>
               <w:t xml:space="preserve">com/bankone/transaction/**</w:t>
             </w:r>
@@ -3522,78 +2585,42 @@
       </w:tr>
       <w:tr>
         <w:tc>
-          <w:tcPr>
-            <w:tcMar>
-              <w:top w:w="40" w:type="dxa"/>
-              <w:bottom w:w="40" w:type="dxa"/>
-              <w:left w:w="60" w:type="dxa"/>
-              <w:right w:w="60" w:type="dxa"/>
-            </w:tcMar>
-          </w:tcPr>
+          <w:tcPr/>
           <w:p>
             <w:pPr>
               <w:pStyle w:val="Compact"/>
-              <w:spacing w:before="0" w:after="40" w:line="264" w:lineRule="auto"/>
               <w:jc w:val="left"/>
             </w:pPr>
             <w:r>
-              <w:rPr>
-                <w:rFonts w:ascii="Calibri" w:hAnsi="Calibri"/>
-                <w:sz w:val="18"/>
-              </w:rPr>
               <w:t xml:space="preserve">Methods</w:t>
             </w:r>
           </w:p>
         </w:tc>
         <w:tc>
-          <w:tcPr>
-            <w:tcMar>
-              <w:top w:w="40" w:type="dxa"/>
-              <w:bottom w:w="40" w:type="dxa"/>
-              <w:left w:w="60" w:type="dxa"/>
-              <w:right w:w="60" w:type="dxa"/>
-            </w:tcMar>
-          </w:tcPr>
+          <w:tcPr/>
           <w:p>
             <w:pPr>
               <w:pStyle w:val="Compact"/>
-              <w:spacing w:before="0" w:after="40" w:line="264" w:lineRule="auto"/>
               <w:jc w:val="left"/>
             </w:pPr>
             <w:r>
               <w:rPr>
                 <w:rStyle w:val="VerbatimChar"/>
-                <w:rFonts w:ascii="Calibri" w:hAnsi="Calibri"/>
-                <w:sz w:val="18"/>
               </w:rPr>
               <w:t xml:space="preserve">deposit()</w:t>
             </w:r>
             <w:r>
-              <w:rPr>
-                <w:rFonts w:ascii="Calibri" w:hAnsi="Calibri"/>
-                <w:sz w:val="18"/>
-              </w:rPr>
               <w:t xml:space="preserve"> </w:t>
             </w:r>
             <w:r>
-              <w:rPr>
-                <w:rFonts w:ascii="Calibri" w:hAnsi="Calibri"/>
-                <w:sz w:val="18"/>
-              </w:rPr>
               <w:t xml:space="preserve">→</w:t>
             </w:r>
             <w:r>
-              <w:rPr>
-                <w:rFonts w:ascii="Calibri" w:hAnsi="Calibri"/>
-                <w:sz w:val="18"/>
-              </w:rPr>
               <w:t xml:space="preserve"> </w:t>
             </w:r>
             <w:r>
               <w:rPr>
                 <w:rStyle w:val="VerbatimChar"/>
-                <w:rFonts w:ascii="Calibri" w:hAnsi="Calibri"/>
-                <w:sz w:val="18"/>
               </w:rPr>
               <w:t xml:space="preserve">transactionService.record(...)</w:t>
             </w:r>
@@ -3602,63 +2629,31 @@
       </w:tr>
       <w:tr>
         <w:tc>
-          <w:tcPr>
-            <w:tcMar>
-              <w:top w:w="40" w:type="dxa"/>
-              <w:bottom w:w="40" w:type="dxa"/>
-              <w:left w:w="60" w:type="dxa"/>
-              <w:right w:w="60" w:type="dxa"/>
-            </w:tcMar>
-          </w:tcPr>
+          <w:tcPr/>
           <w:p>
             <w:pPr>
               <w:pStyle w:val="Compact"/>
-              <w:spacing w:before="0" w:after="40" w:line="264" w:lineRule="auto"/>
               <w:jc w:val="left"/>
             </w:pPr>
             <w:r>
-              <w:rPr>
-                <w:rFonts w:ascii="Calibri" w:hAnsi="Calibri"/>
-                <w:sz w:val="18"/>
-              </w:rPr>
               <w:t xml:space="preserve">Impact</w:t>
             </w:r>
           </w:p>
         </w:tc>
         <w:tc>
-          <w:tcPr>
-            <w:tcMar>
-              <w:top w:w="40" w:type="dxa"/>
-              <w:bottom w:w="40" w:type="dxa"/>
-              <w:left w:w="60" w:type="dxa"/>
-              <w:right w:w="60" w:type="dxa"/>
-            </w:tcMar>
-          </w:tcPr>
+          <w:tcPr/>
           <w:p>
             <w:pPr>
               <w:pStyle w:val="Compact"/>
-              <w:spacing w:before="0" w:after="40" w:line="264" w:lineRule="auto"/>
               <w:jc w:val="left"/>
             </w:pPr>
             <w:r>
-              <w:rPr>
-                <w:rFonts w:ascii="Calibri" w:hAnsi="Calibri"/>
-                <w:sz w:val="18"/>
-              </w:rPr>
               <w:t xml:space="preserve">Ledger table populated on deposit;</w:t>
             </w:r>
             <w:r>
-              <w:rPr>
-                <w:rFonts w:ascii="Calibri" w:hAnsi="Calibri"/>
-                <w:sz w:val="18"/>
-              </w:rPr>
               <w:t xml:space="preserve"> </w:t>
             </w:r>
             <w:r>
-              <w:rPr>
-                <w:rFonts w:ascii="Calibri" w:hAnsi="Calibri"/>
-                <w:sz w:val="18"/>
-              </w:rPr>
               <w:t xml:space="preserve">dashboard count still stub</w:t>
             </w:r>
           </w:p>
@@ -3678,17 +2673,9 @@
     <w:tbl>
       <w:tblPr>
         <w:tblStyle w:val="Table"/>
-        <w:tblW w:type="pct" w:w="5000"/>
-        <w:tblLayout w:type="autofit"/>
+        <w:tblW w:type="pct" w:w="4897"/>
+        <w:tblLayout w:type="fixed"/>
         <w:tblLook w:firstRow="1" w:lastRow="0" w:firstColumn="0" w:lastColumn="0" w:noHBand="0" w:noVBand="0" w:val="0020"/>
-        <w:tblBorders>
-          <w:top w:val="single" w:sz="4" w:space="0" w:color="CBD5E0"/>
-          <w:left w:val="single" w:sz="4" w:space="0" w:color="CBD5E0"/>
-          <w:bottom w:val="single" w:sz="4" w:space="0" w:color="CBD5E0"/>
-          <w:right w:val="single" w:sz="4" w:space="0" w:color="CBD5E0"/>
-          <w:insideH w:val="single" w:sz="4" w:space="0" w:color="CBD5E0"/>
-          <w:insideV w:val="single" w:sz="4" w:space="0" w:color="CBD5E0"/>
-        </w:tblBorders>
       </w:tblPr>
       <w:tblGrid>
         <w:gridCol w:w="2122"/>
@@ -3699,55 +2686,25 @@
           <w:tblHeader w:val="on"/>
         </w:trPr>
         <w:tc>
-          <w:tcPr>
-            <w:tcMar>
-              <w:top w:w="40" w:type="dxa"/>
-              <w:bottom w:w="40" w:type="dxa"/>
-              <w:left w:w="60" w:type="dxa"/>
-              <w:right w:w="60" w:type="dxa"/>
-            </w:tcMar>
-            <w:shd w:fill="1A365D" w:val="clear"/>
-          </w:tcPr>
+          <w:tcPr/>
           <w:p>
             <w:pPr>
               <w:pStyle w:val="Compact"/>
-              <w:spacing w:before="0" w:after="40" w:line="264" w:lineRule="auto"/>
               <w:jc w:val="left"/>
             </w:pPr>
             <w:r>
-              <w:rPr>
-                <w:rFonts w:ascii="Calibri" w:hAnsi="Calibri"/>
-                <w:b/>
-                <w:color w:val="FFFFFF"/>
-                <w:sz w:val="18"/>
-              </w:rPr>
               <w:t xml:space="preserve">Item</w:t>
             </w:r>
           </w:p>
         </w:tc>
         <w:tc>
-          <w:tcPr>
-            <w:tcMar>
-              <w:top w:w="40" w:type="dxa"/>
-              <w:bottom w:w="40" w:type="dxa"/>
-              <w:left w:w="60" w:type="dxa"/>
-              <w:right w:w="60" w:type="dxa"/>
-            </w:tcMar>
-            <w:shd w:fill="1A365D" w:val="clear"/>
-          </w:tcPr>
+          <w:tcPr/>
           <w:p>
             <w:pPr>
               <w:pStyle w:val="Compact"/>
-              <w:spacing w:before="0" w:after="40" w:line="264" w:lineRule="auto"/>
               <w:jc w:val="left"/>
             </w:pPr>
             <w:r>
-              <w:rPr>
-                <w:rFonts w:ascii="Calibri" w:hAnsi="Calibri"/>
-                <w:b/>
-                <w:color w:val="FFFFFF"/>
-                <w:sz w:val="18"/>
-              </w:rPr>
               <w:t xml:space="preserve">Detail</w:t>
             </w:r>
           </w:p>
@@ -3755,71 +2712,39 @@
       </w:tr>
       <w:tr>
         <w:tc>
-          <w:tcPr>
-            <w:tcMar>
-              <w:top w:w="40" w:type="dxa"/>
-              <w:bottom w:w="40" w:type="dxa"/>
-              <w:left w:w="60" w:type="dxa"/>
-              <w:right w:w="60" w:type="dxa"/>
-            </w:tcMar>
-          </w:tcPr>
+          <w:tcPr/>
           <w:p>
             <w:pPr>
               <w:pStyle w:val="Compact"/>
-              <w:spacing w:before="0" w:after="40" w:line="264" w:lineRule="auto"/>
               <w:jc w:val="left"/>
             </w:pPr>
             <w:r>
-              <w:rPr>
-                <w:rFonts w:ascii="Calibri" w:hAnsi="Calibri"/>
-                <w:sz w:val="18"/>
-              </w:rPr>
               <w:t xml:space="preserve">Files</w:t>
             </w:r>
           </w:p>
         </w:tc>
         <w:tc>
-          <w:tcPr>
-            <w:tcMar>
-              <w:top w:w="40" w:type="dxa"/>
-              <w:bottom w:w="40" w:type="dxa"/>
-              <w:left w:w="60" w:type="dxa"/>
-              <w:right w:w="60" w:type="dxa"/>
-            </w:tcMar>
-          </w:tcPr>
+          <w:tcPr/>
           <w:p>
             <w:pPr>
               <w:pStyle w:val="Compact"/>
-              <w:spacing w:before="0" w:after="40" w:line="264" w:lineRule="auto"/>
               <w:jc w:val="left"/>
             </w:pPr>
             <w:r>
               <w:rPr>
                 <w:rStyle w:val="VerbatimChar"/>
-                <w:rFonts w:ascii="Calibri" w:hAnsi="Calibri"/>
-                <w:sz w:val="18"/>
               </w:rPr>
               <w:t xml:space="preserve">AccountNumberGenerator.java</w:t>
             </w:r>
             <w:r>
-              <w:rPr>
-                <w:rFonts w:ascii="Calibri" w:hAnsi="Calibri"/>
-                <w:sz w:val="18"/>
-              </w:rPr>
               <w:t xml:space="preserve">, possibly</w:t>
             </w:r>
             <w:r>
-              <w:rPr>
-                <w:rFonts w:ascii="Calibri" w:hAnsi="Calibri"/>
-                <w:sz w:val="18"/>
-              </w:rPr>
               <w:t xml:space="preserve"> </w:t>
             </w:r>
             <w:r>
               <w:rPr>
                 <w:rStyle w:val="VerbatimChar"/>
-                <w:rFonts w:ascii="Calibri" w:hAnsi="Calibri"/>
-                <w:sz w:val="18"/>
               </w:rPr>
               <w:t xml:space="preserve">AccountServiceImpl.openAccount</w:t>
             </w:r>
@@ -3828,49 +2753,27 @@
       </w:tr>
       <w:tr>
         <w:tc>
-          <w:tcPr>
-            <w:tcMar>
-              <w:top w:w="40" w:type="dxa"/>
-              <w:bottom w:w="40" w:type="dxa"/>
-              <w:left w:w="60" w:type="dxa"/>
-              <w:right w:w="60" w:type="dxa"/>
-            </w:tcMar>
-          </w:tcPr>
+          <w:tcPr/>
           <w:p>
             <w:pPr>
               <w:pStyle w:val="Compact"/>
-              <w:spacing w:before="0" w:after="40" w:line="264" w:lineRule="auto"/>
               <w:jc w:val="left"/>
             </w:pPr>
             <w:r>
-              <w:rPr>
-                <w:rFonts w:ascii="Calibri" w:hAnsi="Calibri"/>
-                <w:sz w:val="18"/>
-              </w:rPr>
               <w:t xml:space="preserve">Methods</w:t>
             </w:r>
           </w:p>
         </w:tc>
         <w:tc>
-          <w:tcPr>
-            <w:tcMar>
-              <w:top w:w="40" w:type="dxa"/>
-              <w:bottom w:w="40" w:type="dxa"/>
-              <w:left w:w="60" w:type="dxa"/>
-              <w:right w:w="60" w:type="dxa"/>
-            </w:tcMar>
-          </w:tcPr>
+          <w:tcPr/>
           <w:p>
             <w:pPr>
               <w:pStyle w:val="Compact"/>
-              <w:spacing w:before="0" w:after="40" w:line="264" w:lineRule="auto"/>
               <w:jc w:val="left"/>
             </w:pPr>
             <w:r>
               <w:rPr>
                 <w:rStyle w:val="VerbatimChar"/>
-                <w:rFonts w:ascii="Calibri" w:hAnsi="Calibri"/>
-                <w:sz w:val="18"/>
               </w:rPr>
               <w:t xml:space="preserve">generate(branchCode, accountType, ordinal, currency, checkDigit)</w:t>
             </w:r>
@@ -3879,49 +2782,25 @@
       </w:tr>
       <w:tr>
         <w:tc>
-          <w:tcPr>
-            <w:tcMar>
-              <w:top w:w="40" w:type="dxa"/>
-              <w:bottom w:w="40" w:type="dxa"/>
-              <w:left w:w="60" w:type="dxa"/>
-              <w:right w:w="60" w:type="dxa"/>
-            </w:tcMar>
-          </w:tcPr>
+          <w:tcPr/>
           <w:p>
             <w:pPr>
               <w:pStyle w:val="Compact"/>
-              <w:spacing w:before="0" w:after="40" w:line="264" w:lineRule="auto"/>
               <w:jc w:val="left"/>
             </w:pPr>
             <w:r>
-              <w:rPr>
-                <w:rFonts w:ascii="Calibri" w:hAnsi="Calibri"/>
-                <w:sz w:val="18"/>
-              </w:rPr>
               <w:t xml:space="preserve">Impact</w:t>
             </w:r>
           </w:p>
         </w:tc>
         <w:tc>
-          <w:tcPr>
-            <w:tcMar>
-              <w:top w:w="40" w:type="dxa"/>
-              <w:bottom w:w="40" w:type="dxa"/>
-              <w:left w:w="60" w:type="dxa"/>
-              <w:right w:w="60" w:type="dxa"/>
-            </w:tcMar>
-          </w:tcPr>
+          <w:tcPr/>
           <w:p>
             <w:pPr>
               <w:pStyle w:val="Compact"/>
-              <w:spacing w:before="0" w:after="40" w:line="264" w:lineRule="auto"/>
               <w:jc w:val="left"/>
             </w:pPr>
             <w:r>
-              <w:rPr>
-                <w:rFonts w:ascii="Calibri" w:hAnsi="Calibri"/>
-                <w:sz w:val="18"/>
-              </w:rPr>
               <w:t xml:space="preserve">Display/search only for new accounts; old numbers unchanged</w:t>
             </w:r>
           </w:p>
@@ -3941,17 +2820,9 @@
     <w:tbl>
       <w:tblPr>
         <w:tblStyle w:val="Table"/>
-        <w:tblW w:type="pct" w:w="5000"/>
-        <w:tblLayout w:type="autofit"/>
+        <w:tblW w:type="pct" w:w="4306"/>
+        <w:tblLayout w:type="fixed"/>
         <w:tblLook w:firstRow="1" w:lastRow="0" w:firstColumn="0" w:lastColumn="0" w:noHBand="0" w:noVBand="0" w:val="0020"/>
-        <w:tblBorders>
-          <w:top w:val="single" w:sz="4" w:space="0" w:color="CBD5E0"/>
-          <w:left w:val="single" w:sz="4" w:space="0" w:color="CBD5E0"/>
-          <w:bottom w:val="single" w:sz="4" w:space="0" w:color="CBD5E0"/>
-          <w:right w:val="single" w:sz="4" w:space="0" w:color="CBD5E0"/>
-          <w:insideH w:val="single" w:sz="4" w:space="0" w:color="CBD5E0"/>
-          <w:insideV w:val="single" w:sz="4" w:space="0" w:color="CBD5E0"/>
-        </w:tblBorders>
       </w:tblPr>
       <w:tblGrid>
         <w:gridCol w:w="3410"/>
@@ -3962,55 +2833,25 @@
           <w:tblHeader w:val="on"/>
         </w:trPr>
         <w:tc>
-          <w:tcPr>
-            <w:tcMar>
-              <w:top w:w="40" w:type="dxa"/>
-              <w:bottom w:w="40" w:type="dxa"/>
-              <w:left w:w="60" w:type="dxa"/>
-              <w:right w:w="60" w:type="dxa"/>
-            </w:tcMar>
-            <w:shd w:fill="1A365D" w:val="clear"/>
-          </w:tcPr>
+          <w:tcPr/>
           <w:p>
             <w:pPr>
               <w:pStyle w:val="Compact"/>
-              <w:spacing w:before="0" w:after="40" w:line="264" w:lineRule="auto"/>
               <w:jc w:val="left"/>
             </w:pPr>
             <w:r>
-              <w:rPr>
-                <w:rFonts w:ascii="Calibri" w:hAnsi="Calibri"/>
-                <w:b/>
-                <w:color w:val="FFFFFF"/>
-                <w:sz w:val="18"/>
-              </w:rPr>
               <w:t xml:space="preserve">Item</w:t>
             </w:r>
           </w:p>
         </w:tc>
         <w:tc>
-          <w:tcPr>
-            <w:tcMar>
-              <w:top w:w="40" w:type="dxa"/>
-              <w:bottom w:w="40" w:type="dxa"/>
-              <w:left w:w="60" w:type="dxa"/>
-              <w:right w:w="60" w:type="dxa"/>
-            </w:tcMar>
-            <w:shd w:fill="1A365D" w:val="clear"/>
-          </w:tcPr>
+          <w:tcPr/>
           <w:p>
             <w:pPr>
               <w:pStyle w:val="Compact"/>
-              <w:spacing w:before="0" w:after="40" w:line="264" w:lineRule="auto"/>
               <w:jc w:val="left"/>
             </w:pPr>
             <w:r>
-              <w:rPr>
-                <w:rFonts w:ascii="Calibri" w:hAnsi="Calibri"/>
-                <w:b/>
-                <w:color w:val="FFFFFF"/>
-                <w:sz w:val="18"/>
-              </w:rPr>
               <w:t xml:space="preserve">Detail</w:t>
             </w:r>
           </w:p>
@@ -4018,49 +2859,27 @@
       </w:tr>
       <w:tr>
         <w:tc>
-          <w:tcPr>
-            <w:tcMar>
-              <w:top w:w="40" w:type="dxa"/>
-              <w:bottom w:w="40" w:type="dxa"/>
-              <w:left w:w="60" w:type="dxa"/>
-              <w:right w:w="60" w:type="dxa"/>
-            </w:tcMar>
-          </w:tcPr>
+          <w:tcPr/>
           <w:p>
             <w:pPr>
               <w:pStyle w:val="Compact"/>
-              <w:spacing w:before="0" w:after="40" w:line="264" w:lineRule="auto"/>
               <w:jc w:val="left"/>
             </w:pPr>
             <w:r>
-              <w:rPr>
-                <w:rFonts w:ascii="Calibri" w:hAnsi="Calibri"/>
-                <w:sz w:val="18"/>
-              </w:rPr>
               <w:t xml:space="preserve">Files</w:t>
             </w:r>
           </w:p>
         </w:tc>
         <w:tc>
-          <w:tcPr>
-            <w:tcMar>
-              <w:top w:w="40" w:type="dxa"/>
-              <w:bottom w:w="40" w:type="dxa"/>
-              <w:left w:w="60" w:type="dxa"/>
-              <w:right w:w="60" w:type="dxa"/>
-            </w:tcMar>
-          </w:tcPr>
+          <w:tcPr/>
           <w:p>
             <w:pPr>
               <w:pStyle w:val="Compact"/>
-              <w:spacing w:before="0" w:after="40" w:line="264" w:lineRule="auto"/>
               <w:jc w:val="left"/>
             </w:pPr>
             <w:r>
               <w:rPr>
                 <w:rStyle w:val="VerbatimChar"/>
-                <w:rFonts w:ascii="Calibri" w:hAnsi="Calibri"/>
-                <w:sz w:val="18"/>
               </w:rPr>
               <w:t xml:space="preserve">AccountServiceImpl.java</w:t>
             </w:r>
@@ -4069,64 +2888,34 @@
       </w:tr>
       <w:tr>
         <w:tc>
-          <w:tcPr>
-            <w:tcMar>
-              <w:top w:w="40" w:type="dxa"/>
-              <w:bottom w:w="40" w:type="dxa"/>
-              <w:left w:w="60" w:type="dxa"/>
-              <w:right w:w="60" w:type="dxa"/>
-            </w:tcMar>
-          </w:tcPr>
+          <w:tcPr/>
           <w:p>
             <w:pPr>
               <w:pStyle w:val="Compact"/>
-              <w:spacing w:before="0" w:after="40" w:line="264" w:lineRule="auto"/>
               <w:jc w:val="left"/>
             </w:pPr>
             <w:r>
-              <w:rPr>
-                <w:rFonts w:ascii="Calibri" w:hAnsi="Calibri"/>
-                <w:sz w:val="18"/>
-              </w:rPr>
               <w:t xml:space="preserve">Methods</w:t>
             </w:r>
           </w:p>
         </w:tc>
         <w:tc>
-          <w:tcPr>
-            <w:tcMar>
-              <w:top w:w="40" w:type="dxa"/>
-              <w:bottom w:w="40" w:type="dxa"/>
-              <w:left w:w="60" w:type="dxa"/>
-              <w:right w:w="60" w:type="dxa"/>
-            </w:tcMar>
-          </w:tcPr>
+          <w:tcPr/>
           <w:p>
             <w:pPr>
               <w:pStyle w:val="Compact"/>
-              <w:spacing w:before="0" w:after="40" w:line="264" w:lineRule="auto"/>
               <w:jc w:val="left"/>
             </w:pPr>
             <w:r>
               <w:rPr>
                 <w:rStyle w:val="VerbatimChar"/>
-                <w:rFonts w:ascii="Calibri" w:hAnsi="Calibri"/>
-                <w:sz w:val="18"/>
               </w:rPr>
               <w:t xml:space="preserve">deposit()</w:t>
             </w:r>
             <w:r>
-              <w:rPr>
-                <w:rFonts w:ascii="Calibri" w:hAnsi="Calibri"/>
-                <w:sz w:val="18"/>
-              </w:rPr>
               <w:t xml:space="preserve"> </w:t>
             </w:r>
             <w:r>
-              <w:rPr>
-                <w:rFonts w:ascii="Calibri" w:hAnsi="Calibri"/>
-                <w:sz w:val="18"/>
-              </w:rPr>
               <w:t xml:space="preserve">status check</w:t>
             </w:r>
           </w:p>
@@ -4134,63 +2923,31 @@
       </w:tr>
       <w:tr>
         <w:tc>
-          <w:tcPr>
-            <w:tcMar>
-              <w:top w:w="40" w:type="dxa"/>
-              <w:bottom w:w="40" w:type="dxa"/>
-              <w:left w:w="60" w:type="dxa"/>
-              <w:right w:w="60" w:type="dxa"/>
-            </w:tcMar>
-          </w:tcPr>
+          <w:tcPr/>
           <w:p>
             <w:pPr>
               <w:pStyle w:val="Compact"/>
-              <w:spacing w:before="0" w:after="40" w:line="264" w:lineRule="auto"/>
               <w:jc w:val="left"/>
             </w:pPr>
             <w:r>
-              <w:rPr>
-                <w:rFonts w:ascii="Calibri" w:hAnsi="Calibri"/>
-                <w:sz w:val="18"/>
-              </w:rPr>
               <w:t xml:space="preserve">Impact</w:t>
             </w:r>
           </w:p>
         </w:tc>
         <w:tc>
-          <w:tcPr>
-            <w:tcMar>
-              <w:top w:w="40" w:type="dxa"/>
-              <w:bottom w:w="40" w:type="dxa"/>
-              <w:left w:w="60" w:type="dxa"/>
-              <w:right w:w="60" w:type="dxa"/>
-            </w:tcMar>
-          </w:tcPr>
+          <w:tcPr/>
           <w:p>
             <w:pPr>
               <w:pStyle w:val="Compact"/>
-              <w:spacing w:before="0" w:after="40" w:line="264" w:lineRule="auto"/>
               <w:jc w:val="left"/>
             </w:pPr>
             <w:r>
-              <w:rPr>
-                <w:rFonts w:ascii="Calibri" w:hAnsi="Calibri"/>
-                <w:sz w:val="18"/>
-              </w:rPr>
               <w:t xml:space="preserve">Status rules doc; UI Deposit</w:t>
             </w:r>
             <w:r>
-              <w:rPr>
-                <w:rFonts w:ascii="Calibri" w:hAnsi="Calibri"/>
-                <w:sz w:val="18"/>
-              </w:rPr>
               <w:t xml:space="preserve"> </w:t>
             </w:r>
             <w:r>
-              <w:rPr>
-                <w:rFonts w:ascii="Calibri" w:hAnsi="Calibri"/>
-                <w:sz w:val="18"/>
-              </w:rPr>
               <w:t xml:space="preserve">button enablement</w:t>
             </w:r>
           </w:p>

--- a/docs/MODULES/Account.docx
+++ b/docs/MODULES/Account.docx
@@ -10,7 +10,7 @@
         <w:t xml:space="preserve">Account</w:t>
       </w:r>
     </w:p>
-    <w:bookmarkStart w:id="33" w:name="account"/>
+    <w:bookmarkStart w:id="34" w:name="account"/>
     <w:p>
       <w:pPr>
         <w:pStyle w:val="Heading1"/>
@@ -31,6 +31,8 @@
     <w:p>
       <w:pPr>
         <w:pStyle w:val="FirstParagraph"/>
+        <w:spacing w:after="160" w:line="276" w:lineRule="auto"/>
+        <w:jc w:val="left"/>
       </w:pPr>
       <w:r>
         <w:t xml:space="preserve">Open accounts under a customer, enforce account policies (opening</w:t>
@@ -303,6 +305,8 @@
     <w:p>
       <w:pPr>
         <w:pStyle w:val="FirstParagraph"/>
+        <w:spacing w:after="160" w:line="276" w:lineRule="auto"/>
+        <w:jc w:val="left"/>
       </w:pPr>
       <w:r>
         <w:t xml:space="preserve">Hold customer balances and product types (SAVINGS, CURRENT, SALARY, FD,</w:t>
@@ -331,6 +335,8 @@
           <w:ilvl w:val="0"/>
           <w:numId w:val="1001"/>
         </w:numPr>
+        <w:spacing w:after="160" w:line="276" w:lineRule="auto"/>
+        <w:jc w:val="left"/>
       </w:pPr>
       <w:r>
         <w:rPr>
@@ -352,6 +358,8 @@
           <w:ilvl w:val="0"/>
           <w:numId w:val="1001"/>
         </w:numPr>
+        <w:spacing w:after="160" w:line="276" w:lineRule="auto"/>
+        <w:jc w:val="left"/>
       </w:pPr>
       <w:r>
         <w:t xml:space="preserve">Customer detail — Add Current (loads policy → opening deposit</w:t>
@@ -370,6 +378,8 @@
           <w:ilvl w:val="0"/>
           <w:numId w:val="1001"/>
         </w:numPr>
+        <w:spacing w:after="160" w:line="276" w:lineRule="auto"/>
+        <w:jc w:val="left"/>
       </w:pPr>
       <w:r>
         <w:t xml:space="preserve">Customer create — optional first account</w:t>
@@ -382,13 +392,15 @@
           <w:ilvl w:val="0"/>
           <w:numId w:val="1001"/>
         </w:numPr>
+        <w:spacing w:after="160" w:line="276" w:lineRule="auto"/>
+        <w:jc w:val="left"/>
       </w:pPr>
       <w:r>
         <w:t xml:space="preserve">Policies seeded at startup; create policy via API</w:t>
       </w:r>
     </w:p>
     <w:bookmarkEnd w:id="12"/>
-    <w:bookmarkStart w:id="16" w:name="execution-flow"/>
+    <w:bookmarkStart w:id="17" w:name="execution-flow"/>
     <w:p>
       <w:pPr>
         <w:pStyle w:val="Heading2"/>
@@ -400,6 +412,8 @@
     <w:p>
       <w:pPr>
         <w:pStyle w:val="FirstParagraph"/>
+        <w:spacing w:after="160" w:line="276" w:lineRule="auto"/>
+        <w:jc w:val="left"/>
       </w:pPr>
       <w:r>
         <w:t xml:space="preserve">See</w:t>
@@ -459,8 +473,107 @@
         <w:t xml:space="preserve">.</w:t>
       </w:r>
     </w:p>
-    <w:bookmarkEnd w:id="16"/>
-    <w:bookmarkStart w:id="17" w:name="database-tables"/>
+    <w:p>
+      <w:pPr>
+        <w:pStyle w:val="BodyText"/>
+      </w:pPr>
+      <w:r>
+        <w:t xml:space="preserve">Account and policy</w:t>
+      </w:r>
+      <w:r>
+        <w:t xml:space="preserve"> </w:t>
+      </w:r>
+      <w:r>
+        <w:rPr>
+          <w:b/>
+          <w:bCs/>
+        </w:rPr>
+        <w:t xml:space="preserve">reads</w:t>
+      </w:r>
+      <w:r>
+        <w:t xml:space="preserve"> </w:t>
+      </w:r>
+      <w:r>
+        <w:t xml:space="preserve">use Redis cache-aside locally; money</w:t>
+      </w:r>
+      <w:r>
+        <w:t xml:space="preserve"> </w:t>
+      </w:r>
+      <w:r>
+        <w:t xml:space="preserve">writes (deposit/withdraw/transfer/open)</w:t>
+      </w:r>
+      <w:r>
+        <w:t xml:space="preserve"> </w:t>
+      </w:r>
+      <w:r>
+        <w:rPr>
+          <w:b/>
+          <w:bCs/>
+        </w:rPr>
+        <w:t xml:space="preserve">evict</w:t>
+      </w:r>
+      <w:r>
+        <w:t xml:space="preserve"> </w:t>
+      </w:r>
+      <w:r>
+        <w:rPr>
+          <w:rStyle w:val="VerbatimChar"/>
+        </w:rPr>
+        <w:t xml:space="preserve">accounts</w:t>
+      </w:r>
+      <w:r>
+        <w:t xml:space="preserve"> </w:t>
+      </w:r>
+      <w:r>
+        <w:t xml:space="preserve">/</w:t>
+      </w:r>
+      <w:r>
+        <w:t xml:space="preserve"> </w:t>
+      </w:r>
+      <w:r>
+        <w:rPr>
+          <w:rStyle w:val="VerbatimChar"/>
+        </w:rPr>
+        <w:t xml:space="preserve">transactions</w:t>
+      </w:r>
+      <w:r>
+        <w:t xml:space="preserve"> </w:t>
+      </w:r>
+      <w:r>
+        <w:t xml:space="preserve">/</w:t>
+      </w:r>
+      <w:r>
+        <w:t xml:space="preserve"> </w:t>
+      </w:r>
+      <w:r>
+        <w:rPr>
+          <w:rStyle w:val="VerbatimChar"/>
+        </w:rPr>
+        <w:t xml:space="preserve">dashboard</w:t>
+      </w:r>
+      <w:r>
+        <w:t xml:space="preserve"> </w:t>
+      </w:r>
+      <w:r>
+        <w:t xml:space="preserve">(and related). See</w:t>
+      </w:r>
+      <w:r>
+        <w:t xml:space="preserve"> </w:t>
+      </w:r>
+      <w:hyperlink r:id="rId16">
+        <w:r>
+          <w:rPr>
+            <w:rStyle w:val="Hyperlink"/>
+          </w:rPr>
+          <w:t xml:space="preserve">Caching.md</w:t>
+        </w:r>
+      </w:hyperlink>
+      <w:r>
+        <w:t xml:space="preserve">.</w:t>
+      </w:r>
+    </w:p>
+    <w:bookmarkEnd w:id="17"/>
+    <w:bookmarkStart w:id="18" w:name="database-tables"/>
     <w:p>
       <w:pPr>
         <w:pStyle w:val="Heading2"/>
@@ -472,9 +585,17 @@
     <w:tbl>
       <w:tblPr>
         <w:tblStyle w:val="Table"/>
-        <w:tblW w:type="pct" w:w="4306"/>
-        <w:tblLayout w:type="fixed"/>
+        <w:tblW w:type="pct" w:w="5000"/>
+        <w:tblLayout w:type="autofit"/>
         <w:tblLook w:firstRow="1" w:lastRow="0" w:firstColumn="0" w:lastColumn="0" w:noHBand="0" w:noVBand="0" w:val="0020"/>
+        <w:tblBorders>
+          <w:top w:val="single" w:sz="4" w:space="0" w:color="CBD5E0"/>
+          <w:left w:val="single" w:sz="4" w:space="0" w:color="CBD5E0"/>
+          <w:bottom w:val="single" w:sz="4" w:space="0" w:color="CBD5E0"/>
+          <w:right w:val="single" w:sz="4" w:space="0" w:color="CBD5E0"/>
+          <w:insideH w:val="single" w:sz="4" w:space="0" w:color="CBD5E0"/>
+          <w:insideV w:val="single" w:sz="4" w:space="0" w:color="CBD5E0"/>
+        </w:tblBorders>
       </w:tblPr>
       <w:tblGrid>
         <w:gridCol w:w="3410"/>
@@ -485,25 +606,67 @@
           <w:tblHeader w:val="on"/>
         </w:trPr>
         <w:tc>
-          <w:tcPr/>
+          <w:tcPr>
+            <w:tcMar>
+              <w:top w:w="40" w:type="dxa"/>
+              <w:bottom w:w="40" w:type="dxa"/>
+              <w:left w:w="60" w:type="dxa"/>
+              <w:right w:w="60" w:type="dxa"/>
+            </w:tcMar>
+            <w:shd w:fill="1A365D" w:val="clear"/>
+            <w:tcMar>
+              <w:top w:w="40" w:type="dxa"/>
+              <w:bottom w:w="40" w:type="dxa"/>
+              <w:left w:w="60" w:type="dxa"/>
+              <w:right w:w="60" w:type="dxa"/>
+            </w:tcMar>
+          </w:tcPr>
           <w:p>
             <w:pPr>
               <w:pStyle w:val="Compact"/>
+              <w:spacing w:before="0" w:after="40" w:line="264" w:lineRule="auto"/>
               <w:jc w:val="left"/>
             </w:pPr>
             <w:r>
+              <w:rPr>
+                <w:rFonts w:ascii="Calibri" w:hAnsi="Calibri"/>
+                <w:b/>
+                <w:color w:val="FFFFFF"/>
+                <w:sz w:val="18"/>
+              </w:rPr>
               <w:t xml:space="preserve">Table</w:t>
             </w:r>
           </w:p>
         </w:tc>
         <w:tc>
-          <w:tcPr/>
+          <w:tcPr>
+            <w:tcMar>
+              <w:top w:w="40" w:type="dxa"/>
+              <w:bottom w:w="40" w:type="dxa"/>
+              <w:left w:w="60" w:type="dxa"/>
+              <w:right w:w="60" w:type="dxa"/>
+            </w:tcMar>
+            <w:shd w:fill="1A365D" w:val="clear"/>
+            <w:tcMar>
+              <w:top w:w="40" w:type="dxa"/>
+              <w:bottom w:w="40" w:type="dxa"/>
+              <w:left w:w="60" w:type="dxa"/>
+              <w:right w:w="60" w:type="dxa"/>
+            </w:tcMar>
+          </w:tcPr>
           <w:p>
             <w:pPr>
               <w:pStyle w:val="Compact"/>
+              <w:spacing w:before="0" w:after="40" w:line="264" w:lineRule="auto"/>
               <w:jc w:val="left"/>
             </w:pPr>
             <w:r>
+              <w:rPr>
+                <w:rFonts w:ascii="Calibri" w:hAnsi="Calibri"/>
+                <w:b/>
+                <w:color w:val="FFFFFF"/>
+                <w:sz w:val="18"/>
+              </w:rPr>
               <w:t xml:space="preserve">Purpose</w:t>
             </w:r>
           </w:p>
@@ -511,28 +674,62 @@
       </w:tr>
       <w:tr>
         <w:tc>
-          <w:tcPr/>
+          <w:tcPr>
+            <w:tcMar>
+              <w:top w:w="40" w:type="dxa"/>
+              <w:bottom w:w="40" w:type="dxa"/>
+              <w:left w:w="60" w:type="dxa"/>
+              <w:right w:w="60" w:type="dxa"/>
+            </w:tcMar>
+            <w:tcMar>
+              <w:top w:w="40" w:type="dxa"/>
+              <w:bottom w:w="40" w:type="dxa"/>
+              <w:left w:w="60" w:type="dxa"/>
+              <w:right w:w="60" w:type="dxa"/>
+            </w:tcMar>
+          </w:tcPr>
           <w:p>
             <w:pPr>
               <w:pStyle w:val="Compact"/>
+              <w:spacing w:before="0" w:after="40" w:line="264" w:lineRule="auto"/>
               <w:jc w:val="left"/>
             </w:pPr>
             <w:r>
               <w:rPr>
                 <w:rStyle w:val="VerbatimChar"/>
+                <w:rFonts w:ascii="Calibri" w:hAnsi="Calibri"/>
+                <w:sz w:val="18"/>
               </w:rPr>
               <w:t xml:space="preserve">account</w:t>
             </w:r>
           </w:p>
         </w:tc>
         <w:tc>
-          <w:tcPr/>
+          <w:tcPr>
+            <w:tcMar>
+              <w:top w:w="40" w:type="dxa"/>
+              <w:bottom w:w="40" w:type="dxa"/>
+              <w:left w:w="60" w:type="dxa"/>
+              <w:right w:w="60" w:type="dxa"/>
+            </w:tcMar>
+            <w:tcMar>
+              <w:top w:w="40" w:type="dxa"/>
+              <w:bottom w:w="40" w:type="dxa"/>
+              <w:left w:w="60" w:type="dxa"/>
+              <w:right w:w="60" w:type="dxa"/>
+            </w:tcMar>
+          </w:tcPr>
           <w:p>
             <w:pPr>
               <w:pStyle w:val="Compact"/>
+              <w:spacing w:before="0" w:after="40" w:line="264" w:lineRule="auto"/>
               <w:jc w:val="left"/>
             </w:pPr>
             <w:r>
+              <w:rPr>
+                <w:rFonts w:ascii="Calibri" w:hAnsi="Calibri"/>
+                <w:sz w:val="18"/>
+              </w:rPr>
               <w:t xml:space="preserve">Balances, status, number parts</w:t>
             </w:r>
           </w:p>
@@ -540,28 +737,62 @@
       </w:tr>
       <w:tr>
         <w:tc>
-          <w:tcPr/>
+          <w:tcPr>
+            <w:tcMar>
+              <w:top w:w="40" w:type="dxa"/>
+              <w:bottom w:w="40" w:type="dxa"/>
+              <w:left w:w="60" w:type="dxa"/>
+              <w:right w:w="60" w:type="dxa"/>
+            </w:tcMar>
+            <w:tcMar>
+              <w:top w:w="40" w:type="dxa"/>
+              <w:bottom w:w="40" w:type="dxa"/>
+              <w:left w:w="60" w:type="dxa"/>
+              <w:right w:w="60" w:type="dxa"/>
+            </w:tcMar>
+          </w:tcPr>
           <w:p>
             <w:pPr>
               <w:pStyle w:val="Compact"/>
+              <w:spacing w:before="0" w:after="40" w:line="264" w:lineRule="auto"/>
               <w:jc w:val="left"/>
             </w:pPr>
             <w:r>
               <w:rPr>
                 <w:rStyle w:val="VerbatimChar"/>
+                <w:rFonts w:ascii="Calibri" w:hAnsi="Calibri"/>
+                <w:sz w:val="18"/>
               </w:rPr>
               <w:t xml:space="preserve">account_policy</w:t>
             </w:r>
           </w:p>
         </w:tc>
         <w:tc>
-          <w:tcPr/>
+          <w:tcPr>
+            <w:tcMar>
+              <w:top w:w="40" w:type="dxa"/>
+              <w:bottom w:w="40" w:type="dxa"/>
+              <w:left w:w="60" w:type="dxa"/>
+              <w:right w:w="60" w:type="dxa"/>
+            </w:tcMar>
+            <w:tcMar>
+              <w:top w:w="40" w:type="dxa"/>
+              <w:bottom w:w="40" w:type="dxa"/>
+              <w:left w:w="60" w:type="dxa"/>
+              <w:right w:w="60" w:type="dxa"/>
+            </w:tcMar>
+          </w:tcPr>
           <w:p>
             <w:pPr>
               <w:pStyle w:val="Compact"/>
+              <w:spacing w:before="0" w:after="40" w:line="264" w:lineRule="auto"/>
               <w:jc w:val="left"/>
             </w:pPr>
             <w:r>
+              <w:rPr>
+                <w:rFonts w:ascii="Calibri" w:hAnsi="Calibri"/>
+                <w:sz w:val="18"/>
+              </w:rPr>
               <w:t xml:space="preserve">Per type+currency rules</w:t>
             </w:r>
           </w:p>
@@ -569,28 +800,62 @@
       </w:tr>
       <w:tr>
         <w:tc>
-          <w:tcPr/>
+          <w:tcPr>
+            <w:tcMar>
+              <w:top w:w="40" w:type="dxa"/>
+              <w:bottom w:w="40" w:type="dxa"/>
+              <w:left w:w="60" w:type="dxa"/>
+              <w:right w:w="60" w:type="dxa"/>
+            </w:tcMar>
+            <w:tcMar>
+              <w:top w:w="40" w:type="dxa"/>
+              <w:bottom w:w="40" w:type="dxa"/>
+              <w:left w:w="60" w:type="dxa"/>
+              <w:right w:w="60" w:type="dxa"/>
+            </w:tcMar>
+          </w:tcPr>
           <w:p>
             <w:pPr>
               <w:pStyle w:val="Compact"/>
+              <w:spacing w:before="0" w:after="40" w:line="264" w:lineRule="auto"/>
               <w:jc w:val="left"/>
             </w:pPr>
             <w:r>
               <w:rPr>
                 <w:rStyle w:val="VerbatimChar"/>
+                <w:rFonts w:ascii="Calibri" w:hAnsi="Calibri"/>
+                <w:sz w:val="18"/>
               </w:rPr>
               <w:t xml:space="preserve">account_ordinal_seq</w:t>
             </w:r>
           </w:p>
         </w:tc>
         <w:tc>
-          <w:tcPr/>
+          <w:tcPr>
+            <w:tcMar>
+              <w:top w:w="40" w:type="dxa"/>
+              <w:bottom w:w="40" w:type="dxa"/>
+              <w:left w:w="60" w:type="dxa"/>
+              <w:right w:w="60" w:type="dxa"/>
+            </w:tcMar>
+            <w:tcMar>
+              <w:top w:w="40" w:type="dxa"/>
+              <w:bottom w:w="40" w:type="dxa"/>
+              <w:left w:w="60" w:type="dxa"/>
+              <w:right w:w="60" w:type="dxa"/>
+            </w:tcMar>
+          </w:tcPr>
           <w:p>
             <w:pPr>
               <w:pStyle w:val="Compact"/>
+              <w:spacing w:before="0" w:after="40" w:line="264" w:lineRule="auto"/>
               <w:jc w:val="left"/>
             </w:pPr>
             <w:r>
+              <w:rPr>
+                <w:rFonts w:ascii="Calibri" w:hAnsi="Calibri"/>
+                <w:sz w:val="18"/>
+              </w:rPr>
               <w:t xml:space="preserve">Ordinal for number generation</w:t>
             </w:r>
           </w:p>
@@ -598,36 +863,70 @@
       </w:tr>
       <w:tr>
         <w:tc>
-          <w:tcPr/>
+          <w:tcPr>
+            <w:tcMar>
+              <w:top w:w="40" w:type="dxa"/>
+              <w:bottom w:w="40" w:type="dxa"/>
+              <w:left w:w="60" w:type="dxa"/>
+              <w:right w:w="60" w:type="dxa"/>
+            </w:tcMar>
+            <w:tcMar>
+              <w:top w:w="40" w:type="dxa"/>
+              <w:bottom w:w="40" w:type="dxa"/>
+              <w:left w:w="60" w:type="dxa"/>
+              <w:right w:w="60" w:type="dxa"/>
+            </w:tcMar>
+          </w:tcPr>
           <w:p>
             <w:pPr>
               <w:pStyle w:val="Compact"/>
+              <w:spacing w:before="0" w:after="40" w:line="264" w:lineRule="auto"/>
               <w:jc w:val="left"/>
             </w:pPr>
             <w:r>
               <w:rPr>
                 <w:rStyle w:val="VerbatimChar"/>
+                <w:rFonts w:ascii="Calibri" w:hAnsi="Calibri"/>
+                <w:sz w:val="18"/>
               </w:rPr>
               <w:t xml:space="preserve">customers</w:t>
             </w:r>
           </w:p>
         </w:tc>
         <w:tc>
-          <w:tcPr/>
+          <w:tcPr>
+            <w:tcMar>
+              <w:top w:w="40" w:type="dxa"/>
+              <w:bottom w:w="40" w:type="dxa"/>
+              <w:left w:w="60" w:type="dxa"/>
+              <w:right w:w="60" w:type="dxa"/>
+            </w:tcMar>
+            <w:tcMar>
+              <w:top w:w="40" w:type="dxa"/>
+              <w:bottom w:w="40" w:type="dxa"/>
+              <w:left w:w="60" w:type="dxa"/>
+              <w:right w:w="60" w:type="dxa"/>
+            </w:tcMar>
+          </w:tcPr>
           <w:p>
             <w:pPr>
               <w:pStyle w:val="Compact"/>
+              <w:spacing w:before="0" w:after="40" w:line="264" w:lineRule="auto"/>
               <w:jc w:val="left"/>
             </w:pPr>
             <w:r>
+              <w:rPr>
+                <w:rFonts w:ascii="Calibri" w:hAnsi="Calibri"/>
+                <w:sz w:val="18"/>
+              </w:rPr>
               <w:t xml:space="preserve">Owner FK</w:t>
             </w:r>
           </w:p>
         </w:tc>
       </w:tr>
     </w:tbl>
-    <w:bookmarkEnd w:id="17"/>
-    <w:bookmarkStart w:id="18" w:name="rest-apis"/>
+    <w:bookmarkEnd w:id="18"/>
+    <w:bookmarkStart w:id="19" w:name="rest-apis"/>
     <w:p>
       <w:pPr>
         <w:pStyle w:val="Heading2"/>
@@ -639,9 +938,17 @@
     <w:tbl>
       <w:tblPr>
         <w:tblStyle w:val="Table"/>
-        <w:tblW w:type="pct" w:w="4890"/>
-        <w:tblLayout w:type="fixed"/>
+        <w:tblW w:type="pct" w:w="5000"/>
+        <w:tblLayout w:type="autofit"/>
         <w:tblLook w:firstRow="1" w:lastRow="0" w:firstColumn="0" w:lastColumn="0" w:noHBand="0" w:noVBand="0" w:val="0020"/>
+        <w:tblBorders>
+          <w:top w:val="single" w:sz="4" w:space="0" w:color="CBD5E0"/>
+          <w:left w:val="single" w:sz="4" w:space="0" w:color="CBD5E0"/>
+          <w:bottom w:val="single" w:sz="4" w:space="0" w:color="CBD5E0"/>
+          <w:right w:val="single" w:sz="4" w:space="0" w:color="CBD5E0"/>
+          <w:insideH w:val="single" w:sz="4" w:space="0" w:color="CBD5E0"/>
+          <w:insideV w:val="single" w:sz="4" w:space="0" w:color="CBD5E0"/>
+        </w:tblBorders>
       </w:tblPr>
       <w:tblGrid>
         <w:gridCol w:w="1827"/>
@@ -653,37 +960,100 @@
           <w:tblHeader w:val="on"/>
         </w:trPr>
         <w:tc>
-          <w:tcPr/>
+          <w:tcPr>
+            <w:tcMar>
+              <w:top w:w="40" w:type="dxa"/>
+              <w:bottom w:w="40" w:type="dxa"/>
+              <w:left w:w="60" w:type="dxa"/>
+              <w:right w:w="60" w:type="dxa"/>
+            </w:tcMar>
+            <w:shd w:fill="1A365D" w:val="clear"/>
+            <w:tcMar>
+              <w:top w:w="40" w:type="dxa"/>
+              <w:bottom w:w="40" w:type="dxa"/>
+              <w:left w:w="60" w:type="dxa"/>
+              <w:right w:w="60" w:type="dxa"/>
+            </w:tcMar>
+          </w:tcPr>
           <w:p>
             <w:pPr>
               <w:pStyle w:val="Compact"/>
+              <w:spacing w:before="0" w:after="40" w:line="264" w:lineRule="auto"/>
               <w:jc w:val="left"/>
             </w:pPr>
             <w:r>
+              <w:rPr>
+                <w:rFonts w:ascii="Calibri" w:hAnsi="Calibri"/>
+                <w:b/>
+                <w:color w:val="FFFFFF"/>
+                <w:sz w:val="18"/>
+              </w:rPr>
               <w:t xml:space="preserve">Method</w:t>
             </w:r>
           </w:p>
         </w:tc>
         <w:tc>
-          <w:tcPr/>
+          <w:tcPr>
+            <w:tcMar>
+              <w:top w:w="40" w:type="dxa"/>
+              <w:bottom w:w="40" w:type="dxa"/>
+              <w:left w:w="60" w:type="dxa"/>
+              <w:right w:w="60" w:type="dxa"/>
+            </w:tcMar>
+            <w:shd w:fill="1A365D" w:val="clear"/>
+            <w:tcMar>
+              <w:top w:w="40" w:type="dxa"/>
+              <w:bottom w:w="40" w:type="dxa"/>
+              <w:left w:w="60" w:type="dxa"/>
+              <w:right w:w="60" w:type="dxa"/>
+            </w:tcMar>
+          </w:tcPr>
           <w:p>
             <w:pPr>
               <w:pStyle w:val="Compact"/>
+              <w:spacing w:before="0" w:after="40" w:line="264" w:lineRule="auto"/>
               <w:jc w:val="left"/>
             </w:pPr>
             <w:r>
+              <w:rPr>
+                <w:rFonts w:ascii="Calibri" w:hAnsi="Calibri"/>
+                <w:b/>
+                <w:color w:val="FFFFFF"/>
+                <w:sz w:val="18"/>
+              </w:rPr>
               <w:t xml:space="preserve">Path</w:t>
             </w:r>
           </w:p>
         </w:tc>
         <w:tc>
-          <w:tcPr/>
+          <w:tcPr>
+            <w:tcMar>
+              <w:top w:w="40" w:type="dxa"/>
+              <w:bottom w:w="40" w:type="dxa"/>
+              <w:left w:w="60" w:type="dxa"/>
+              <w:right w:w="60" w:type="dxa"/>
+            </w:tcMar>
+            <w:shd w:fill="1A365D" w:val="clear"/>
+            <w:tcMar>
+              <w:top w:w="40" w:type="dxa"/>
+              <w:bottom w:w="40" w:type="dxa"/>
+              <w:left w:w="60" w:type="dxa"/>
+              <w:right w:w="60" w:type="dxa"/>
+            </w:tcMar>
+          </w:tcPr>
           <w:p>
             <w:pPr>
               <w:pStyle w:val="Compact"/>
+              <w:spacing w:before="0" w:after="40" w:line="264" w:lineRule="auto"/>
               <w:jc w:val="left"/>
             </w:pPr>
             <w:r>
+              <w:rPr>
+                <w:rFonts w:ascii="Calibri" w:hAnsi="Calibri"/>
+                <w:b/>
+                <w:color w:val="FFFFFF"/>
+                <w:sz w:val="18"/>
+              </w:rPr>
               <w:t xml:space="preserve">Roles</w:t>
             </w:r>
           </w:p>
@@ -691,40 +1061,92 @@
       </w:tr>
       <w:tr>
         <w:tc>
-          <w:tcPr/>
+          <w:tcPr>
+            <w:tcMar>
+              <w:top w:w="40" w:type="dxa"/>
+              <w:bottom w:w="40" w:type="dxa"/>
+              <w:left w:w="60" w:type="dxa"/>
+              <w:right w:w="60" w:type="dxa"/>
+            </w:tcMar>
+            <w:tcMar>
+              <w:top w:w="40" w:type="dxa"/>
+              <w:bottom w:w="40" w:type="dxa"/>
+              <w:left w:w="60" w:type="dxa"/>
+              <w:right w:w="60" w:type="dxa"/>
+            </w:tcMar>
+          </w:tcPr>
           <w:p>
             <w:pPr>
               <w:pStyle w:val="Compact"/>
+              <w:spacing w:before="0" w:after="40" w:line="264" w:lineRule="auto"/>
               <w:jc w:val="left"/>
             </w:pPr>
             <w:r>
+              <w:rPr>
+                <w:rFonts w:ascii="Calibri" w:hAnsi="Calibri"/>
+                <w:sz w:val="18"/>
+              </w:rPr>
               <w:t xml:space="preserve">POST</w:t>
             </w:r>
           </w:p>
         </w:tc>
         <w:tc>
-          <w:tcPr/>
+          <w:tcPr>
+            <w:tcMar>
+              <w:top w:w="40" w:type="dxa"/>
+              <w:bottom w:w="40" w:type="dxa"/>
+              <w:left w:w="60" w:type="dxa"/>
+              <w:right w:w="60" w:type="dxa"/>
+            </w:tcMar>
+            <w:tcMar>
+              <w:top w:w="40" w:type="dxa"/>
+              <w:bottom w:w="40" w:type="dxa"/>
+              <w:left w:w="60" w:type="dxa"/>
+              <w:right w:w="60" w:type="dxa"/>
+            </w:tcMar>
+          </w:tcPr>
           <w:p>
             <w:pPr>
               <w:pStyle w:val="Compact"/>
+              <w:spacing w:before="0" w:after="40" w:line="264" w:lineRule="auto"/>
               <w:jc w:val="left"/>
             </w:pPr>
             <w:r>
               <w:rPr>
                 <w:rStyle w:val="VerbatimChar"/>
+                <w:rFonts w:ascii="Calibri" w:hAnsi="Calibri"/>
+                <w:sz w:val="18"/>
               </w:rPr>
               <w:t xml:space="preserve">/accounts</w:t>
             </w:r>
           </w:p>
         </w:tc>
         <w:tc>
-          <w:tcPr/>
+          <w:tcPr>
+            <w:tcMar>
+              <w:top w:w="40" w:type="dxa"/>
+              <w:bottom w:w="40" w:type="dxa"/>
+              <w:left w:w="60" w:type="dxa"/>
+              <w:right w:w="60" w:type="dxa"/>
+            </w:tcMar>
+            <w:tcMar>
+              <w:top w:w="40" w:type="dxa"/>
+              <w:bottom w:w="40" w:type="dxa"/>
+              <w:left w:w="60" w:type="dxa"/>
+              <w:right w:w="60" w:type="dxa"/>
+            </w:tcMar>
+          </w:tcPr>
           <w:p>
             <w:pPr>
               <w:pStyle w:val="Compact"/>
+              <w:spacing w:before="0" w:after="40" w:line="264" w:lineRule="auto"/>
               <w:jc w:val="left"/>
             </w:pPr>
             <w:r>
+              <w:rPr>
+                <w:rFonts w:ascii="Calibri" w:hAnsi="Calibri"/>
+                <w:sz w:val="18"/>
+              </w:rPr>
               <w:t xml:space="preserve">ADMIN, EMPLOYEE</w:t>
             </w:r>
           </w:p>
@@ -732,46 +1154,106 @@
       </w:tr>
       <w:tr>
         <w:tc>
-          <w:tcPr/>
+          <w:tcPr>
+            <w:tcMar>
+              <w:top w:w="40" w:type="dxa"/>
+              <w:bottom w:w="40" w:type="dxa"/>
+              <w:left w:w="60" w:type="dxa"/>
+              <w:right w:w="60" w:type="dxa"/>
+            </w:tcMar>
+            <w:tcMar>
+              <w:top w:w="40" w:type="dxa"/>
+              <w:bottom w:w="40" w:type="dxa"/>
+              <w:left w:w="60" w:type="dxa"/>
+              <w:right w:w="60" w:type="dxa"/>
+            </w:tcMar>
+          </w:tcPr>
           <w:p>
             <w:pPr>
               <w:pStyle w:val="Compact"/>
+              <w:spacing w:before="0" w:after="40" w:line="264" w:lineRule="auto"/>
               <w:jc w:val="left"/>
             </w:pPr>
             <w:r>
+              <w:rPr>
+                <w:rFonts w:ascii="Calibri" w:hAnsi="Calibri"/>
+                <w:sz w:val="18"/>
+              </w:rPr>
               <w:t xml:space="preserve">GET</w:t>
             </w:r>
           </w:p>
         </w:tc>
         <w:tc>
-          <w:tcPr/>
+          <w:tcPr>
+            <w:tcMar>
+              <w:top w:w="40" w:type="dxa"/>
+              <w:bottom w:w="40" w:type="dxa"/>
+              <w:left w:w="60" w:type="dxa"/>
+              <w:right w:w="60" w:type="dxa"/>
+            </w:tcMar>
+            <w:tcMar>
+              <w:top w:w="40" w:type="dxa"/>
+              <w:bottom w:w="40" w:type="dxa"/>
+              <w:left w:w="60" w:type="dxa"/>
+              <w:right w:w="60" w:type="dxa"/>
+            </w:tcMar>
+          </w:tcPr>
           <w:p>
             <w:pPr>
               <w:pStyle w:val="Compact"/>
+              <w:spacing w:before="0" w:after="40" w:line="264" w:lineRule="auto"/>
               <w:jc w:val="left"/>
             </w:pPr>
             <w:r>
               <w:rPr>
                 <w:rStyle w:val="VerbatimChar"/>
+                <w:rFonts w:ascii="Calibri" w:hAnsi="Calibri"/>
+                <w:sz w:val="18"/>
               </w:rPr>
               <w:t xml:space="preserve">/accounts</w:t>
             </w:r>
           </w:p>
         </w:tc>
         <w:tc>
-          <w:tcPr/>
+          <w:tcPr>
+            <w:tcMar>
+              <w:top w:w="40" w:type="dxa"/>
+              <w:bottom w:w="40" w:type="dxa"/>
+              <w:left w:w="60" w:type="dxa"/>
+              <w:right w:w="60" w:type="dxa"/>
+            </w:tcMar>
+            <w:tcMar>
+              <w:top w:w="40" w:type="dxa"/>
+              <w:bottom w:w="40" w:type="dxa"/>
+              <w:left w:w="60" w:type="dxa"/>
+              <w:right w:w="60" w:type="dxa"/>
+            </w:tcMar>
+          </w:tcPr>
           <w:p>
             <w:pPr>
               <w:pStyle w:val="Compact"/>
+              <w:spacing w:before="0" w:after="40" w:line="264" w:lineRule="auto"/>
               <w:jc w:val="left"/>
             </w:pPr>
             <w:r>
+              <w:rPr>
+                <w:rFonts w:ascii="Calibri" w:hAnsi="Calibri"/>
+                <w:sz w:val="18"/>
+              </w:rPr>
               <w:t xml:space="preserve">ADMIN, EMPLOYEE,</w:t>
             </w:r>
             <w:r>
+              <w:rPr>
+                <w:rFonts w:ascii="Calibri" w:hAnsi="Calibri"/>
+                <w:sz w:val="18"/>
+              </w:rPr>
               <w:t xml:space="preserve"> </w:t>
             </w:r>
             <w:r>
+              <w:rPr>
+                <w:rFonts w:ascii="Calibri" w:hAnsi="Calibri"/>
+                <w:sz w:val="18"/>
+              </w:rPr>
               <w:t xml:space="preserve">MANAGER</w:t>
             </w:r>
           </w:p>
@@ -779,46 +1261,106 @@
       </w:tr>
       <w:tr>
         <w:tc>
-          <w:tcPr/>
+          <w:tcPr>
+            <w:tcMar>
+              <w:top w:w="40" w:type="dxa"/>
+              <w:bottom w:w="40" w:type="dxa"/>
+              <w:left w:w="60" w:type="dxa"/>
+              <w:right w:w="60" w:type="dxa"/>
+            </w:tcMar>
+            <w:tcMar>
+              <w:top w:w="40" w:type="dxa"/>
+              <w:bottom w:w="40" w:type="dxa"/>
+              <w:left w:w="60" w:type="dxa"/>
+              <w:right w:w="60" w:type="dxa"/>
+            </w:tcMar>
+          </w:tcPr>
           <w:p>
             <w:pPr>
               <w:pStyle w:val="Compact"/>
+              <w:spacing w:before="0" w:after="40" w:line="264" w:lineRule="auto"/>
               <w:jc w:val="left"/>
             </w:pPr>
             <w:r>
+              <w:rPr>
+                <w:rFonts w:ascii="Calibri" w:hAnsi="Calibri"/>
+                <w:sz w:val="18"/>
+              </w:rPr>
               <w:t xml:space="preserve">GET</w:t>
             </w:r>
           </w:p>
         </w:tc>
         <w:tc>
-          <w:tcPr/>
+          <w:tcPr>
+            <w:tcMar>
+              <w:top w:w="40" w:type="dxa"/>
+              <w:bottom w:w="40" w:type="dxa"/>
+              <w:left w:w="60" w:type="dxa"/>
+              <w:right w:w="60" w:type="dxa"/>
+            </w:tcMar>
+            <w:tcMar>
+              <w:top w:w="40" w:type="dxa"/>
+              <w:bottom w:w="40" w:type="dxa"/>
+              <w:left w:w="60" w:type="dxa"/>
+              <w:right w:w="60" w:type="dxa"/>
+            </w:tcMar>
+          </w:tcPr>
           <w:p>
             <w:pPr>
               <w:pStyle w:val="Compact"/>
+              <w:spacing w:before="0" w:after="40" w:line="264" w:lineRule="auto"/>
               <w:jc w:val="left"/>
             </w:pPr>
             <w:r>
               <w:rPr>
                 <w:rStyle w:val="VerbatimChar"/>
+                <w:rFonts w:ascii="Calibri" w:hAnsi="Calibri"/>
+                <w:sz w:val="18"/>
               </w:rPr>
               <w:t xml:space="preserve">/accounts/customer/{customerId}</w:t>
             </w:r>
           </w:p>
         </w:tc>
         <w:tc>
-          <w:tcPr/>
+          <w:tcPr>
+            <w:tcMar>
+              <w:top w:w="40" w:type="dxa"/>
+              <w:bottom w:w="40" w:type="dxa"/>
+              <w:left w:w="60" w:type="dxa"/>
+              <w:right w:w="60" w:type="dxa"/>
+            </w:tcMar>
+            <w:tcMar>
+              <w:top w:w="40" w:type="dxa"/>
+              <w:bottom w:w="40" w:type="dxa"/>
+              <w:left w:w="60" w:type="dxa"/>
+              <w:right w:w="60" w:type="dxa"/>
+            </w:tcMar>
+          </w:tcPr>
           <w:p>
             <w:pPr>
               <w:pStyle w:val="Compact"/>
+              <w:spacing w:before="0" w:after="40" w:line="264" w:lineRule="auto"/>
               <w:jc w:val="left"/>
             </w:pPr>
             <w:r>
+              <w:rPr>
+                <w:rFonts w:ascii="Calibri" w:hAnsi="Calibri"/>
+                <w:sz w:val="18"/>
+              </w:rPr>
               <w:t xml:space="preserve">ADMIN, EMPLOYEE,</w:t>
             </w:r>
             <w:r>
+              <w:rPr>
+                <w:rFonts w:ascii="Calibri" w:hAnsi="Calibri"/>
+                <w:sz w:val="18"/>
+              </w:rPr>
               <w:t xml:space="preserve"> </w:t>
             </w:r>
             <w:r>
+              <w:rPr>
+                <w:rFonts w:ascii="Calibri" w:hAnsi="Calibri"/>
+                <w:sz w:val="18"/>
+              </w:rPr>
               <w:t xml:space="preserve">MANAGER</w:t>
             </w:r>
           </w:p>
@@ -826,46 +1368,106 @@
       </w:tr>
       <w:tr>
         <w:tc>
-          <w:tcPr/>
+          <w:tcPr>
+            <w:tcMar>
+              <w:top w:w="40" w:type="dxa"/>
+              <w:bottom w:w="40" w:type="dxa"/>
+              <w:left w:w="60" w:type="dxa"/>
+              <w:right w:w="60" w:type="dxa"/>
+            </w:tcMar>
+            <w:tcMar>
+              <w:top w:w="40" w:type="dxa"/>
+              <w:bottom w:w="40" w:type="dxa"/>
+              <w:left w:w="60" w:type="dxa"/>
+              <w:right w:w="60" w:type="dxa"/>
+            </w:tcMar>
+          </w:tcPr>
           <w:p>
             <w:pPr>
               <w:pStyle w:val="Compact"/>
+              <w:spacing w:before="0" w:after="40" w:line="264" w:lineRule="auto"/>
               <w:jc w:val="left"/>
             </w:pPr>
             <w:r>
+              <w:rPr>
+                <w:rFonts w:ascii="Calibri" w:hAnsi="Calibri"/>
+                <w:sz w:val="18"/>
+              </w:rPr>
               <w:t xml:space="preserve">GET</w:t>
             </w:r>
           </w:p>
         </w:tc>
         <w:tc>
-          <w:tcPr/>
+          <w:tcPr>
+            <w:tcMar>
+              <w:top w:w="40" w:type="dxa"/>
+              <w:bottom w:w="40" w:type="dxa"/>
+              <w:left w:w="60" w:type="dxa"/>
+              <w:right w:w="60" w:type="dxa"/>
+            </w:tcMar>
+            <w:tcMar>
+              <w:top w:w="40" w:type="dxa"/>
+              <w:bottom w:w="40" w:type="dxa"/>
+              <w:left w:w="60" w:type="dxa"/>
+              <w:right w:w="60" w:type="dxa"/>
+            </w:tcMar>
+          </w:tcPr>
           <w:p>
             <w:pPr>
               <w:pStyle w:val="Compact"/>
+              <w:spacing w:before="0" w:after="40" w:line="264" w:lineRule="auto"/>
               <w:jc w:val="left"/>
             </w:pPr>
             <w:r>
               <w:rPr>
                 <w:rStyle w:val="VerbatimChar"/>
+                <w:rFonts w:ascii="Calibri" w:hAnsi="Calibri"/>
+                <w:sz w:val="18"/>
               </w:rPr>
               <w:t xml:space="preserve">/accounts/{accountId}</w:t>
             </w:r>
           </w:p>
         </w:tc>
         <w:tc>
-          <w:tcPr/>
+          <w:tcPr>
+            <w:tcMar>
+              <w:top w:w="40" w:type="dxa"/>
+              <w:bottom w:w="40" w:type="dxa"/>
+              <w:left w:w="60" w:type="dxa"/>
+              <w:right w:w="60" w:type="dxa"/>
+            </w:tcMar>
+            <w:tcMar>
+              <w:top w:w="40" w:type="dxa"/>
+              <w:bottom w:w="40" w:type="dxa"/>
+              <w:left w:w="60" w:type="dxa"/>
+              <w:right w:w="60" w:type="dxa"/>
+            </w:tcMar>
+          </w:tcPr>
           <w:p>
             <w:pPr>
               <w:pStyle w:val="Compact"/>
+              <w:spacing w:before="0" w:after="40" w:line="264" w:lineRule="auto"/>
               <w:jc w:val="left"/>
             </w:pPr>
             <w:r>
+              <w:rPr>
+                <w:rFonts w:ascii="Calibri" w:hAnsi="Calibri"/>
+                <w:sz w:val="18"/>
+              </w:rPr>
               <w:t xml:space="preserve">ADMIN, EMPLOYEE,</w:t>
             </w:r>
             <w:r>
+              <w:rPr>
+                <w:rFonts w:ascii="Calibri" w:hAnsi="Calibri"/>
+                <w:sz w:val="18"/>
+              </w:rPr>
               <w:t xml:space="preserve"> </w:t>
             </w:r>
             <w:r>
+              <w:rPr>
+                <w:rFonts w:ascii="Calibri" w:hAnsi="Calibri"/>
+                <w:sz w:val="18"/>
+              </w:rPr>
               <w:t xml:space="preserve">MANAGER</w:t>
             </w:r>
           </w:p>
@@ -873,46 +1475,106 @@
       </w:tr>
       <w:tr>
         <w:tc>
-          <w:tcPr/>
+          <w:tcPr>
+            <w:tcMar>
+              <w:top w:w="40" w:type="dxa"/>
+              <w:bottom w:w="40" w:type="dxa"/>
+              <w:left w:w="60" w:type="dxa"/>
+              <w:right w:w="60" w:type="dxa"/>
+            </w:tcMar>
+            <w:tcMar>
+              <w:top w:w="40" w:type="dxa"/>
+              <w:bottom w:w="40" w:type="dxa"/>
+              <w:left w:w="60" w:type="dxa"/>
+              <w:right w:w="60" w:type="dxa"/>
+            </w:tcMar>
+          </w:tcPr>
           <w:p>
             <w:pPr>
               <w:pStyle w:val="Compact"/>
+              <w:spacing w:before="0" w:after="40" w:line="264" w:lineRule="auto"/>
               <w:jc w:val="left"/>
             </w:pPr>
             <w:r>
+              <w:rPr>
+                <w:rFonts w:ascii="Calibri" w:hAnsi="Calibri"/>
+                <w:sz w:val="18"/>
+              </w:rPr>
               <w:t xml:space="preserve">GET</w:t>
             </w:r>
           </w:p>
         </w:tc>
         <w:tc>
-          <w:tcPr/>
+          <w:tcPr>
+            <w:tcMar>
+              <w:top w:w="40" w:type="dxa"/>
+              <w:bottom w:w="40" w:type="dxa"/>
+              <w:left w:w="60" w:type="dxa"/>
+              <w:right w:w="60" w:type="dxa"/>
+            </w:tcMar>
+            <w:tcMar>
+              <w:top w:w="40" w:type="dxa"/>
+              <w:bottom w:w="40" w:type="dxa"/>
+              <w:left w:w="60" w:type="dxa"/>
+              <w:right w:w="60" w:type="dxa"/>
+            </w:tcMar>
+          </w:tcPr>
           <w:p>
             <w:pPr>
               <w:pStyle w:val="Compact"/>
+              <w:spacing w:before="0" w:after="40" w:line="264" w:lineRule="auto"/>
               <w:jc w:val="left"/>
             </w:pPr>
             <w:r>
               <w:rPr>
                 <w:rStyle w:val="VerbatimChar"/>
+                <w:rFonts w:ascii="Calibri" w:hAnsi="Calibri"/>
+                <w:sz w:val="18"/>
               </w:rPr>
               <w:t xml:space="preserve">/accounts/{accountId}/transactions</w:t>
             </w:r>
           </w:p>
         </w:tc>
         <w:tc>
-          <w:tcPr/>
+          <w:tcPr>
+            <w:tcMar>
+              <w:top w:w="40" w:type="dxa"/>
+              <w:bottom w:w="40" w:type="dxa"/>
+              <w:left w:w="60" w:type="dxa"/>
+              <w:right w:w="60" w:type="dxa"/>
+            </w:tcMar>
+            <w:tcMar>
+              <w:top w:w="40" w:type="dxa"/>
+              <w:bottom w:w="40" w:type="dxa"/>
+              <w:left w:w="60" w:type="dxa"/>
+              <w:right w:w="60" w:type="dxa"/>
+            </w:tcMar>
+          </w:tcPr>
           <w:p>
             <w:pPr>
               <w:pStyle w:val="Compact"/>
+              <w:spacing w:before="0" w:after="40" w:line="264" w:lineRule="auto"/>
               <w:jc w:val="left"/>
             </w:pPr>
             <w:r>
+              <w:rPr>
+                <w:rFonts w:ascii="Calibri" w:hAnsi="Calibri"/>
+                <w:sz w:val="18"/>
+              </w:rPr>
               <w:t xml:space="preserve">ADMIN, EMPLOYEE,</w:t>
             </w:r>
             <w:r>
+              <w:rPr>
+                <w:rFonts w:ascii="Calibri" w:hAnsi="Calibri"/>
+                <w:sz w:val="18"/>
+              </w:rPr>
               <w:t xml:space="preserve"> </w:t>
             </w:r>
             <w:r>
+              <w:rPr>
+                <w:rFonts w:ascii="Calibri" w:hAnsi="Calibri"/>
+                <w:sz w:val="18"/>
+              </w:rPr>
               <w:t xml:space="preserve">MANAGER</w:t>
             </w:r>
           </w:p>
@@ -920,40 +1582,92 @@
       </w:tr>
       <w:tr>
         <w:tc>
-          <w:tcPr/>
+          <w:tcPr>
+            <w:tcMar>
+              <w:top w:w="40" w:type="dxa"/>
+              <w:bottom w:w="40" w:type="dxa"/>
+              <w:left w:w="60" w:type="dxa"/>
+              <w:right w:w="60" w:type="dxa"/>
+            </w:tcMar>
+            <w:tcMar>
+              <w:top w:w="40" w:type="dxa"/>
+              <w:bottom w:w="40" w:type="dxa"/>
+              <w:left w:w="60" w:type="dxa"/>
+              <w:right w:w="60" w:type="dxa"/>
+            </w:tcMar>
+          </w:tcPr>
           <w:p>
             <w:pPr>
               <w:pStyle w:val="Compact"/>
+              <w:spacing w:before="0" w:after="40" w:line="264" w:lineRule="auto"/>
               <w:jc w:val="left"/>
             </w:pPr>
             <w:r>
+              <w:rPr>
+                <w:rFonts w:ascii="Calibri" w:hAnsi="Calibri"/>
+                <w:sz w:val="18"/>
+              </w:rPr>
               <w:t xml:space="preserve">PUT</w:t>
             </w:r>
           </w:p>
         </w:tc>
         <w:tc>
-          <w:tcPr/>
+          <w:tcPr>
+            <w:tcMar>
+              <w:top w:w="40" w:type="dxa"/>
+              <w:bottom w:w="40" w:type="dxa"/>
+              <w:left w:w="60" w:type="dxa"/>
+              <w:right w:w="60" w:type="dxa"/>
+            </w:tcMar>
+            <w:tcMar>
+              <w:top w:w="40" w:type="dxa"/>
+              <w:bottom w:w="40" w:type="dxa"/>
+              <w:left w:w="60" w:type="dxa"/>
+              <w:right w:w="60" w:type="dxa"/>
+            </w:tcMar>
+          </w:tcPr>
           <w:p>
             <w:pPr>
               <w:pStyle w:val="Compact"/>
+              <w:spacing w:before="0" w:after="40" w:line="264" w:lineRule="auto"/>
               <w:jc w:val="left"/>
             </w:pPr>
             <w:r>
               <w:rPr>
                 <w:rStyle w:val="VerbatimChar"/>
+                <w:rFonts w:ascii="Calibri" w:hAnsi="Calibri"/>
+                <w:sz w:val="18"/>
               </w:rPr>
               <w:t xml:space="preserve">/accounts/{accountId}/status</w:t>
             </w:r>
           </w:p>
         </w:tc>
         <w:tc>
-          <w:tcPr/>
+          <w:tcPr>
+            <w:tcMar>
+              <w:top w:w="40" w:type="dxa"/>
+              <w:bottom w:w="40" w:type="dxa"/>
+              <w:left w:w="60" w:type="dxa"/>
+              <w:right w:w="60" w:type="dxa"/>
+            </w:tcMar>
+            <w:tcMar>
+              <w:top w:w="40" w:type="dxa"/>
+              <w:bottom w:w="40" w:type="dxa"/>
+              <w:left w:w="60" w:type="dxa"/>
+              <w:right w:w="60" w:type="dxa"/>
+            </w:tcMar>
+          </w:tcPr>
           <w:p>
             <w:pPr>
               <w:pStyle w:val="Compact"/>
+              <w:spacing w:before="0" w:after="40" w:line="264" w:lineRule="auto"/>
               <w:jc w:val="left"/>
             </w:pPr>
             <w:r>
+              <w:rPr>
+                <w:rFonts w:ascii="Calibri" w:hAnsi="Calibri"/>
+                <w:sz w:val="18"/>
+              </w:rPr>
               <w:t xml:space="preserve">ADMIN, EMPLOYEE</w:t>
             </w:r>
           </w:p>
@@ -961,40 +1675,92 @@
       </w:tr>
       <w:tr>
         <w:tc>
-          <w:tcPr/>
+          <w:tcPr>
+            <w:tcMar>
+              <w:top w:w="40" w:type="dxa"/>
+              <w:bottom w:w="40" w:type="dxa"/>
+              <w:left w:w="60" w:type="dxa"/>
+              <w:right w:w="60" w:type="dxa"/>
+            </w:tcMar>
+            <w:tcMar>
+              <w:top w:w="40" w:type="dxa"/>
+              <w:bottom w:w="40" w:type="dxa"/>
+              <w:left w:w="60" w:type="dxa"/>
+              <w:right w:w="60" w:type="dxa"/>
+            </w:tcMar>
+          </w:tcPr>
           <w:p>
             <w:pPr>
               <w:pStyle w:val="Compact"/>
+              <w:spacing w:before="0" w:after="40" w:line="264" w:lineRule="auto"/>
               <w:jc w:val="left"/>
             </w:pPr>
             <w:r>
+              <w:rPr>
+                <w:rFonts w:ascii="Calibri" w:hAnsi="Calibri"/>
+                <w:sz w:val="18"/>
+              </w:rPr>
               <w:t xml:space="preserve">POST</w:t>
             </w:r>
           </w:p>
         </w:tc>
         <w:tc>
-          <w:tcPr/>
+          <w:tcPr>
+            <w:tcMar>
+              <w:top w:w="40" w:type="dxa"/>
+              <w:bottom w:w="40" w:type="dxa"/>
+              <w:left w:w="60" w:type="dxa"/>
+              <w:right w:w="60" w:type="dxa"/>
+            </w:tcMar>
+            <w:tcMar>
+              <w:top w:w="40" w:type="dxa"/>
+              <w:bottom w:w="40" w:type="dxa"/>
+              <w:left w:w="60" w:type="dxa"/>
+              <w:right w:w="60" w:type="dxa"/>
+            </w:tcMar>
+          </w:tcPr>
           <w:p>
             <w:pPr>
               <w:pStyle w:val="Compact"/>
+              <w:spacing w:before="0" w:after="40" w:line="264" w:lineRule="auto"/>
               <w:jc w:val="left"/>
             </w:pPr>
             <w:r>
               <w:rPr>
                 <w:rStyle w:val="VerbatimChar"/>
+                <w:rFonts w:ascii="Calibri" w:hAnsi="Calibri"/>
+                <w:sz w:val="18"/>
               </w:rPr>
               <w:t xml:space="preserve">/accounts/{accountId}/deposit</w:t>
             </w:r>
           </w:p>
         </w:tc>
         <w:tc>
-          <w:tcPr/>
+          <w:tcPr>
+            <w:tcMar>
+              <w:top w:w="40" w:type="dxa"/>
+              <w:bottom w:w="40" w:type="dxa"/>
+              <w:left w:w="60" w:type="dxa"/>
+              <w:right w:w="60" w:type="dxa"/>
+            </w:tcMar>
+            <w:tcMar>
+              <w:top w:w="40" w:type="dxa"/>
+              <w:bottom w:w="40" w:type="dxa"/>
+              <w:left w:w="60" w:type="dxa"/>
+              <w:right w:w="60" w:type="dxa"/>
+            </w:tcMar>
+          </w:tcPr>
           <w:p>
             <w:pPr>
               <w:pStyle w:val="Compact"/>
+              <w:spacing w:before="0" w:after="40" w:line="264" w:lineRule="auto"/>
               <w:jc w:val="left"/>
             </w:pPr>
             <w:r>
+              <w:rPr>
+                <w:rFonts w:ascii="Calibri" w:hAnsi="Calibri"/>
+                <w:sz w:val="18"/>
+              </w:rPr>
               <w:t xml:space="preserve">ADMIN, EMPLOYEE</w:t>
             </w:r>
           </w:p>
@@ -1002,40 +1768,92 @@
       </w:tr>
       <w:tr>
         <w:tc>
-          <w:tcPr/>
+          <w:tcPr>
+            <w:tcMar>
+              <w:top w:w="40" w:type="dxa"/>
+              <w:bottom w:w="40" w:type="dxa"/>
+              <w:left w:w="60" w:type="dxa"/>
+              <w:right w:w="60" w:type="dxa"/>
+            </w:tcMar>
+            <w:tcMar>
+              <w:top w:w="40" w:type="dxa"/>
+              <w:bottom w:w="40" w:type="dxa"/>
+              <w:left w:w="60" w:type="dxa"/>
+              <w:right w:w="60" w:type="dxa"/>
+            </w:tcMar>
+          </w:tcPr>
           <w:p>
             <w:pPr>
               <w:pStyle w:val="Compact"/>
+              <w:spacing w:before="0" w:after="40" w:line="264" w:lineRule="auto"/>
               <w:jc w:val="left"/>
             </w:pPr>
             <w:r>
+              <w:rPr>
+                <w:rFonts w:ascii="Calibri" w:hAnsi="Calibri"/>
+                <w:sz w:val="18"/>
+              </w:rPr>
               <w:t xml:space="preserve">POST</w:t>
             </w:r>
           </w:p>
         </w:tc>
         <w:tc>
-          <w:tcPr/>
+          <w:tcPr>
+            <w:tcMar>
+              <w:top w:w="40" w:type="dxa"/>
+              <w:bottom w:w="40" w:type="dxa"/>
+              <w:left w:w="60" w:type="dxa"/>
+              <w:right w:w="60" w:type="dxa"/>
+            </w:tcMar>
+            <w:tcMar>
+              <w:top w:w="40" w:type="dxa"/>
+              <w:bottom w:w="40" w:type="dxa"/>
+              <w:left w:w="60" w:type="dxa"/>
+              <w:right w:w="60" w:type="dxa"/>
+            </w:tcMar>
+          </w:tcPr>
           <w:p>
             <w:pPr>
               <w:pStyle w:val="Compact"/>
+              <w:spacing w:before="0" w:after="40" w:line="264" w:lineRule="auto"/>
               <w:jc w:val="left"/>
             </w:pPr>
             <w:r>
               <w:rPr>
                 <w:rStyle w:val="VerbatimChar"/>
+                <w:rFonts w:ascii="Calibri" w:hAnsi="Calibri"/>
+                <w:sz w:val="18"/>
               </w:rPr>
               <w:t xml:space="preserve">/account-policies</w:t>
             </w:r>
           </w:p>
         </w:tc>
         <w:tc>
-          <w:tcPr/>
+          <w:tcPr>
+            <w:tcMar>
+              <w:top w:w="40" w:type="dxa"/>
+              <w:bottom w:w="40" w:type="dxa"/>
+              <w:left w:w="60" w:type="dxa"/>
+              <w:right w:w="60" w:type="dxa"/>
+            </w:tcMar>
+            <w:tcMar>
+              <w:top w:w="40" w:type="dxa"/>
+              <w:bottom w:w="40" w:type="dxa"/>
+              <w:left w:w="60" w:type="dxa"/>
+              <w:right w:w="60" w:type="dxa"/>
+            </w:tcMar>
+          </w:tcPr>
           <w:p>
             <w:pPr>
               <w:pStyle w:val="Compact"/>
+              <w:spacing w:before="0" w:after="40" w:line="264" w:lineRule="auto"/>
               <w:jc w:val="left"/>
             </w:pPr>
             <w:r>
+              <w:rPr>
+                <w:rFonts w:ascii="Calibri" w:hAnsi="Calibri"/>
+                <w:sz w:val="18"/>
+              </w:rPr>
               <w:t xml:space="preserve">Authenticated*</w:t>
             </w:r>
           </w:p>
@@ -1043,40 +1861,92 @@
       </w:tr>
       <w:tr>
         <w:tc>
-          <w:tcPr/>
+          <w:tcPr>
+            <w:tcMar>
+              <w:top w:w="40" w:type="dxa"/>
+              <w:bottom w:w="40" w:type="dxa"/>
+              <w:left w:w="60" w:type="dxa"/>
+              <w:right w:w="60" w:type="dxa"/>
+            </w:tcMar>
+            <w:tcMar>
+              <w:top w:w="40" w:type="dxa"/>
+              <w:bottom w:w="40" w:type="dxa"/>
+              <w:left w:w="60" w:type="dxa"/>
+              <w:right w:w="60" w:type="dxa"/>
+            </w:tcMar>
+          </w:tcPr>
           <w:p>
             <w:pPr>
               <w:pStyle w:val="Compact"/>
+              <w:spacing w:before="0" w:after="40" w:line="264" w:lineRule="auto"/>
               <w:jc w:val="left"/>
             </w:pPr>
             <w:r>
+              <w:rPr>
+                <w:rFonts w:ascii="Calibri" w:hAnsi="Calibri"/>
+                <w:sz w:val="18"/>
+              </w:rPr>
               <w:t xml:space="preserve">GET</w:t>
             </w:r>
           </w:p>
         </w:tc>
         <w:tc>
-          <w:tcPr/>
+          <w:tcPr>
+            <w:tcMar>
+              <w:top w:w="40" w:type="dxa"/>
+              <w:bottom w:w="40" w:type="dxa"/>
+              <w:left w:w="60" w:type="dxa"/>
+              <w:right w:w="60" w:type="dxa"/>
+            </w:tcMar>
+            <w:tcMar>
+              <w:top w:w="40" w:type="dxa"/>
+              <w:bottom w:w="40" w:type="dxa"/>
+              <w:left w:w="60" w:type="dxa"/>
+              <w:right w:w="60" w:type="dxa"/>
+            </w:tcMar>
+          </w:tcPr>
           <w:p>
             <w:pPr>
               <w:pStyle w:val="Compact"/>
+              <w:spacing w:before="0" w:after="40" w:line="264" w:lineRule="auto"/>
               <w:jc w:val="left"/>
             </w:pPr>
             <w:r>
               <w:rPr>
                 <w:rStyle w:val="VerbatimChar"/>
+                <w:rFonts w:ascii="Calibri" w:hAnsi="Calibri"/>
+                <w:sz w:val="18"/>
               </w:rPr>
               <w:t xml:space="preserve">/account-policies?accountType&amp;currencyCode</w:t>
             </w:r>
           </w:p>
         </w:tc>
         <w:tc>
-          <w:tcPr/>
+          <w:tcPr>
+            <w:tcMar>
+              <w:top w:w="40" w:type="dxa"/>
+              <w:bottom w:w="40" w:type="dxa"/>
+              <w:left w:w="60" w:type="dxa"/>
+              <w:right w:w="60" w:type="dxa"/>
+            </w:tcMar>
+            <w:tcMar>
+              <w:top w:w="40" w:type="dxa"/>
+              <w:bottom w:w="40" w:type="dxa"/>
+              <w:left w:w="60" w:type="dxa"/>
+              <w:right w:w="60" w:type="dxa"/>
+            </w:tcMar>
+          </w:tcPr>
           <w:p>
             <w:pPr>
               <w:pStyle w:val="Compact"/>
+              <w:spacing w:before="0" w:after="40" w:line="264" w:lineRule="auto"/>
               <w:jc w:val="left"/>
             </w:pPr>
             <w:r>
+              <w:rPr>
+                <w:rFonts w:ascii="Calibri" w:hAnsi="Calibri"/>
+                <w:sz w:val="18"/>
+              </w:rPr>
               <w:t xml:space="preserve">Authenticated*</w:t>
             </w:r>
           </w:p>
@@ -1091,8 +1961,8 @@
         <w:t xml:space="preserve">*Restrict to ADMIN — deferred hardening.</w:t>
       </w:r>
     </w:p>
-    <w:bookmarkEnd w:id="18"/>
-    <w:bookmarkStart w:id="19" w:name="controllers"/>
+    <w:bookmarkEnd w:id="19"/>
+    <w:bookmarkStart w:id="20" w:name="controllers"/>
     <w:p>
       <w:pPr>
         <w:pStyle w:val="Heading2"/>
@@ -1108,6 +1978,8 @@
           <w:ilvl w:val="0"/>
           <w:numId w:val="1002"/>
         </w:numPr>
+        <w:spacing w:after="160" w:line="276" w:lineRule="auto"/>
+        <w:jc w:val="left"/>
       </w:pPr>
       <w:r>
         <w:rPr>
@@ -1123,6 +1995,8 @@
           <w:ilvl w:val="0"/>
           <w:numId w:val="1002"/>
         </w:numPr>
+        <w:spacing w:after="160" w:line="276" w:lineRule="auto"/>
+        <w:jc w:val="left"/>
       </w:pPr>
       <w:r>
         <w:rPr>
@@ -1131,8 +2005,8 @@
         <w:t xml:space="preserve">AccountPolicyController</w:t>
       </w:r>
     </w:p>
-    <w:bookmarkEnd w:id="19"/>
-    <w:bookmarkStart w:id="20" w:name="services"/>
+    <w:bookmarkEnd w:id="20"/>
+    <w:bookmarkStart w:id="21" w:name="services"/>
     <w:p>
       <w:pPr>
         <w:pStyle w:val="Heading2"/>
@@ -1148,6 +2022,8 @@
           <w:ilvl w:val="0"/>
           <w:numId w:val="1003"/>
         </w:numPr>
+        <w:spacing w:after="160" w:line="276" w:lineRule="auto"/>
+        <w:jc w:val="left"/>
       </w:pPr>
       <w:r>
         <w:rPr>
@@ -1265,6 +2141,8 @@
           <w:ilvl w:val="0"/>
           <w:numId w:val="1003"/>
         </w:numPr>
+        <w:spacing w:after="160" w:line="276" w:lineRule="auto"/>
+        <w:jc w:val="left"/>
       </w:pPr>
       <w:r>
         <w:rPr>
@@ -1322,6 +2200,8 @@
           <w:ilvl w:val="0"/>
           <w:numId w:val="1003"/>
         </w:numPr>
+        <w:spacing w:after="160" w:line="276" w:lineRule="auto"/>
+        <w:jc w:val="left"/>
       </w:pPr>
       <w:r>
         <w:rPr>
@@ -1336,8 +2216,8 @@
         <w:t xml:space="preserve">— seed INR policies</w:t>
       </w:r>
     </w:p>
-    <w:bookmarkEnd w:id="20"/>
-    <w:bookmarkStart w:id="21" w:name="repositories"/>
+    <w:bookmarkEnd w:id="21"/>
+    <w:bookmarkStart w:id="22" w:name="repositories"/>
     <w:p>
       <w:pPr>
         <w:pStyle w:val="Heading2"/>
@@ -1353,6 +2233,8 @@
           <w:ilvl w:val="0"/>
           <w:numId w:val="1004"/>
         </w:numPr>
+        <w:spacing w:after="160" w:line="276" w:lineRule="auto"/>
+        <w:jc w:val="left"/>
       </w:pPr>
       <w:r>
         <w:rPr>
@@ -1389,6 +2271,8 @@
           <w:ilvl w:val="0"/>
           <w:numId w:val="1004"/>
         </w:numPr>
+        <w:spacing w:after="160" w:line="276" w:lineRule="auto"/>
+        <w:jc w:val="left"/>
       </w:pPr>
       <w:r>
         <w:rPr>
@@ -1397,8 +2281,8 @@
         <w:t xml:space="preserve">AccountPolicyRepository</w:t>
       </w:r>
     </w:p>
-    <w:bookmarkEnd w:id="21"/>
-    <w:bookmarkStart w:id="22" w:name="dtos"/>
+    <w:bookmarkEnd w:id="22"/>
+    <w:bookmarkStart w:id="23" w:name="dtos"/>
     <w:p>
       <w:pPr>
         <w:pStyle w:val="Heading2"/>
@@ -1410,6 +2294,8 @@
     <w:p>
       <w:pPr>
         <w:pStyle w:val="FirstParagraph"/>
+        <w:spacing w:after="160" w:line="276" w:lineRule="auto"/>
+        <w:jc w:val="left"/>
       </w:pPr>
       <w:r>
         <w:rPr>
@@ -1478,8 +2364,8 @@
         <w:t xml:space="preserve">AccountPolicyResponse</w:t>
       </w:r>
     </w:p>
-    <w:bookmarkEnd w:id="22"/>
-    <w:bookmarkStart w:id="23" w:name="entities-enums"/>
+    <w:bookmarkEnd w:id="23"/>
+    <w:bookmarkStart w:id="24" w:name="entities-enums"/>
     <w:p>
       <w:pPr>
         <w:pStyle w:val="Heading2"/>
@@ -1495,6 +2381,8 @@
           <w:ilvl w:val="0"/>
           <w:numId w:val="1005"/>
         </w:numPr>
+        <w:spacing w:after="160" w:line="276" w:lineRule="auto"/>
+        <w:jc w:val="left"/>
       </w:pPr>
       <w:r>
         <w:rPr>
@@ -1522,6 +2410,8 @@
           <w:ilvl w:val="0"/>
           <w:numId w:val="1005"/>
         </w:numPr>
+        <w:spacing w:after="160" w:line="276" w:lineRule="auto"/>
+        <w:jc w:val="left"/>
       </w:pPr>
       <w:r>
         <w:rPr>
@@ -1554,8 +2444,8 @@
         <w:t xml:space="preserve">CurrencyCode</w:t>
       </w:r>
     </w:p>
-    <w:bookmarkEnd w:id="23"/>
-    <w:bookmarkStart w:id="24" w:name="utility-classes"/>
+    <w:bookmarkEnd w:id="24"/>
+    <w:bookmarkStart w:id="25" w:name="utility-classes"/>
     <w:p>
       <w:pPr>
         <w:pStyle w:val="Heading2"/>
@@ -1571,6 +2461,8 @@
           <w:ilvl w:val="0"/>
           <w:numId w:val="1006"/>
         </w:numPr>
+        <w:spacing w:after="160" w:line="276" w:lineRule="auto"/>
+        <w:jc w:val="left"/>
       </w:pPr>
       <w:r>
         <w:rPr>
@@ -1586,6 +2478,8 @@
           <w:ilvl w:val="0"/>
           <w:numId w:val="1006"/>
         </w:numPr>
+        <w:spacing w:after="160" w:line="276" w:lineRule="auto"/>
+        <w:jc w:val="left"/>
       </w:pPr>
       <w:r>
         <w:rPr>
@@ -1594,8 +2488,8 @@
         <w:t xml:space="preserve">AccountSpecification.matching(...)</w:t>
       </w:r>
     </w:p>
-    <w:bookmarkEnd w:id="24"/>
-    <w:bookmarkStart w:id="25" w:name="configuration-classes"/>
+    <w:bookmarkEnd w:id="25"/>
+    <w:bookmarkStart w:id="26" w:name="configuration-classes"/>
     <w:p>
       <w:pPr>
         <w:pStyle w:val="Heading2"/>
@@ -1607,6 +2501,8 @@
     <w:p>
       <w:pPr>
         <w:pStyle w:val="FirstParagraph"/>
+        <w:spacing w:after="160" w:line="276" w:lineRule="auto"/>
+        <w:jc w:val="left"/>
       </w:pPr>
       <w:r>
         <w:rPr>
@@ -1698,8 +2594,8 @@
         <w:t xml:space="preserve">features/opening-deposit-dialog/</w:t>
       </w:r>
     </w:p>
-    <w:bookmarkEnd w:id="25"/>
-    <w:bookmarkStart w:id="26" w:name="validation-rules"/>
+    <w:bookmarkEnd w:id="26"/>
+    <w:bookmarkStart w:id="27" w:name="validation-rules"/>
     <w:p>
       <w:pPr>
         <w:pStyle w:val="Heading2"/>
@@ -1715,6 +2611,8 @@
           <w:ilvl w:val="0"/>
           <w:numId w:val="1007"/>
         </w:numPr>
+        <w:spacing w:after="160" w:line="276" w:lineRule="auto"/>
+        <w:jc w:val="left"/>
       </w:pPr>
       <w:r>
         <w:t xml:space="preserve">Open: customer exists; active policy in effective window; if</w:t>
@@ -1751,6 +2649,8 @@
           <w:ilvl w:val="0"/>
           <w:numId w:val="1007"/>
         </w:numPr>
+        <w:spacing w:after="160" w:line="276" w:lineRule="auto"/>
+        <w:jc w:val="left"/>
       </w:pPr>
       <w:r>
         <w:t xml:space="preserve">Deposit: account ACTIVE; amount positive</w:t>
@@ -1763,6 +2663,8 @@
           <w:ilvl w:val="0"/>
           <w:numId w:val="1007"/>
         </w:numPr>
+        <w:spacing w:after="160" w:line="276" w:lineRule="auto"/>
+        <w:jc w:val="left"/>
       </w:pPr>
       <w:r>
         <w:t xml:space="preserve">Policy create: Bean Validation on</w:t>
@@ -1777,8 +2679,8 @@
         <w:t xml:space="preserve">CreateAccountPolicyRequest</w:t>
       </w:r>
     </w:p>
-    <w:bookmarkEnd w:id="26"/>
-    <w:bookmarkStart w:id="27" w:name="security-rules"/>
+    <w:bookmarkEnd w:id="27"/>
+    <w:bookmarkStart w:id="28" w:name="security-rules"/>
     <w:p>
       <w:pPr>
         <w:pStyle w:val="Heading2"/>
@@ -1790,6 +2692,8 @@
     <w:p>
       <w:pPr>
         <w:pStyle w:val="FirstParagraph"/>
+        <w:spacing w:after="160" w:line="276" w:lineRule="auto"/>
+        <w:jc w:val="left"/>
       </w:pPr>
       <w:r>
         <w:t xml:space="preserve">Account mutations ADMIN/EMPLOYEE; reads include MANAGER. Policy</w:t>
@@ -1801,8 +2705,8 @@
         <w:t xml:space="preserve">endpoints currently any authenticated user.</w:t>
       </w:r>
     </w:p>
-    <w:bookmarkEnd w:id="27"/>
-    <w:bookmarkStart w:id="28" w:name="exception-handling"/>
+    <w:bookmarkEnd w:id="28"/>
+    <w:bookmarkStart w:id="29" w:name="exception-handling"/>
     <w:p>
       <w:pPr>
         <w:pStyle w:val="Heading2"/>
@@ -1814,6 +2718,8 @@
     <w:p>
       <w:pPr>
         <w:pStyle w:val="FirstParagraph"/>
+        <w:spacing w:after="160" w:line="276" w:lineRule="auto"/>
+        <w:jc w:val="left"/>
       </w:pPr>
       <w:r>
         <w:t xml:space="preserve">Business exceptions for missing account/customer/policy and validation</w:t>
@@ -1837,8 +2743,8 @@
         <w:t xml:space="preserve">.</w:t>
       </w:r>
     </w:p>
-    <w:bookmarkEnd w:id="28"/>
-    <w:bookmarkStart w:id="29" w:name="logging"/>
+    <w:bookmarkEnd w:id="29"/>
+    <w:bookmarkStart w:id="30" w:name="logging"/>
     <w:p>
       <w:pPr>
         <w:pStyle w:val="Heading2"/>
@@ -1850,13 +2756,15 @@
     <w:p>
       <w:pPr>
         <w:pStyle w:val="FirstParagraph"/>
+        <w:spacing w:after="160" w:line="276" w:lineRule="auto"/>
+        <w:jc w:val="left"/>
       </w:pPr>
       <w:r>
         <w:t xml:space="preserve">SQL debug in dev; no structured account event log.</w:t>
       </w:r>
     </w:p>
-    <w:bookmarkEnd w:id="29"/>
-    <w:bookmarkStart w:id="30" w:name="audit-events"/>
+    <w:bookmarkEnd w:id="30"/>
+    <w:bookmarkStart w:id="31" w:name="audit-events"/>
     <w:p>
       <w:pPr>
         <w:pStyle w:val="Heading2"/>
@@ -1868,6 +2776,8 @@
     <w:p>
       <w:pPr>
         <w:pStyle w:val="FirstParagraph"/>
+        <w:spacing w:after="160" w:line="276" w:lineRule="auto"/>
+        <w:jc w:val="left"/>
       </w:pPr>
       <w:r>
         <w:t xml:space="preserve">Account has</w:t>
@@ -1942,8 +2852,8 @@
         <w:t xml:space="preserve">.</w:t>
       </w:r>
     </w:p>
-    <w:bookmarkEnd w:id="30"/>
-    <w:bookmarkStart w:id="31" w:name="testing-strategy"/>
+    <w:bookmarkEnd w:id="31"/>
+    <w:bookmarkStart w:id="32" w:name="testing-strategy"/>
     <w:p>
       <w:pPr>
         <w:pStyle w:val="Heading2"/>
@@ -1959,6 +2869,8 @@
           <w:ilvl w:val="0"/>
           <w:numId w:val="1008"/>
         </w:numPr>
+        <w:spacing w:after="160" w:line="276" w:lineRule="auto"/>
+        <w:jc w:val="left"/>
       </w:pPr>
       <w:r>
         <w:t xml:space="preserve">Open CURRENT with deposit &lt; 5000 → reject</w:t>
@@ -1971,6 +2883,8 @@
           <w:ilvl w:val="0"/>
           <w:numId w:val="1008"/>
         </w:numPr>
+        <w:spacing w:after="160" w:line="276" w:lineRule="auto"/>
+        <w:jc w:val="left"/>
       </w:pPr>
       <w:r>
         <w:t xml:space="preserve">Open CURRENT with ≥ policy min → balances equal deposit</w:t>
@@ -1983,6 +2897,8 @@
           <w:ilvl w:val="0"/>
           <w:numId w:val="1008"/>
         </w:numPr>
+        <w:spacing w:after="160" w:line="276" w:lineRule="auto"/>
+        <w:jc w:val="left"/>
       </w:pPr>
       <w:r>
         <w:t xml:space="preserve">Deposit on ACTIVE → balances and</w:t>
@@ -2010,6 +2926,8 @@
           <w:ilvl w:val="0"/>
           <w:numId w:val="1008"/>
         </w:numPr>
+        <w:spacing w:after="160" w:line="276" w:lineRule="auto"/>
+        <w:jc w:val="left"/>
       </w:pPr>
       <w:r>
         <w:t xml:space="preserve">Deposit on non-ACTIVE → reject</w:t>
@@ -2022,6 +2940,8 @@
           <w:ilvl w:val="0"/>
           <w:numId w:val="1008"/>
         </w:numPr>
+        <w:spacing w:after="160" w:line="276" w:lineRule="auto"/>
+        <w:jc w:val="left"/>
       </w:pPr>
       <w:r>
         <w:t xml:space="preserve">GET policy CURRENT/INR returns seed row</w:t>
@@ -2034,13 +2954,15 @@
           <w:ilvl w:val="0"/>
           <w:numId w:val="1008"/>
         </w:numPr>
+        <w:spacing w:after="160" w:line="276" w:lineRule="auto"/>
+        <w:jc w:val="left"/>
       </w:pPr>
       <w:r>
         <w:t xml:space="preserve">UI: Add Current opens dialog when required</w:t>
       </w:r>
     </w:p>
-    <w:bookmarkEnd w:id="31"/>
-    <w:bookmarkStart w:id="32" w:name="future-extension-guide"/>
+    <w:bookmarkEnd w:id="32"/>
+    <w:bookmarkStart w:id="33" w:name="future-extension-guide"/>
     <w:p>
       <w:pPr>
         <w:pStyle w:val="Heading2"/>
@@ -2056,6 +2978,8 @@
           <w:ilvl w:val="0"/>
           <w:numId w:val="1009"/>
         </w:numPr>
+        <w:spacing w:after="160" w:line="276" w:lineRule="auto"/>
+        <w:jc w:val="left"/>
       </w:pPr>
       <w:r>
         <w:t xml:space="preserve">Status transition state machine (no CLOSED→ACTIVE; close with zero balance)</w:t>
@@ -2068,6 +2992,8 @@
           <w:ilvl w:val="0"/>
           <w:numId w:val="1009"/>
         </w:numPr>
+        <w:spacing w:after="160" w:line="276" w:lineRule="auto"/>
+        <w:jc w:val="left"/>
       </w:pPr>
       <w:r>
         <w:t xml:space="preserve">Seed LOAN policy or block LOAN until product module exists</w:t>
@@ -2080,6 +3006,8 @@
           <w:ilvl w:val="0"/>
           <w:numId w:val="1009"/>
         </w:numPr>
+        <w:spacing w:after="160" w:line="276" w:lineRule="auto"/>
+        <w:jc w:val="left"/>
       </w:pPr>
       <w:r>
         <w:t xml:space="preserve">Maker–checker for large deposits</w:t>
@@ -2092,6 +3020,8 @@
           <w:ilvl w:val="0"/>
           <w:numId w:val="1009"/>
         </w:numPr>
+        <w:spacing w:after="160" w:line="276" w:lineRule="auto"/>
+        <w:jc w:val="left"/>
       </w:pPr>
       <w:r>
         <w:t xml:space="preserve">Notify</w:t>
@@ -2120,21 +3050,27 @@
           <w:ilvl w:val="0"/>
           <w:numId w:val="1009"/>
         </w:numPr>
+        <w:spacing w:after="160" w:line="276" w:lineRule="auto"/>
+        <w:jc w:val="left"/>
       </w:pPr>
       <w:r>
         <w:t xml:space="preserve">Daily interest / statement PDF</w:t>
       </w:r>
     </w:p>
     <w:p>
+      <w:pPr>
+        <w:spacing w:after="160" w:line="276" w:lineRule="auto"/>
+        <w:jc w:val="left"/>
+      </w:pPr>
       <w:r>
         <w:pict>
           <v:rect style="width:0;height:1.5pt" o:hralign="center" o:hrstd="t" o:hr="t"/>
         </w:pict>
       </w:r>
     </w:p>
-    <w:bookmarkEnd w:id="32"/>
     <w:bookmarkEnd w:id="33"/>
-    <w:bookmarkStart w:id="40" w:name="future-modification-guide"/>
+    <w:bookmarkEnd w:id="34"/>
+    <w:bookmarkStart w:id="41" w:name="future-modification-guide"/>
     <w:p>
       <w:pPr>
         <w:pStyle w:val="Heading1"/>
@@ -2143,7 +3079,7 @@
         <w:t xml:space="preserve">Future Modification Guide</w:t>
       </w:r>
     </w:p>
-    <w:bookmarkStart w:id="34" w:name="Xf23cdc9b1440682ab572880293330766e34c8f8"/>
+    <w:bookmarkStart w:id="35" w:name="Xf23cdc9b1440682ab572880293330766e34c8f8"/>
     <w:p>
       <w:pPr>
         <w:pStyle w:val="Heading3"/>
@@ -2155,9 +3091,17 @@
     <w:tbl>
       <w:tblPr>
         <w:tblStyle w:val="Table"/>
-        <w:tblW w:type="pct" w:w="4722"/>
-        <w:tblLayout w:type="fixed"/>
+        <w:tblW w:type="pct" w:w="5000"/>
+        <w:tblLayout w:type="autofit"/>
         <w:tblLook w:firstRow="1" w:lastRow="0" w:firstColumn="0" w:lastColumn="0" w:noHBand="0" w:noVBand="0" w:val="0020"/>
+        <w:tblBorders>
+          <w:top w:val="single" w:sz="4" w:space="0" w:color="CBD5E0"/>
+          <w:left w:val="single" w:sz="4" w:space="0" w:color="CBD5E0"/>
+          <w:bottom w:val="single" w:sz="4" w:space="0" w:color="CBD5E0"/>
+          <w:right w:val="single" w:sz="4" w:space="0" w:color="CBD5E0"/>
+          <w:insideH w:val="single" w:sz="4" w:space="0" w:color="CBD5E0"/>
+          <w:insideV w:val="single" w:sz="4" w:space="0" w:color="CBD5E0"/>
+        </w:tblBorders>
       </w:tblPr>
       <w:tblGrid>
         <w:gridCol w:w="2860"/>
@@ -2168,25 +3112,67 @@
           <w:tblHeader w:val="on"/>
         </w:trPr>
         <w:tc>
-          <w:tcPr/>
+          <w:tcPr>
+            <w:tcMar>
+              <w:top w:w="40" w:type="dxa"/>
+              <w:bottom w:w="40" w:type="dxa"/>
+              <w:left w:w="60" w:type="dxa"/>
+              <w:right w:w="60" w:type="dxa"/>
+            </w:tcMar>
+            <w:shd w:fill="1A365D" w:val="clear"/>
+            <w:tcMar>
+              <w:top w:w="40" w:type="dxa"/>
+              <w:bottom w:w="40" w:type="dxa"/>
+              <w:left w:w="60" w:type="dxa"/>
+              <w:right w:w="60" w:type="dxa"/>
+            </w:tcMar>
+          </w:tcPr>
           <w:p>
             <w:pPr>
               <w:pStyle w:val="Compact"/>
+              <w:spacing w:before="0" w:after="40" w:line="264" w:lineRule="auto"/>
               <w:jc w:val="left"/>
             </w:pPr>
             <w:r>
+              <w:rPr>
+                <w:rFonts w:ascii="Calibri" w:hAnsi="Calibri"/>
+                <w:b/>
+                <w:color w:val="FFFFFF"/>
+                <w:sz w:val="18"/>
+              </w:rPr>
               <w:t xml:space="preserve">Item</w:t>
             </w:r>
           </w:p>
         </w:tc>
         <w:tc>
-          <w:tcPr/>
+          <w:tcPr>
+            <w:tcMar>
+              <w:top w:w="40" w:type="dxa"/>
+              <w:bottom w:w="40" w:type="dxa"/>
+              <w:left w:w="60" w:type="dxa"/>
+              <w:right w:w="60" w:type="dxa"/>
+            </w:tcMar>
+            <w:shd w:fill="1A365D" w:val="clear"/>
+            <w:tcMar>
+              <w:top w:w="40" w:type="dxa"/>
+              <w:bottom w:w="40" w:type="dxa"/>
+              <w:left w:w="60" w:type="dxa"/>
+              <w:right w:w="60" w:type="dxa"/>
+            </w:tcMar>
+          </w:tcPr>
           <w:p>
             <w:pPr>
               <w:pStyle w:val="Compact"/>
+              <w:spacing w:before="0" w:after="40" w:line="264" w:lineRule="auto"/>
               <w:jc w:val="left"/>
             </w:pPr>
             <w:r>
+              <w:rPr>
+                <w:rFonts w:ascii="Calibri" w:hAnsi="Calibri"/>
+                <w:b/>
+                <w:color w:val="FFFFFF"/>
+                <w:sz w:val="18"/>
+              </w:rPr>
               <w:t xml:space="preserve">Detail</w:t>
             </w:r>
           </w:p>
@@ -2194,71 +3180,149 @@
       </w:tr>
       <w:tr>
         <w:tc>
-          <w:tcPr/>
+          <w:tcPr>
+            <w:tcMar>
+              <w:top w:w="40" w:type="dxa"/>
+              <w:bottom w:w="40" w:type="dxa"/>
+              <w:left w:w="60" w:type="dxa"/>
+              <w:right w:w="60" w:type="dxa"/>
+            </w:tcMar>
+            <w:tcMar>
+              <w:top w:w="40" w:type="dxa"/>
+              <w:bottom w:w="40" w:type="dxa"/>
+              <w:left w:w="60" w:type="dxa"/>
+              <w:right w:w="60" w:type="dxa"/>
+            </w:tcMar>
+          </w:tcPr>
           <w:p>
             <w:pPr>
               <w:pStyle w:val="Compact"/>
+              <w:spacing w:before="0" w:after="40" w:line="264" w:lineRule="auto"/>
               <w:jc w:val="left"/>
             </w:pPr>
             <w:r>
+              <w:rPr>
+                <w:rFonts w:ascii="Calibri" w:hAnsi="Calibri"/>
+                <w:sz w:val="18"/>
+              </w:rPr>
               <w:t xml:space="preserve">Prefer</w:t>
             </w:r>
           </w:p>
         </w:tc>
         <w:tc>
-          <w:tcPr/>
+          <w:tcPr>
+            <w:tcMar>
+              <w:top w:w="40" w:type="dxa"/>
+              <w:bottom w:w="40" w:type="dxa"/>
+              <w:left w:w="60" w:type="dxa"/>
+              <w:right w:w="60" w:type="dxa"/>
+            </w:tcMar>
+            <w:tcMar>
+              <w:top w:w="40" w:type="dxa"/>
+              <w:bottom w:w="40" w:type="dxa"/>
+              <w:left w:w="60" w:type="dxa"/>
+              <w:right w:w="60" w:type="dxa"/>
+            </w:tcMar>
+          </w:tcPr>
           <w:p>
             <w:pPr>
               <w:pStyle w:val="Compact"/>
+              <w:spacing w:before="0" w:after="40" w:line="264" w:lineRule="auto"/>
               <w:jc w:val="left"/>
             </w:pPr>
             <w:r>
+              <w:rPr>
+                <w:rFonts w:ascii="Calibri" w:hAnsi="Calibri"/>
+                <w:sz w:val="18"/>
+              </w:rPr>
               <w:t xml:space="preserve">Update/insert</w:t>
             </w:r>
             <w:r>
+              <w:rPr>
+                <w:rFonts w:ascii="Calibri" w:hAnsi="Calibri"/>
+                <w:sz w:val="18"/>
+              </w:rPr>
               <w:t xml:space="preserve"> </w:t>
             </w:r>
             <w:r>
               <w:rPr>
                 <w:rStyle w:val="VerbatimChar"/>
+                <w:rFonts w:ascii="Calibri" w:hAnsi="Calibri"/>
+                <w:sz w:val="18"/>
               </w:rPr>
               <w:t xml:space="preserve">account_policy</w:t>
             </w:r>
             <w:r>
+              <w:rPr>
+                <w:rFonts w:ascii="Calibri" w:hAnsi="Calibri"/>
+                <w:sz w:val="18"/>
+              </w:rPr>
               <w:t xml:space="preserve"> </w:t>
             </w:r>
             <w:r>
+              <w:rPr>
+                <w:rFonts w:ascii="Calibri" w:hAnsi="Calibri"/>
+                <w:sz w:val="18"/>
+              </w:rPr>
               <w:t xml:space="preserve">row (API</w:t>
             </w:r>
             <w:r>
+              <w:rPr>
+                <w:rFonts w:ascii="Calibri" w:hAnsi="Calibri"/>
+                <w:sz w:val="18"/>
+              </w:rPr>
               <w:t xml:space="preserve"> </w:t>
             </w:r>
             <w:r>
               <w:rPr>
                 <w:rStyle w:val="VerbatimChar"/>
+                <w:rFonts w:ascii="Calibri" w:hAnsi="Calibri"/>
+                <w:sz w:val="18"/>
               </w:rPr>
               <w:t xml:space="preserve">POST /account-policies</w:t>
             </w:r>
             <w:r>
-              <w:t xml:space="preserve"> </w:t>
-            </w:r>
-            <w:r>
-              <w:t xml:space="preserve">or DB) —</w:t>
-            </w:r>
-            <w:r>
+              <w:rPr>
+                <w:rFonts w:ascii="Calibri" w:hAnsi="Calibri"/>
+                <w:sz w:val="18"/>
+              </w:rPr>
               <w:t xml:space="preserve"> </w:t>
             </w:r>
             <w:r>
               <w:rPr>
+                <w:rFonts w:ascii="Calibri" w:hAnsi="Calibri"/>
+                <w:sz w:val="18"/>
+              </w:rPr>
+              <w:t xml:space="preserve">or DB) —</w:t>
+            </w:r>
+            <w:r>
+              <w:rPr>
+                <w:rFonts w:ascii="Calibri" w:hAnsi="Calibri"/>
+                <w:sz w:val="18"/>
+              </w:rPr>
+              <w:t xml:space="preserve"> </w:t>
+            </w:r>
+            <w:r>
+              <w:rPr>
+                <w:rFonts w:ascii="Calibri" w:hAnsi="Calibri"/>
                 <w:b/>
                 <w:bCs/>
+                <w:sz w:val="18"/>
               </w:rPr>
               <w:t xml:space="preserve">not</w:t>
             </w:r>
             <w:r>
+              <w:rPr>
+                <w:rFonts w:ascii="Calibri" w:hAnsi="Calibri"/>
+                <w:sz w:val="18"/>
+              </w:rPr>
               <w:t xml:space="preserve"> </w:t>
             </w:r>
             <w:r>
+              <w:rPr>
+                <w:rFonts w:ascii="Calibri" w:hAnsi="Calibri"/>
+                <w:sz w:val="18"/>
+              </w:rPr>
               <w:t xml:space="preserve">hardcode UI</w:t>
             </w:r>
           </w:p>
@@ -2266,48 +3330,104 @@
       </w:tr>
       <w:tr>
         <w:tc>
-          <w:tcPr/>
+          <w:tcPr>
+            <w:tcMar>
+              <w:top w:w="40" w:type="dxa"/>
+              <w:bottom w:w="40" w:type="dxa"/>
+              <w:left w:w="60" w:type="dxa"/>
+              <w:right w:w="60" w:type="dxa"/>
+            </w:tcMar>
+            <w:tcMar>
+              <w:top w:w="40" w:type="dxa"/>
+              <w:bottom w:w="40" w:type="dxa"/>
+              <w:left w:w="60" w:type="dxa"/>
+              <w:right w:w="60" w:type="dxa"/>
+            </w:tcMar>
+          </w:tcPr>
           <w:p>
             <w:pPr>
               <w:pStyle w:val="Compact"/>
+              <w:spacing w:before="0" w:after="40" w:line="264" w:lineRule="auto"/>
               <w:jc w:val="left"/>
             </w:pPr>
             <w:r>
+              <w:rPr>
+                <w:rFonts w:ascii="Calibri" w:hAnsi="Calibri"/>
+                <w:sz w:val="18"/>
+              </w:rPr>
               <w:t xml:space="preserve">Files</w:t>
             </w:r>
           </w:p>
         </w:tc>
         <w:tc>
-          <w:tcPr/>
+          <w:tcPr>
+            <w:tcMar>
+              <w:top w:w="40" w:type="dxa"/>
+              <w:bottom w:w="40" w:type="dxa"/>
+              <w:left w:w="60" w:type="dxa"/>
+              <w:right w:w="60" w:type="dxa"/>
+            </w:tcMar>
+            <w:tcMar>
+              <w:top w:w="40" w:type="dxa"/>
+              <w:bottom w:w="40" w:type="dxa"/>
+              <w:left w:w="60" w:type="dxa"/>
+              <w:right w:w="60" w:type="dxa"/>
+            </w:tcMar>
+          </w:tcPr>
           <w:p>
             <w:pPr>
               <w:pStyle w:val="Compact"/>
+              <w:spacing w:before="0" w:after="40" w:line="264" w:lineRule="auto"/>
               <w:jc w:val="left"/>
             </w:pPr>
             <w:r>
               <w:rPr>
                 <w:rStyle w:val="VerbatimChar"/>
+                <w:rFonts w:ascii="Calibri" w:hAnsi="Calibri"/>
+                <w:sz w:val="18"/>
               </w:rPr>
               <w:t xml:space="preserve">AccountPolicyInitializer.java</w:t>
             </w:r>
             <w:r>
+              <w:rPr>
+                <w:rFonts w:ascii="Calibri" w:hAnsi="Calibri"/>
+                <w:sz w:val="18"/>
+              </w:rPr>
               <w:t xml:space="preserve"> </w:t>
             </w:r>
             <w:r>
+              <w:rPr>
+                <w:rFonts w:ascii="Calibri" w:hAnsi="Calibri"/>
+                <w:sz w:val="18"/>
+              </w:rPr>
               <w:t xml:space="preserve">(seed),</w:t>
             </w:r>
             <w:r>
+              <w:rPr>
+                <w:rFonts w:ascii="Calibri" w:hAnsi="Calibri"/>
+                <w:sz w:val="18"/>
+              </w:rPr>
               <w:t xml:space="preserve"> </w:t>
             </w:r>
             <w:r>
+              <w:rPr>
+                <w:rFonts w:ascii="Calibri" w:hAnsi="Calibri"/>
+                <w:sz w:val="18"/>
+              </w:rPr>
               <w:t xml:space="preserve">or runtime policy via</w:t>
             </w:r>
             <w:r>
+              <w:rPr>
+                <w:rFonts w:ascii="Calibri" w:hAnsi="Calibri"/>
+                <w:sz w:val="18"/>
+              </w:rPr>
               <w:t xml:space="preserve"> </w:t>
             </w:r>
             <w:r>
               <w:rPr>
                 <w:rStyle w:val="VerbatimChar"/>
+                <w:rFonts w:ascii="Calibri" w:hAnsi="Calibri"/>
+                <w:sz w:val="18"/>
               </w:rPr>
               <w:t xml:space="preserve">AccountPolicyServiceImpl.createPolicy</w:t>
             </w:r>
@@ -2316,39 +3436,83 @@
       </w:tr>
       <w:tr>
         <w:tc>
-          <w:tcPr/>
+          <w:tcPr>
+            <w:tcMar>
+              <w:top w:w="40" w:type="dxa"/>
+              <w:bottom w:w="40" w:type="dxa"/>
+              <w:left w:w="60" w:type="dxa"/>
+              <w:right w:w="60" w:type="dxa"/>
+            </w:tcMar>
+            <w:tcMar>
+              <w:top w:w="40" w:type="dxa"/>
+              <w:bottom w:w="40" w:type="dxa"/>
+              <w:left w:w="60" w:type="dxa"/>
+              <w:right w:w="60" w:type="dxa"/>
+            </w:tcMar>
+          </w:tcPr>
           <w:p>
             <w:pPr>
               <w:pStyle w:val="Compact"/>
+              <w:spacing w:before="0" w:after="40" w:line="264" w:lineRule="auto"/>
               <w:jc w:val="left"/>
             </w:pPr>
             <w:r>
+              <w:rPr>
+                <w:rFonts w:ascii="Calibri" w:hAnsi="Calibri"/>
+                <w:sz w:val="18"/>
+              </w:rPr>
               <w:t xml:space="preserve">Classes</w:t>
             </w:r>
           </w:p>
         </w:tc>
         <w:tc>
-          <w:tcPr/>
+          <w:tcPr>
+            <w:tcMar>
+              <w:top w:w="40" w:type="dxa"/>
+              <w:bottom w:w="40" w:type="dxa"/>
+              <w:left w:w="60" w:type="dxa"/>
+              <w:right w:w="60" w:type="dxa"/>
+            </w:tcMar>
+            <w:tcMar>
+              <w:top w:w="40" w:type="dxa"/>
+              <w:bottom w:w="40" w:type="dxa"/>
+              <w:left w:w="60" w:type="dxa"/>
+              <w:right w:w="60" w:type="dxa"/>
+            </w:tcMar>
+          </w:tcPr>
           <w:p>
             <w:pPr>
               <w:pStyle w:val="Compact"/>
+              <w:spacing w:before="0" w:after="40" w:line="264" w:lineRule="auto"/>
               <w:jc w:val="left"/>
             </w:pPr>
             <w:r>
               <w:rPr>
                 <w:rStyle w:val="VerbatimChar"/>
+                <w:rFonts w:ascii="Calibri" w:hAnsi="Calibri"/>
+                <w:sz w:val="18"/>
               </w:rPr>
               <w:t xml:space="preserve">AccountPolicy</w:t>
             </w:r>
             <w:r>
+              <w:rPr>
+                <w:rFonts w:ascii="Calibri" w:hAnsi="Calibri"/>
+                <w:sz w:val="18"/>
+              </w:rPr>
               <w:t xml:space="preserve">,</w:t>
             </w:r>
             <w:r>
+              <w:rPr>
+                <w:rFonts w:ascii="Calibri" w:hAnsi="Calibri"/>
+                <w:sz w:val="18"/>
+              </w:rPr>
               <w:t xml:space="preserve"> </w:t>
             </w:r>
             <w:r>
               <w:rPr>
                 <w:rStyle w:val="VerbatimChar"/>
+                <w:rFonts w:ascii="Calibri" w:hAnsi="Calibri"/>
+                <w:sz w:val="18"/>
               </w:rPr>
               <w:t xml:space="preserve">AccountPolicyServiceImpl</w:t>
             </w:r>
@@ -2357,57 +3521,119 @@
       </w:tr>
       <w:tr>
         <w:tc>
-          <w:tcPr/>
+          <w:tcPr>
+            <w:tcMar>
+              <w:top w:w="40" w:type="dxa"/>
+              <w:bottom w:w="40" w:type="dxa"/>
+              <w:left w:w="60" w:type="dxa"/>
+              <w:right w:w="60" w:type="dxa"/>
+            </w:tcMar>
+            <w:tcMar>
+              <w:top w:w="40" w:type="dxa"/>
+              <w:bottom w:w="40" w:type="dxa"/>
+              <w:left w:w="60" w:type="dxa"/>
+              <w:right w:w="60" w:type="dxa"/>
+            </w:tcMar>
+          </w:tcPr>
           <w:p>
             <w:pPr>
               <w:pStyle w:val="Compact"/>
+              <w:spacing w:before="0" w:after="40" w:line="264" w:lineRule="auto"/>
               <w:jc w:val="left"/>
             </w:pPr>
             <w:r>
+              <w:rPr>
+                <w:rFonts w:ascii="Calibri" w:hAnsi="Calibri"/>
+                <w:sz w:val="18"/>
+              </w:rPr>
               <w:t xml:space="preserve">Methods</w:t>
             </w:r>
           </w:p>
         </w:tc>
         <w:tc>
-          <w:tcPr/>
+          <w:tcPr>
+            <w:tcMar>
+              <w:top w:w="40" w:type="dxa"/>
+              <w:bottom w:w="40" w:type="dxa"/>
+              <w:left w:w="60" w:type="dxa"/>
+              <w:right w:w="60" w:type="dxa"/>
+            </w:tcMar>
+            <w:tcMar>
+              <w:top w:w="40" w:type="dxa"/>
+              <w:bottom w:w="40" w:type="dxa"/>
+              <w:left w:w="60" w:type="dxa"/>
+              <w:right w:w="60" w:type="dxa"/>
+            </w:tcMar>
+          </w:tcPr>
           <w:p>
             <w:pPr>
               <w:pStyle w:val="Compact"/>
+              <w:spacing w:before="0" w:after="40" w:line="264" w:lineRule="auto"/>
               <w:jc w:val="left"/>
             </w:pPr>
             <w:r>
               <w:rPr>
                 <w:rStyle w:val="VerbatimChar"/>
+                <w:rFonts w:ascii="Calibri" w:hAnsi="Calibri"/>
+                <w:sz w:val="18"/>
               </w:rPr>
               <w:t xml:space="preserve">createPolicy()</w:t>
             </w:r>
             <w:r>
+              <w:rPr>
+                <w:rFonts w:ascii="Calibri" w:hAnsi="Calibri"/>
+                <w:sz w:val="18"/>
+              </w:rPr>
               <w:t xml:space="preserve">,</w:t>
             </w:r>
             <w:r>
+              <w:rPr>
+                <w:rFonts w:ascii="Calibri" w:hAnsi="Calibri"/>
+                <w:sz w:val="18"/>
+              </w:rPr>
               <w:t xml:space="preserve"> </w:t>
             </w:r>
             <w:r>
               <w:rPr>
                 <w:rStyle w:val="VerbatimChar"/>
+                <w:rFonts w:ascii="Calibri" w:hAnsi="Calibri"/>
+                <w:sz w:val="18"/>
               </w:rPr>
               <w:t xml:space="preserve">getActivePolicy()</w:t>
             </w:r>
             <w:r>
+              <w:rPr>
+                <w:rFonts w:ascii="Calibri" w:hAnsi="Calibri"/>
+                <w:sz w:val="18"/>
+              </w:rPr>
               <w:t xml:space="preserve">;</w:t>
             </w:r>
             <w:r>
+              <w:rPr>
+                <w:rFonts w:ascii="Calibri" w:hAnsi="Calibri"/>
+                <w:sz w:val="18"/>
+              </w:rPr>
               <w:t xml:space="preserve"> </w:t>
             </w:r>
             <w:r>
+              <w:rPr>
+                <w:rFonts w:ascii="Calibri" w:hAnsi="Calibri"/>
+                <w:sz w:val="18"/>
+              </w:rPr>
               <w:t xml:space="preserve">enforced in</w:t>
             </w:r>
             <w:r>
+              <w:rPr>
+                <w:rFonts w:ascii="Calibri" w:hAnsi="Calibri"/>
+                <w:sz w:val="18"/>
+              </w:rPr>
               <w:t xml:space="preserve"> </w:t>
             </w:r>
             <w:r>
               <w:rPr>
                 <w:rStyle w:val="VerbatimChar"/>
+                <w:rFonts w:ascii="Calibri" w:hAnsi="Calibri"/>
+                <w:sz w:val="18"/>
               </w:rPr>
               <w:t xml:space="preserve">AccountServiceImpl.openAccount()</w:t>
             </w:r>
@@ -2416,48 +3642,98 @@
       </w:tr>
       <w:tr>
         <w:tc>
-          <w:tcPr/>
+          <w:tcPr>
+            <w:tcMar>
+              <w:top w:w="40" w:type="dxa"/>
+              <w:bottom w:w="40" w:type="dxa"/>
+              <w:left w:w="60" w:type="dxa"/>
+              <w:right w:w="60" w:type="dxa"/>
+            </w:tcMar>
+            <w:tcMar>
+              <w:top w:w="40" w:type="dxa"/>
+              <w:bottom w:w="40" w:type="dxa"/>
+              <w:left w:w="60" w:type="dxa"/>
+              <w:right w:w="60" w:type="dxa"/>
+            </w:tcMar>
+          </w:tcPr>
           <w:p>
             <w:pPr>
               <w:pStyle w:val="Compact"/>
+              <w:spacing w:before="0" w:after="40" w:line="264" w:lineRule="auto"/>
               <w:jc w:val="left"/>
             </w:pPr>
             <w:r>
+              <w:rPr>
+                <w:rFonts w:ascii="Calibri" w:hAnsi="Calibri"/>
+                <w:sz w:val="18"/>
+              </w:rPr>
               <w:t xml:space="preserve">Impact</w:t>
             </w:r>
           </w:p>
         </w:tc>
         <w:tc>
-          <w:tcPr/>
+          <w:tcPr>
+            <w:tcMar>
+              <w:top w:w="40" w:type="dxa"/>
+              <w:bottom w:w="40" w:type="dxa"/>
+              <w:left w:w="60" w:type="dxa"/>
+              <w:right w:w="60" w:type="dxa"/>
+            </w:tcMar>
+            <w:tcMar>
+              <w:top w:w="40" w:type="dxa"/>
+              <w:bottom w:w="40" w:type="dxa"/>
+              <w:left w:w="60" w:type="dxa"/>
+              <w:right w:w="60" w:type="dxa"/>
+            </w:tcMar>
+          </w:tcPr>
           <w:p>
             <w:pPr>
               <w:pStyle w:val="Compact"/>
+              <w:spacing w:before="0" w:after="40" w:line="264" w:lineRule="auto"/>
               <w:jc w:val="left"/>
             </w:pPr>
             <w:r>
               <w:rPr>
                 <w:rStyle w:val="VerbatimChar"/>
+                <w:rFonts w:ascii="Calibri" w:hAnsi="Calibri"/>
+                <w:sz w:val="18"/>
               </w:rPr>
               <w:t xml:space="preserve">OpeningDepositDialog</w:t>
             </w:r>
             <w:r>
+              <w:rPr>
+                <w:rFonts w:ascii="Calibri" w:hAnsi="Calibri"/>
+                <w:sz w:val="18"/>
+              </w:rPr>
               <w:t xml:space="preserve"> </w:t>
             </w:r>
             <w:r>
+              <w:rPr>
+                <w:rFonts w:ascii="Calibri" w:hAnsi="Calibri"/>
+                <w:sz w:val="18"/>
+              </w:rPr>
               <w:t xml:space="preserve">min; customer</w:t>
             </w:r>
             <w:r>
+              <w:rPr>
+                <w:rFonts w:ascii="Calibri" w:hAnsi="Calibri"/>
+                <w:sz w:val="18"/>
+              </w:rPr>
               <w:t xml:space="preserve"> </w:t>
             </w:r>
             <w:r>
+              <w:rPr>
+                <w:rFonts w:ascii="Calibri" w:hAnsi="Calibri"/>
+                <w:sz w:val="18"/>
+              </w:rPr>
               <w:t xml:space="preserve">onboarding amounts</w:t>
             </w:r>
           </w:p>
         </w:tc>
       </w:tr>
     </w:tbl>
-    <w:bookmarkEnd w:id="34"/>
-    <w:bookmarkStart w:id="35" w:name="Xfbac804105b662c717f7feba9459e5eaf28b5f6"/>
+    <w:bookmarkEnd w:id="35"/>
+    <w:bookmarkStart w:id="36" w:name="Xfbac804105b662c717f7feba9459e5eaf28b5f6"/>
     <w:p>
       <w:pPr>
         <w:pStyle w:val="Heading3"/>
@@ -2469,6 +3745,8 @@
     <w:p>
       <w:pPr>
         <w:pStyle w:val="FirstParagraph"/>
+        <w:spacing w:after="160" w:line="276" w:lineRule="auto"/>
+        <w:jc w:val="left"/>
       </w:pPr>
       <w:r>
         <w:rPr>
@@ -2505,9 +3783,17 @@
     <w:tbl>
       <w:tblPr>
         <w:tblStyle w:val="Table"/>
-        <w:tblW w:type="pct" w:w="4236"/>
-        <w:tblLayout w:type="fixed"/>
+        <w:tblW w:type="pct" w:w="5000"/>
+        <w:tblLayout w:type="autofit"/>
         <w:tblLook w:firstRow="1" w:lastRow="0" w:firstColumn="0" w:lastColumn="0" w:noHBand="0" w:noVBand="0" w:val="0020"/>
+        <w:tblBorders>
+          <w:top w:val="single" w:sz="4" w:space="0" w:color="CBD5E0"/>
+          <w:left w:val="single" w:sz="4" w:space="0" w:color="CBD5E0"/>
+          <w:bottom w:val="single" w:sz="4" w:space="0" w:color="CBD5E0"/>
+          <w:right w:val="single" w:sz="4" w:space="0" w:color="CBD5E0"/>
+          <w:insideH w:val="single" w:sz="4" w:space="0" w:color="CBD5E0"/>
+          <w:insideV w:val="single" w:sz="4" w:space="0" w:color="CBD5E0"/>
+        </w:tblBorders>
       </w:tblPr>
       <w:tblGrid>
         <w:gridCol w:w="2860"/>
@@ -2518,25 +3804,67 @@
           <w:tblHeader w:val="on"/>
         </w:trPr>
         <w:tc>
-          <w:tcPr/>
+          <w:tcPr>
+            <w:tcMar>
+              <w:top w:w="40" w:type="dxa"/>
+              <w:bottom w:w="40" w:type="dxa"/>
+              <w:left w:w="60" w:type="dxa"/>
+              <w:right w:w="60" w:type="dxa"/>
+            </w:tcMar>
+            <w:shd w:fill="1A365D" w:val="clear"/>
+            <w:tcMar>
+              <w:top w:w="40" w:type="dxa"/>
+              <w:bottom w:w="40" w:type="dxa"/>
+              <w:left w:w="60" w:type="dxa"/>
+              <w:right w:w="60" w:type="dxa"/>
+            </w:tcMar>
+          </w:tcPr>
           <w:p>
             <w:pPr>
               <w:pStyle w:val="Compact"/>
+              <w:spacing w:before="0" w:after="40" w:line="264" w:lineRule="auto"/>
               <w:jc w:val="left"/>
             </w:pPr>
             <w:r>
+              <w:rPr>
+                <w:rFonts w:ascii="Calibri" w:hAnsi="Calibri"/>
+                <w:b/>
+                <w:color w:val="FFFFFF"/>
+                <w:sz w:val="18"/>
+              </w:rPr>
               <w:t xml:space="preserve">Item</w:t>
             </w:r>
           </w:p>
         </w:tc>
         <w:tc>
-          <w:tcPr/>
+          <w:tcPr>
+            <w:tcMar>
+              <w:top w:w="40" w:type="dxa"/>
+              <w:bottom w:w="40" w:type="dxa"/>
+              <w:left w:w="60" w:type="dxa"/>
+              <w:right w:w="60" w:type="dxa"/>
+            </w:tcMar>
+            <w:shd w:fill="1A365D" w:val="clear"/>
+            <w:tcMar>
+              <w:top w:w="40" w:type="dxa"/>
+              <w:bottom w:w="40" w:type="dxa"/>
+              <w:left w:w="60" w:type="dxa"/>
+              <w:right w:w="60" w:type="dxa"/>
+            </w:tcMar>
+          </w:tcPr>
           <w:p>
             <w:pPr>
               <w:pStyle w:val="Compact"/>
+              <w:spacing w:before="0" w:after="40" w:line="264" w:lineRule="auto"/>
               <w:jc w:val="left"/>
             </w:pPr>
             <w:r>
+              <w:rPr>
+                <w:rFonts w:ascii="Calibri" w:hAnsi="Calibri"/>
+                <w:b/>
+                <w:color w:val="FFFFFF"/>
+                <w:sz w:val="18"/>
+              </w:rPr>
               <w:t xml:space="preserve">Detail</w:t>
             </w:r>
           </w:p>
@@ -2544,39 +3872,83 @@
       </w:tr>
       <w:tr>
         <w:tc>
-          <w:tcPr/>
+          <w:tcPr>
+            <w:tcMar>
+              <w:top w:w="40" w:type="dxa"/>
+              <w:bottom w:w="40" w:type="dxa"/>
+              <w:left w:w="60" w:type="dxa"/>
+              <w:right w:w="60" w:type="dxa"/>
+            </w:tcMar>
+            <w:tcMar>
+              <w:top w:w="40" w:type="dxa"/>
+              <w:bottom w:w="40" w:type="dxa"/>
+              <w:left w:w="60" w:type="dxa"/>
+              <w:right w:w="60" w:type="dxa"/>
+            </w:tcMar>
+          </w:tcPr>
           <w:p>
             <w:pPr>
               <w:pStyle w:val="Compact"/>
+              <w:spacing w:before="0" w:after="40" w:line="264" w:lineRule="auto"/>
               <w:jc w:val="left"/>
             </w:pPr>
             <w:r>
+              <w:rPr>
+                <w:rFonts w:ascii="Calibri" w:hAnsi="Calibri"/>
+                <w:sz w:val="18"/>
+              </w:rPr>
               <w:t xml:space="preserve">Files</w:t>
             </w:r>
           </w:p>
         </w:tc>
         <w:tc>
-          <w:tcPr/>
+          <w:tcPr>
+            <w:tcMar>
+              <w:top w:w="40" w:type="dxa"/>
+              <w:bottom w:w="40" w:type="dxa"/>
+              <w:left w:w="60" w:type="dxa"/>
+              <w:right w:w="60" w:type="dxa"/>
+            </w:tcMar>
+            <w:tcMar>
+              <w:top w:w="40" w:type="dxa"/>
+              <w:bottom w:w="40" w:type="dxa"/>
+              <w:left w:w="60" w:type="dxa"/>
+              <w:right w:w="60" w:type="dxa"/>
+            </w:tcMar>
+          </w:tcPr>
           <w:p>
             <w:pPr>
               <w:pStyle w:val="Compact"/>
+              <w:spacing w:before="0" w:after="40" w:line="264" w:lineRule="auto"/>
               <w:jc w:val="left"/>
             </w:pPr>
             <w:r>
               <w:rPr>
                 <w:rStyle w:val="VerbatimChar"/>
+                <w:rFonts w:ascii="Calibri" w:hAnsi="Calibri"/>
+                <w:sz w:val="18"/>
               </w:rPr>
               <w:t xml:space="preserve">AccountServiceImpl.java</w:t>
             </w:r>
             <w:r>
+              <w:rPr>
+                <w:rFonts w:ascii="Calibri" w:hAnsi="Calibri"/>
+                <w:sz w:val="18"/>
+              </w:rPr>
               <w:t xml:space="preserve">,</w:t>
             </w:r>
             <w:r>
+              <w:rPr>
+                <w:rFonts w:ascii="Calibri" w:hAnsi="Calibri"/>
+                <w:sz w:val="18"/>
+              </w:rPr>
               <w:t xml:space="preserve"> </w:t>
             </w:r>
             <w:r>
               <w:rPr>
                 <w:rStyle w:val="VerbatimChar"/>
+                <w:rFonts w:ascii="Calibri" w:hAnsi="Calibri"/>
+                <w:sz w:val="18"/>
               </w:rPr>
               <w:t xml:space="preserve">com/bankone/transaction/**</w:t>
             </w:r>
@@ -2585,42 +3957,90 @@
       </w:tr>
       <w:tr>
         <w:tc>
-          <w:tcPr/>
+          <w:tcPr>
+            <w:tcMar>
+              <w:top w:w="40" w:type="dxa"/>
+              <w:bottom w:w="40" w:type="dxa"/>
+              <w:left w:w="60" w:type="dxa"/>
+              <w:right w:w="60" w:type="dxa"/>
+            </w:tcMar>
+            <w:tcMar>
+              <w:top w:w="40" w:type="dxa"/>
+              <w:bottom w:w="40" w:type="dxa"/>
+              <w:left w:w="60" w:type="dxa"/>
+              <w:right w:w="60" w:type="dxa"/>
+            </w:tcMar>
+          </w:tcPr>
           <w:p>
             <w:pPr>
               <w:pStyle w:val="Compact"/>
+              <w:spacing w:before="0" w:after="40" w:line="264" w:lineRule="auto"/>
               <w:jc w:val="left"/>
             </w:pPr>
             <w:r>
+              <w:rPr>
+                <w:rFonts w:ascii="Calibri" w:hAnsi="Calibri"/>
+                <w:sz w:val="18"/>
+              </w:rPr>
               <w:t xml:space="preserve">Methods</w:t>
             </w:r>
           </w:p>
         </w:tc>
         <w:tc>
-          <w:tcPr/>
+          <w:tcPr>
+            <w:tcMar>
+              <w:top w:w="40" w:type="dxa"/>
+              <w:bottom w:w="40" w:type="dxa"/>
+              <w:left w:w="60" w:type="dxa"/>
+              <w:right w:w="60" w:type="dxa"/>
+            </w:tcMar>
+            <w:tcMar>
+              <w:top w:w="40" w:type="dxa"/>
+              <w:bottom w:w="40" w:type="dxa"/>
+              <w:left w:w="60" w:type="dxa"/>
+              <w:right w:w="60" w:type="dxa"/>
+            </w:tcMar>
+          </w:tcPr>
           <w:p>
             <w:pPr>
               <w:pStyle w:val="Compact"/>
+              <w:spacing w:before="0" w:after="40" w:line="264" w:lineRule="auto"/>
               <w:jc w:val="left"/>
             </w:pPr>
             <w:r>
               <w:rPr>
                 <w:rStyle w:val="VerbatimChar"/>
+                <w:rFonts w:ascii="Calibri" w:hAnsi="Calibri"/>
+                <w:sz w:val="18"/>
               </w:rPr>
               <w:t xml:space="preserve">deposit()</w:t>
             </w:r>
             <w:r>
+              <w:rPr>
+                <w:rFonts w:ascii="Calibri" w:hAnsi="Calibri"/>
+                <w:sz w:val="18"/>
+              </w:rPr>
               <w:t xml:space="preserve"> </w:t>
             </w:r>
             <w:r>
+              <w:rPr>
+                <w:rFonts w:ascii="Calibri" w:hAnsi="Calibri"/>
+                <w:sz w:val="18"/>
+              </w:rPr>
               <w:t xml:space="preserve">→</w:t>
             </w:r>
             <w:r>
+              <w:rPr>
+                <w:rFonts w:ascii="Calibri" w:hAnsi="Calibri"/>
+                <w:sz w:val="18"/>
+              </w:rPr>
               <w:t xml:space="preserve"> </w:t>
             </w:r>
             <w:r>
               <w:rPr>
                 <w:rStyle w:val="VerbatimChar"/>
+                <w:rFonts w:ascii="Calibri" w:hAnsi="Calibri"/>
+                <w:sz w:val="18"/>
               </w:rPr>
               <w:t xml:space="preserve">transactionService.record(...)</w:t>
             </w:r>
@@ -2629,39 +4049,83 @@
       </w:tr>
       <w:tr>
         <w:tc>
-          <w:tcPr/>
+          <w:tcPr>
+            <w:tcMar>
+              <w:top w:w="40" w:type="dxa"/>
+              <w:bottom w:w="40" w:type="dxa"/>
+              <w:left w:w="60" w:type="dxa"/>
+              <w:right w:w="60" w:type="dxa"/>
+            </w:tcMar>
+            <w:tcMar>
+              <w:top w:w="40" w:type="dxa"/>
+              <w:bottom w:w="40" w:type="dxa"/>
+              <w:left w:w="60" w:type="dxa"/>
+              <w:right w:w="60" w:type="dxa"/>
+            </w:tcMar>
+          </w:tcPr>
           <w:p>
             <w:pPr>
               <w:pStyle w:val="Compact"/>
+              <w:spacing w:before="0" w:after="40" w:line="264" w:lineRule="auto"/>
               <w:jc w:val="left"/>
             </w:pPr>
             <w:r>
+              <w:rPr>
+                <w:rFonts w:ascii="Calibri" w:hAnsi="Calibri"/>
+                <w:sz w:val="18"/>
+              </w:rPr>
               <w:t xml:space="preserve">Impact</w:t>
             </w:r>
           </w:p>
         </w:tc>
         <w:tc>
-          <w:tcPr/>
+          <w:tcPr>
+            <w:tcMar>
+              <w:top w:w="40" w:type="dxa"/>
+              <w:bottom w:w="40" w:type="dxa"/>
+              <w:left w:w="60" w:type="dxa"/>
+              <w:right w:w="60" w:type="dxa"/>
+            </w:tcMar>
+            <w:tcMar>
+              <w:top w:w="40" w:type="dxa"/>
+              <w:bottom w:w="40" w:type="dxa"/>
+              <w:left w:w="60" w:type="dxa"/>
+              <w:right w:w="60" w:type="dxa"/>
+            </w:tcMar>
+          </w:tcPr>
           <w:p>
             <w:pPr>
               <w:pStyle w:val="Compact"/>
+              <w:spacing w:before="0" w:after="40" w:line="264" w:lineRule="auto"/>
               <w:jc w:val="left"/>
             </w:pPr>
             <w:r>
+              <w:rPr>
+                <w:rFonts w:ascii="Calibri" w:hAnsi="Calibri"/>
+                <w:sz w:val="18"/>
+              </w:rPr>
               <w:t xml:space="preserve">Ledger table populated on deposit;</w:t>
             </w:r>
             <w:r>
+              <w:rPr>
+                <w:rFonts w:ascii="Calibri" w:hAnsi="Calibri"/>
+                <w:sz w:val="18"/>
+              </w:rPr>
               <w:t xml:space="preserve"> </w:t>
             </w:r>
             <w:r>
+              <w:rPr>
+                <w:rFonts w:ascii="Calibri" w:hAnsi="Calibri"/>
+                <w:sz w:val="18"/>
+              </w:rPr>
               <w:t xml:space="preserve">dashboard count still stub</w:t>
             </w:r>
           </w:p>
         </w:tc>
       </w:tr>
     </w:tbl>
-    <w:bookmarkEnd w:id="35"/>
-    <w:bookmarkStart w:id="36" w:name="requirement-change-account-number-format"/>
+    <w:bookmarkEnd w:id="36"/>
+    <w:bookmarkStart w:id="37" w:name="requirement-change-account-number-format"/>
     <w:p>
       <w:pPr>
         <w:pStyle w:val="Heading3"/>
@@ -2673,9 +4137,17 @@
     <w:tbl>
       <w:tblPr>
         <w:tblStyle w:val="Table"/>
-        <w:tblW w:type="pct" w:w="4897"/>
-        <w:tblLayout w:type="fixed"/>
+        <w:tblW w:type="pct" w:w="5000"/>
+        <w:tblLayout w:type="autofit"/>
         <w:tblLook w:firstRow="1" w:lastRow="0" w:firstColumn="0" w:lastColumn="0" w:noHBand="0" w:noVBand="0" w:val="0020"/>
+        <w:tblBorders>
+          <w:top w:val="single" w:sz="4" w:space="0" w:color="CBD5E0"/>
+          <w:left w:val="single" w:sz="4" w:space="0" w:color="CBD5E0"/>
+          <w:bottom w:val="single" w:sz="4" w:space="0" w:color="CBD5E0"/>
+          <w:right w:val="single" w:sz="4" w:space="0" w:color="CBD5E0"/>
+          <w:insideH w:val="single" w:sz="4" w:space="0" w:color="CBD5E0"/>
+          <w:insideV w:val="single" w:sz="4" w:space="0" w:color="CBD5E0"/>
+        </w:tblBorders>
       </w:tblPr>
       <w:tblGrid>
         <w:gridCol w:w="2122"/>
@@ -2686,25 +4158,67 @@
           <w:tblHeader w:val="on"/>
         </w:trPr>
         <w:tc>
-          <w:tcPr/>
+          <w:tcPr>
+            <w:tcMar>
+              <w:top w:w="40" w:type="dxa"/>
+              <w:bottom w:w="40" w:type="dxa"/>
+              <w:left w:w="60" w:type="dxa"/>
+              <w:right w:w="60" w:type="dxa"/>
+            </w:tcMar>
+            <w:shd w:fill="1A365D" w:val="clear"/>
+            <w:tcMar>
+              <w:top w:w="40" w:type="dxa"/>
+              <w:bottom w:w="40" w:type="dxa"/>
+              <w:left w:w="60" w:type="dxa"/>
+              <w:right w:w="60" w:type="dxa"/>
+            </w:tcMar>
+          </w:tcPr>
           <w:p>
             <w:pPr>
               <w:pStyle w:val="Compact"/>
+              <w:spacing w:before="0" w:after="40" w:line="264" w:lineRule="auto"/>
               <w:jc w:val="left"/>
             </w:pPr>
             <w:r>
+              <w:rPr>
+                <w:rFonts w:ascii="Calibri" w:hAnsi="Calibri"/>
+                <w:b/>
+                <w:color w:val="FFFFFF"/>
+                <w:sz w:val="18"/>
+              </w:rPr>
               <w:t xml:space="preserve">Item</w:t>
             </w:r>
           </w:p>
         </w:tc>
         <w:tc>
-          <w:tcPr/>
+          <w:tcPr>
+            <w:tcMar>
+              <w:top w:w="40" w:type="dxa"/>
+              <w:bottom w:w="40" w:type="dxa"/>
+              <w:left w:w="60" w:type="dxa"/>
+              <w:right w:w="60" w:type="dxa"/>
+            </w:tcMar>
+            <w:shd w:fill="1A365D" w:val="clear"/>
+            <w:tcMar>
+              <w:top w:w="40" w:type="dxa"/>
+              <w:bottom w:w="40" w:type="dxa"/>
+              <w:left w:w="60" w:type="dxa"/>
+              <w:right w:w="60" w:type="dxa"/>
+            </w:tcMar>
+          </w:tcPr>
           <w:p>
             <w:pPr>
               <w:pStyle w:val="Compact"/>
+              <w:spacing w:before="0" w:after="40" w:line="264" w:lineRule="auto"/>
               <w:jc w:val="left"/>
             </w:pPr>
             <w:r>
+              <w:rPr>
+                <w:rFonts w:ascii="Calibri" w:hAnsi="Calibri"/>
+                <w:b/>
+                <w:color w:val="FFFFFF"/>
+                <w:sz w:val="18"/>
+              </w:rPr>
               <w:t xml:space="preserve">Detail</w:t>
             </w:r>
           </w:p>
@@ -2712,39 +4226,83 @@
       </w:tr>
       <w:tr>
         <w:tc>
-          <w:tcPr/>
+          <w:tcPr>
+            <w:tcMar>
+              <w:top w:w="40" w:type="dxa"/>
+              <w:bottom w:w="40" w:type="dxa"/>
+              <w:left w:w="60" w:type="dxa"/>
+              <w:right w:w="60" w:type="dxa"/>
+            </w:tcMar>
+            <w:tcMar>
+              <w:top w:w="40" w:type="dxa"/>
+              <w:bottom w:w="40" w:type="dxa"/>
+              <w:left w:w="60" w:type="dxa"/>
+              <w:right w:w="60" w:type="dxa"/>
+            </w:tcMar>
+          </w:tcPr>
           <w:p>
             <w:pPr>
               <w:pStyle w:val="Compact"/>
+              <w:spacing w:before="0" w:after="40" w:line="264" w:lineRule="auto"/>
               <w:jc w:val="left"/>
             </w:pPr>
             <w:r>
+              <w:rPr>
+                <w:rFonts w:ascii="Calibri" w:hAnsi="Calibri"/>
+                <w:sz w:val="18"/>
+              </w:rPr>
               <w:t xml:space="preserve">Files</w:t>
             </w:r>
           </w:p>
         </w:tc>
         <w:tc>
-          <w:tcPr/>
+          <w:tcPr>
+            <w:tcMar>
+              <w:top w:w="40" w:type="dxa"/>
+              <w:bottom w:w="40" w:type="dxa"/>
+              <w:left w:w="60" w:type="dxa"/>
+              <w:right w:w="60" w:type="dxa"/>
+            </w:tcMar>
+            <w:tcMar>
+              <w:top w:w="40" w:type="dxa"/>
+              <w:bottom w:w="40" w:type="dxa"/>
+              <w:left w:w="60" w:type="dxa"/>
+              <w:right w:w="60" w:type="dxa"/>
+            </w:tcMar>
+          </w:tcPr>
           <w:p>
             <w:pPr>
               <w:pStyle w:val="Compact"/>
+              <w:spacing w:before="0" w:after="40" w:line="264" w:lineRule="auto"/>
               <w:jc w:val="left"/>
             </w:pPr>
             <w:r>
               <w:rPr>
                 <w:rStyle w:val="VerbatimChar"/>
+                <w:rFonts w:ascii="Calibri" w:hAnsi="Calibri"/>
+                <w:sz w:val="18"/>
               </w:rPr>
               <w:t xml:space="preserve">AccountNumberGenerator.java</w:t>
             </w:r>
             <w:r>
+              <w:rPr>
+                <w:rFonts w:ascii="Calibri" w:hAnsi="Calibri"/>
+                <w:sz w:val="18"/>
+              </w:rPr>
               <w:t xml:space="preserve">, possibly</w:t>
             </w:r>
             <w:r>
+              <w:rPr>
+                <w:rFonts w:ascii="Calibri" w:hAnsi="Calibri"/>
+                <w:sz w:val="18"/>
+              </w:rPr>
               <w:t xml:space="preserve"> </w:t>
             </w:r>
             <w:r>
               <w:rPr>
                 <w:rStyle w:val="VerbatimChar"/>
+                <w:rFonts w:ascii="Calibri" w:hAnsi="Calibri"/>
+                <w:sz w:val="18"/>
               </w:rPr>
               <w:t xml:space="preserve">AccountServiceImpl.openAccount</w:t>
             </w:r>
@@ -2753,27 +4311,61 @@
       </w:tr>
       <w:tr>
         <w:tc>
-          <w:tcPr/>
+          <w:tcPr>
+            <w:tcMar>
+              <w:top w:w="40" w:type="dxa"/>
+              <w:bottom w:w="40" w:type="dxa"/>
+              <w:left w:w="60" w:type="dxa"/>
+              <w:right w:w="60" w:type="dxa"/>
+            </w:tcMar>
+            <w:tcMar>
+              <w:top w:w="40" w:type="dxa"/>
+              <w:bottom w:w="40" w:type="dxa"/>
+              <w:left w:w="60" w:type="dxa"/>
+              <w:right w:w="60" w:type="dxa"/>
+            </w:tcMar>
+          </w:tcPr>
           <w:p>
             <w:pPr>
               <w:pStyle w:val="Compact"/>
+              <w:spacing w:before="0" w:after="40" w:line="264" w:lineRule="auto"/>
               <w:jc w:val="left"/>
             </w:pPr>
             <w:r>
+              <w:rPr>
+                <w:rFonts w:ascii="Calibri" w:hAnsi="Calibri"/>
+                <w:sz w:val="18"/>
+              </w:rPr>
               <w:t xml:space="preserve">Methods</w:t>
             </w:r>
           </w:p>
         </w:tc>
         <w:tc>
-          <w:tcPr/>
+          <w:tcPr>
+            <w:tcMar>
+              <w:top w:w="40" w:type="dxa"/>
+              <w:bottom w:w="40" w:type="dxa"/>
+              <w:left w:w="60" w:type="dxa"/>
+              <w:right w:w="60" w:type="dxa"/>
+            </w:tcMar>
+            <w:tcMar>
+              <w:top w:w="40" w:type="dxa"/>
+              <w:bottom w:w="40" w:type="dxa"/>
+              <w:left w:w="60" w:type="dxa"/>
+              <w:right w:w="60" w:type="dxa"/>
+            </w:tcMar>
+          </w:tcPr>
           <w:p>
             <w:pPr>
               <w:pStyle w:val="Compact"/>
+              <w:spacing w:before="0" w:after="40" w:line="264" w:lineRule="auto"/>
               <w:jc w:val="left"/>
             </w:pPr>
             <w:r>
               <w:rPr>
                 <w:rStyle w:val="VerbatimChar"/>
+                <w:rFonts w:ascii="Calibri" w:hAnsi="Calibri"/>
+                <w:sz w:val="18"/>
               </w:rPr>
               <w:t xml:space="preserve">generate(branchCode, accountType, ordinal, currency, checkDigit)</w:t>
             </w:r>
@@ -2782,33 +4374,69 @@
       </w:tr>
       <w:tr>
         <w:tc>
-          <w:tcPr/>
+          <w:tcPr>
+            <w:tcMar>
+              <w:top w:w="40" w:type="dxa"/>
+              <w:bottom w:w="40" w:type="dxa"/>
+              <w:left w:w="60" w:type="dxa"/>
+              <w:right w:w="60" w:type="dxa"/>
+            </w:tcMar>
+            <w:tcMar>
+              <w:top w:w="40" w:type="dxa"/>
+              <w:bottom w:w="40" w:type="dxa"/>
+              <w:left w:w="60" w:type="dxa"/>
+              <w:right w:w="60" w:type="dxa"/>
+            </w:tcMar>
+          </w:tcPr>
           <w:p>
             <w:pPr>
               <w:pStyle w:val="Compact"/>
+              <w:spacing w:before="0" w:after="40" w:line="264" w:lineRule="auto"/>
               <w:jc w:val="left"/>
             </w:pPr>
             <w:r>
+              <w:rPr>
+                <w:rFonts w:ascii="Calibri" w:hAnsi="Calibri"/>
+                <w:sz w:val="18"/>
+              </w:rPr>
               <w:t xml:space="preserve">Impact</w:t>
             </w:r>
           </w:p>
         </w:tc>
         <w:tc>
-          <w:tcPr/>
+          <w:tcPr>
+            <w:tcMar>
+              <w:top w:w="40" w:type="dxa"/>
+              <w:bottom w:w="40" w:type="dxa"/>
+              <w:left w:w="60" w:type="dxa"/>
+              <w:right w:w="60" w:type="dxa"/>
+            </w:tcMar>
+            <w:tcMar>
+              <w:top w:w="40" w:type="dxa"/>
+              <w:bottom w:w="40" w:type="dxa"/>
+              <w:left w:w="60" w:type="dxa"/>
+              <w:right w:w="60" w:type="dxa"/>
+            </w:tcMar>
+          </w:tcPr>
           <w:p>
             <w:pPr>
               <w:pStyle w:val="Compact"/>
+              <w:spacing w:before="0" w:after="40" w:line="264" w:lineRule="auto"/>
               <w:jc w:val="left"/>
             </w:pPr>
             <w:r>
+              <w:rPr>
+                <w:rFonts w:ascii="Calibri" w:hAnsi="Calibri"/>
+                <w:sz w:val="18"/>
+              </w:rPr>
               <w:t xml:space="preserve">Display/search only for new accounts; old numbers unchanged</w:t>
             </w:r>
           </w:p>
         </w:tc>
       </w:tr>
     </w:tbl>
-    <w:bookmarkEnd w:id="36"/>
-    <w:bookmarkStart w:id="37" w:name="Xf96c044538eda50df126737877c16c9f1430888"/>
+    <w:bookmarkEnd w:id="37"/>
+    <w:bookmarkStart w:id="38" w:name="Xf96c044538eda50df126737877c16c9f1430888"/>
     <w:p>
       <w:pPr>
         <w:pStyle w:val="Heading3"/>
@@ -2820,9 +4448,17 @@
     <w:tbl>
       <w:tblPr>
         <w:tblStyle w:val="Table"/>
-        <w:tblW w:type="pct" w:w="4306"/>
-        <w:tblLayout w:type="fixed"/>
+        <w:tblW w:type="pct" w:w="5000"/>
+        <w:tblLayout w:type="autofit"/>
         <w:tblLook w:firstRow="1" w:lastRow="0" w:firstColumn="0" w:lastColumn="0" w:noHBand="0" w:noVBand="0" w:val="0020"/>
+        <w:tblBorders>
+          <w:top w:val="single" w:sz="4" w:space="0" w:color="CBD5E0"/>
+          <w:left w:val="single" w:sz="4" w:space="0" w:color="CBD5E0"/>
+          <w:bottom w:val="single" w:sz="4" w:space="0" w:color="CBD5E0"/>
+          <w:right w:val="single" w:sz="4" w:space="0" w:color="CBD5E0"/>
+          <w:insideH w:val="single" w:sz="4" w:space="0" w:color="CBD5E0"/>
+          <w:insideV w:val="single" w:sz="4" w:space="0" w:color="CBD5E0"/>
+        </w:tblBorders>
       </w:tblPr>
       <w:tblGrid>
         <w:gridCol w:w="3410"/>
@@ -2833,25 +4469,67 @@
           <w:tblHeader w:val="on"/>
         </w:trPr>
         <w:tc>
-          <w:tcPr/>
+          <w:tcPr>
+            <w:tcMar>
+              <w:top w:w="40" w:type="dxa"/>
+              <w:bottom w:w="40" w:type="dxa"/>
+              <w:left w:w="60" w:type="dxa"/>
+              <w:right w:w="60" w:type="dxa"/>
+            </w:tcMar>
+            <w:shd w:fill="1A365D" w:val="clear"/>
+            <w:tcMar>
+              <w:top w:w="40" w:type="dxa"/>
+              <w:bottom w:w="40" w:type="dxa"/>
+              <w:left w:w="60" w:type="dxa"/>
+              <w:right w:w="60" w:type="dxa"/>
+            </w:tcMar>
+          </w:tcPr>
           <w:p>
             <w:pPr>
               <w:pStyle w:val="Compact"/>
+              <w:spacing w:before="0" w:after="40" w:line="264" w:lineRule="auto"/>
               <w:jc w:val="left"/>
             </w:pPr>
             <w:r>
+              <w:rPr>
+                <w:rFonts w:ascii="Calibri" w:hAnsi="Calibri"/>
+                <w:b/>
+                <w:color w:val="FFFFFF"/>
+                <w:sz w:val="18"/>
+              </w:rPr>
               <w:t xml:space="preserve">Item</w:t>
             </w:r>
           </w:p>
         </w:tc>
         <w:tc>
-          <w:tcPr/>
+          <w:tcPr>
+            <w:tcMar>
+              <w:top w:w="40" w:type="dxa"/>
+              <w:bottom w:w="40" w:type="dxa"/>
+              <w:left w:w="60" w:type="dxa"/>
+              <w:right w:w="60" w:type="dxa"/>
+            </w:tcMar>
+            <w:shd w:fill="1A365D" w:val="clear"/>
+            <w:tcMar>
+              <w:top w:w="40" w:type="dxa"/>
+              <w:bottom w:w="40" w:type="dxa"/>
+              <w:left w:w="60" w:type="dxa"/>
+              <w:right w:w="60" w:type="dxa"/>
+            </w:tcMar>
+          </w:tcPr>
           <w:p>
             <w:pPr>
               <w:pStyle w:val="Compact"/>
+              <w:spacing w:before="0" w:after="40" w:line="264" w:lineRule="auto"/>
               <w:jc w:val="left"/>
             </w:pPr>
             <w:r>
+              <w:rPr>
+                <w:rFonts w:ascii="Calibri" w:hAnsi="Calibri"/>
+                <w:b/>
+                <w:color w:val="FFFFFF"/>
+                <w:sz w:val="18"/>
+              </w:rPr>
               <w:t xml:space="preserve">Detail</w:t>
             </w:r>
           </w:p>
@@ -2859,27 +4537,61 @@
       </w:tr>
       <w:tr>
         <w:tc>
-          <w:tcPr/>
+          <w:tcPr>
+            <w:tcMar>
+              <w:top w:w="40" w:type="dxa"/>
+              <w:bottom w:w="40" w:type="dxa"/>
+              <w:left w:w="60" w:type="dxa"/>
+              <w:right w:w="60" w:type="dxa"/>
+            </w:tcMar>
+            <w:tcMar>
+              <w:top w:w="40" w:type="dxa"/>
+              <w:bottom w:w="40" w:type="dxa"/>
+              <w:left w:w="60" w:type="dxa"/>
+              <w:right w:w="60" w:type="dxa"/>
+            </w:tcMar>
+          </w:tcPr>
           <w:p>
             <w:pPr>
               <w:pStyle w:val="Compact"/>
+              <w:spacing w:before="0" w:after="40" w:line="264" w:lineRule="auto"/>
               <w:jc w:val="left"/>
             </w:pPr>
             <w:r>
+              <w:rPr>
+                <w:rFonts w:ascii="Calibri" w:hAnsi="Calibri"/>
+                <w:sz w:val="18"/>
+              </w:rPr>
               <w:t xml:space="preserve">Files</w:t>
             </w:r>
           </w:p>
         </w:tc>
         <w:tc>
-          <w:tcPr/>
+          <w:tcPr>
+            <w:tcMar>
+              <w:top w:w="40" w:type="dxa"/>
+              <w:bottom w:w="40" w:type="dxa"/>
+              <w:left w:w="60" w:type="dxa"/>
+              <w:right w:w="60" w:type="dxa"/>
+            </w:tcMar>
+            <w:tcMar>
+              <w:top w:w="40" w:type="dxa"/>
+              <w:bottom w:w="40" w:type="dxa"/>
+              <w:left w:w="60" w:type="dxa"/>
+              <w:right w:w="60" w:type="dxa"/>
+            </w:tcMar>
+          </w:tcPr>
           <w:p>
             <w:pPr>
               <w:pStyle w:val="Compact"/>
+              <w:spacing w:before="0" w:after="40" w:line="264" w:lineRule="auto"/>
               <w:jc w:val="left"/>
             </w:pPr>
             <w:r>
               <w:rPr>
                 <w:rStyle w:val="VerbatimChar"/>
+                <w:rFonts w:ascii="Calibri" w:hAnsi="Calibri"/>
+                <w:sz w:val="18"/>
               </w:rPr>
               <w:t xml:space="preserve">AccountServiceImpl.java</w:t>
             </w:r>
@@ -2888,34 +4600,76 @@
       </w:tr>
       <w:tr>
         <w:tc>
-          <w:tcPr/>
+          <w:tcPr>
+            <w:tcMar>
+              <w:top w:w="40" w:type="dxa"/>
+              <w:bottom w:w="40" w:type="dxa"/>
+              <w:left w:w="60" w:type="dxa"/>
+              <w:right w:w="60" w:type="dxa"/>
+            </w:tcMar>
+            <w:tcMar>
+              <w:top w:w="40" w:type="dxa"/>
+              <w:bottom w:w="40" w:type="dxa"/>
+              <w:left w:w="60" w:type="dxa"/>
+              <w:right w:w="60" w:type="dxa"/>
+            </w:tcMar>
+          </w:tcPr>
           <w:p>
             <w:pPr>
               <w:pStyle w:val="Compact"/>
+              <w:spacing w:before="0" w:after="40" w:line="264" w:lineRule="auto"/>
               <w:jc w:val="left"/>
             </w:pPr>
             <w:r>
+              <w:rPr>
+                <w:rFonts w:ascii="Calibri" w:hAnsi="Calibri"/>
+                <w:sz w:val="18"/>
+              </w:rPr>
               <w:t xml:space="preserve">Methods</w:t>
             </w:r>
           </w:p>
         </w:tc>
         <w:tc>
-          <w:tcPr/>
+          <w:tcPr>
+            <w:tcMar>
+              <w:top w:w="40" w:type="dxa"/>
+              <w:bottom w:w="40" w:type="dxa"/>
+              <w:left w:w="60" w:type="dxa"/>
+              <w:right w:w="60" w:type="dxa"/>
+            </w:tcMar>
+            <w:tcMar>
+              <w:top w:w="40" w:type="dxa"/>
+              <w:bottom w:w="40" w:type="dxa"/>
+              <w:left w:w="60" w:type="dxa"/>
+              <w:right w:w="60" w:type="dxa"/>
+            </w:tcMar>
+          </w:tcPr>
           <w:p>
             <w:pPr>
               <w:pStyle w:val="Compact"/>
+              <w:spacing w:before="0" w:after="40" w:line="264" w:lineRule="auto"/>
               <w:jc w:val="left"/>
             </w:pPr>
             <w:r>
               <w:rPr>
                 <w:rStyle w:val="VerbatimChar"/>
+                <w:rFonts w:ascii="Calibri" w:hAnsi="Calibri"/>
+                <w:sz w:val="18"/>
               </w:rPr>
               <w:t xml:space="preserve">deposit()</w:t>
             </w:r>
             <w:r>
+              <w:rPr>
+                <w:rFonts w:ascii="Calibri" w:hAnsi="Calibri"/>
+                <w:sz w:val="18"/>
+              </w:rPr>
               <w:t xml:space="preserve"> </w:t>
             </w:r>
             <w:r>
+              <w:rPr>
+                <w:rFonts w:ascii="Calibri" w:hAnsi="Calibri"/>
+                <w:sz w:val="18"/>
+              </w:rPr>
               <w:t xml:space="preserve">status check</w:t>
             </w:r>
           </w:p>
@@ -2923,39 +4677,83 @@
       </w:tr>
       <w:tr>
         <w:tc>
-          <w:tcPr/>
+          <w:tcPr>
+            <w:tcMar>
+              <w:top w:w="40" w:type="dxa"/>
+              <w:bottom w:w="40" w:type="dxa"/>
+              <w:left w:w="60" w:type="dxa"/>
+              <w:right w:w="60" w:type="dxa"/>
+            </w:tcMar>
+            <w:tcMar>
+              <w:top w:w="40" w:type="dxa"/>
+              <w:bottom w:w="40" w:type="dxa"/>
+              <w:left w:w="60" w:type="dxa"/>
+              <w:right w:w="60" w:type="dxa"/>
+            </w:tcMar>
+          </w:tcPr>
           <w:p>
             <w:pPr>
               <w:pStyle w:val="Compact"/>
+              <w:spacing w:before="0" w:after="40" w:line="264" w:lineRule="auto"/>
               <w:jc w:val="left"/>
             </w:pPr>
             <w:r>
+              <w:rPr>
+                <w:rFonts w:ascii="Calibri" w:hAnsi="Calibri"/>
+                <w:sz w:val="18"/>
+              </w:rPr>
               <w:t xml:space="preserve">Impact</w:t>
             </w:r>
           </w:p>
         </w:tc>
         <w:tc>
-          <w:tcPr/>
+          <w:tcPr>
+            <w:tcMar>
+              <w:top w:w="40" w:type="dxa"/>
+              <w:bottom w:w="40" w:type="dxa"/>
+              <w:left w:w="60" w:type="dxa"/>
+              <w:right w:w="60" w:type="dxa"/>
+            </w:tcMar>
+            <w:tcMar>
+              <w:top w:w="40" w:type="dxa"/>
+              <w:bottom w:w="40" w:type="dxa"/>
+              <w:left w:w="60" w:type="dxa"/>
+              <w:right w:w="60" w:type="dxa"/>
+            </w:tcMar>
+          </w:tcPr>
           <w:p>
             <w:pPr>
               <w:pStyle w:val="Compact"/>
+              <w:spacing w:before="0" w:after="40" w:line="264" w:lineRule="auto"/>
               <w:jc w:val="left"/>
             </w:pPr>
             <w:r>
+              <w:rPr>
+                <w:rFonts w:ascii="Calibri" w:hAnsi="Calibri"/>
+                <w:sz w:val="18"/>
+              </w:rPr>
               <w:t xml:space="preserve">Status rules doc; UI Deposit</w:t>
             </w:r>
             <w:r>
+              <w:rPr>
+                <w:rFonts w:ascii="Calibri" w:hAnsi="Calibri"/>
+                <w:sz w:val="18"/>
+              </w:rPr>
               <w:t xml:space="preserve"> </w:t>
             </w:r>
             <w:r>
+              <w:rPr>
+                <w:rFonts w:ascii="Calibri" w:hAnsi="Calibri"/>
+                <w:sz w:val="18"/>
+              </w:rPr>
               <w:t xml:space="preserve">button enablement</w:t>
             </w:r>
           </w:p>
         </w:tc>
       </w:tr>
     </w:tbl>
-    <w:bookmarkEnd w:id="37"/>
-    <w:bookmarkStart w:id="38" w:name="call-hierarchy-open-account"/>
+    <w:bookmarkEnd w:id="38"/>
+    <w:bookmarkStart w:id="39" w:name="call-hierarchy-open-account"/>
     <w:p>
       <w:pPr>
         <w:pStyle w:val="Heading3"/>
@@ -3083,8 +4881,8 @@
         <w:t xml:space="preserve">AccountRepository.save()</w:t>
       </w:r>
     </w:p>
-    <w:bookmarkEnd w:id="38"/>
-    <w:bookmarkStart w:id="39" w:name="call-hierarchy-deposit"/>
+    <w:bookmarkEnd w:id="39"/>
+    <w:bookmarkStart w:id="40" w:name="call-hierarchy-deposit"/>
     <w:p>
       <w:pPr>
         <w:pStyle w:val="Heading3"/>
@@ -3194,8 +4992,8 @@
         <w:t xml:space="preserve">Kafka → NotificationEventConsumer → email (SMTP/SendGrid)</w:t>
       </w:r>
     </w:p>
-    <w:bookmarkEnd w:id="39"/>
     <w:bookmarkEnd w:id="40"/>
+    <w:bookmarkEnd w:id="41"/>
     <w:sectPr>
       <w:pgSz w:h="16838" w:w="11906"/>
       <w:pgMar w:bottom="1134" w:footer="720" w:gutter="0" w:header="720" w:left="1247" w:right="1247" w:top="1134"/>
